--- a/guj/docx/004.content.docx
+++ b/guj/docx/004.content.docx
@@ -375,90 +375,66 @@
           <w:lang w:val="gu_IN" w:bidi="gu_IN"/>
         </w:rPr>
       </w:r>
-      <w:hyperlink r:id="rId13">
-        <w:r>
-          <w:rPr>
-            <w:lang w:val="gu_IN" w:bidi="gu_IN"/>
-          </w:rPr>
-          <w:rPr>
-            <w:color w:val="0000EE"/>
-            <w:u w:val="single"/>
-          </w:rPr>
-          <w:t>2 તિમોથી 3:10–13</w:t>
-        </w:r>
-      </w:hyperlink>
-    </w:p>
-    <w:p>
-      <w:pPr>
-        <w:pStyle w:val="ListBullet"/>
-        <w:spacing w:line="240" w:lineRule="auto"/>
-        <w:ind w:left="720"/>
-      </w:pPr>
-      <w:r>
-        <w:rPr>
-          <w:lang w:val="gu_IN" w:bidi="gu_IN"/>
-        </w:rPr>
-      </w:r>
-      <w:hyperlink r:id="rId14">
-        <w:r>
-          <w:rPr>
-            <w:lang w:val="gu_IN" w:bidi="gu_IN"/>
-          </w:rPr>
-          <w:rPr>
-            <w:color w:val="0000EE"/>
-            <w:u w:val="single"/>
-          </w:rPr>
-          <w:t>પ્રેરિતો 14:1–2</w:t>
-        </w:r>
-      </w:hyperlink>
-    </w:p>
-    <w:p>
-      <w:pPr>
-        <w:pStyle w:val="ListBullet"/>
-        <w:spacing w:line="240" w:lineRule="auto"/>
-        <w:ind w:left="720"/>
-      </w:pPr>
-      <w:r>
-        <w:rPr>
-          <w:lang w:val="gu_IN" w:bidi="gu_IN"/>
-        </w:rPr>
-      </w:r>
-      <w:hyperlink r:id="rId15">
-        <w:r>
-          <w:rPr>
-            <w:lang w:val="gu_IN" w:bidi="gu_IN"/>
-          </w:rPr>
-          <w:rPr>
-            <w:color w:val="0000EE"/>
-            <w:u w:val="single"/>
-          </w:rPr>
-          <w:t>પ્રેરિતો 14:19–20</w:t>
-        </w:r>
-      </w:hyperlink>
-    </w:p>
-    <w:p>
-      <w:pPr>
-        <w:pStyle w:val="ListBullet"/>
-        <w:spacing w:line="240" w:lineRule="auto"/>
-        <w:ind w:left="720"/>
-      </w:pPr>
-      <w:r>
-        <w:rPr>
-          <w:lang w:val="gu_IN" w:bidi="gu_IN"/>
-        </w:rPr>
-      </w:r>
-      <w:hyperlink r:id="rId16">
-        <w:r>
-          <w:rPr>
-            <w:lang w:val="gu_IN" w:bidi="gu_IN"/>
-          </w:rPr>
-          <w:rPr>
-            <w:color w:val="0000EE"/>
-            <w:u w:val="single"/>
-          </w:rPr>
-          <w:t>પ્રેરિતો 16:1–3</w:t>
-        </w:r>
-      </w:hyperlink>
+      <w:r>
+        <w:rPr>
+          <w:lang w:val="gu_IN" w:bidi="gu_IN"/>
+        </w:rPr>
+        <w:t>2 તિમોથી 3:10–13</w:t>
+      </w:r>
+    </w:p>
+    <w:p>
+      <w:pPr>
+        <w:pStyle w:val="ListBullet"/>
+        <w:spacing w:line="240" w:lineRule="auto"/>
+        <w:ind w:left="720"/>
+      </w:pPr>
+      <w:r>
+        <w:rPr>
+          <w:lang w:val="gu_IN" w:bidi="gu_IN"/>
+        </w:rPr>
+      </w:r>
+      <w:r>
+        <w:rPr>
+          <w:lang w:val="gu_IN" w:bidi="gu_IN"/>
+        </w:rPr>
+        <w:t>પ્રેરિતો 14:1–2</w:t>
+      </w:r>
+    </w:p>
+    <w:p>
+      <w:pPr>
+        <w:pStyle w:val="ListBullet"/>
+        <w:spacing w:line="240" w:lineRule="auto"/>
+        <w:ind w:left="720"/>
+      </w:pPr>
+      <w:r>
+        <w:rPr>
+          <w:lang w:val="gu_IN" w:bidi="gu_IN"/>
+        </w:rPr>
+      </w:r>
+      <w:r>
+        <w:rPr>
+          <w:lang w:val="gu_IN" w:bidi="gu_IN"/>
+        </w:rPr>
+        <w:t>પ્રેરિતો 14:19–20</w:t>
+      </w:r>
+    </w:p>
+    <w:p>
+      <w:pPr>
+        <w:pStyle w:val="ListBullet"/>
+        <w:spacing w:line="240" w:lineRule="auto"/>
+        <w:ind w:left="720"/>
+      </w:pPr>
+      <w:r>
+        <w:rPr>
+          <w:lang w:val="gu_IN" w:bidi="gu_IN"/>
+        </w:rPr>
+      </w:r>
+      <w:r>
+        <w:rPr>
+          <w:lang w:val="gu_IN" w:bidi="gu_IN"/>
+        </w:rPr>
+        <w:t>પ્રેરિતો 16:1–3</w:t>
+      </w:r>
     </w:p>
     <w:p>
       <w:pPr>
@@ -809,186 +785,138 @@
           <w:lang w:val="gu_IN" w:bidi="gu_IN"/>
         </w:rPr>
       </w:r>
-      <w:hyperlink r:id="rId17">
-        <w:r>
-          <w:rPr>
-            <w:lang w:val="gu_IN" w:bidi="gu_IN"/>
-          </w:rPr>
-          <w:rPr>
-            <w:color w:val="0000EE"/>
-            <w:u w:val="single"/>
-          </w:rPr>
-          <w:t>પ્રેરિતો 7:11–13</w:t>
-        </w:r>
-      </w:hyperlink>
-    </w:p>
-    <w:p>
-      <w:pPr>
-        <w:pStyle w:val="ListBullet"/>
-        <w:spacing w:line="240" w:lineRule="auto"/>
-        <w:ind w:left="720"/>
-      </w:pPr>
-      <w:r>
-        <w:rPr>
-          <w:lang w:val="gu_IN" w:bidi="gu_IN"/>
-        </w:rPr>
-      </w:r>
-      <w:hyperlink r:id="rId18">
-        <w:r>
-          <w:rPr>
-            <w:lang w:val="gu_IN" w:bidi="gu_IN"/>
-          </w:rPr>
-          <w:rPr>
-            <w:color w:val="0000EE"/>
-            <w:u w:val="single"/>
-          </w:rPr>
-          <w:t>પ્રેરિતો 7:44–46</w:t>
-        </w:r>
-      </w:hyperlink>
-    </w:p>
-    <w:p>
-      <w:pPr>
-        <w:pStyle w:val="ListBullet"/>
-        <w:spacing w:line="240" w:lineRule="auto"/>
-        <w:ind w:left="720"/>
-      </w:pPr>
-      <w:r>
-        <w:rPr>
-          <w:lang w:val="gu_IN" w:bidi="gu_IN"/>
-        </w:rPr>
-      </w:r>
-      <w:hyperlink r:id="rId19">
-        <w:r>
-          <w:rPr>
-            <w:lang w:val="gu_IN" w:bidi="gu_IN"/>
-          </w:rPr>
-          <w:rPr>
-            <w:color w:val="0000EE"/>
-            <w:u w:val="single"/>
-          </w:rPr>
-          <w:t>ઉત્પત્તિ 25:24–26</w:t>
-        </w:r>
-      </w:hyperlink>
-    </w:p>
-    <w:p>
-      <w:pPr>
-        <w:pStyle w:val="ListBullet"/>
-        <w:spacing w:line="240" w:lineRule="auto"/>
-        <w:ind w:left="720"/>
-      </w:pPr>
-      <w:r>
-        <w:rPr>
-          <w:lang w:val="gu_IN" w:bidi="gu_IN"/>
-        </w:rPr>
-      </w:r>
-      <w:hyperlink r:id="rId20">
-        <w:r>
-          <w:rPr>
-            <w:lang w:val="gu_IN" w:bidi="gu_IN"/>
-          </w:rPr>
-          <w:rPr>
-            <w:color w:val="0000EE"/>
-            <w:u w:val="single"/>
-          </w:rPr>
-          <w:t>ઉત્પત્તિ 29:1–3</w:t>
-        </w:r>
-      </w:hyperlink>
-    </w:p>
-    <w:p>
-      <w:pPr>
-        <w:pStyle w:val="ListBullet"/>
-        <w:spacing w:line="240" w:lineRule="auto"/>
-        <w:ind w:left="720"/>
-      </w:pPr>
-      <w:r>
-        <w:rPr>
-          <w:lang w:val="gu_IN" w:bidi="gu_IN"/>
-        </w:rPr>
-      </w:r>
-      <w:hyperlink r:id="rId21">
-        <w:r>
-          <w:rPr>
-            <w:lang w:val="gu_IN" w:bidi="gu_IN"/>
-          </w:rPr>
-          <w:rPr>
-            <w:color w:val="0000EE"/>
-            <w:u w:val="single"/>
-          </w:rPr>
-          <w:t>ઉત્પત્તિ 32:1–2</w:t>
-        </w:r>
-      </w:hyperlink>
-    </w:p>
-    <w:p>
-      <w:pPr>
-        <w:pStyle w:val="ListBullet"/>
-        <w:spacing w:line="240" w:lineRule="auto"/>
-        <w:ind w:left="720"/>
-      </w:pPr>
-      <w:r>
-        <w:rPr>
-          <w:lang w:val="gu_IN" w:bidi="gu_IN"/>
-        </w:rPr>
-      </w:r>
-      <w:hyperlink r:id="rId22">
-        <w:r>
-          <w:rPr>
-            <w:lang w:val="gu_IN" w:bidi="gu_IN"/>
-          </w:rPr>
-          <w:rPr>
-            <w:color w:val="0000EE"/>
-            <w:u w:val="single"/>
-          </w:rPr>
-          <w:t>યોહાન 4:4–5</w:t>
-        </w:r>
-      </w:hyperlink>
-    </w:p>
-    <w:p>
-      <w:pPr>
-        <w:pStyle w:val="ListBullet"/>
-        <w:spacing w:line="240" w:lineRule="auto"/>
-        <w:ind w:left="720"/>
-      </w:pPr>
-      <w:r>
-        <w:rPr>
-          <w:lang w:val="gu_IN" w:bidi="gu_IN"/>
-        </w:rPr>
-      </w:r>
-      <w:hyperlink r:id="rId23">
-        <w:r>
-          <w:rPr>
-            <w:lang w:val="gu_IN" w:bidi="gu_IN"/>
-          </w:rPr>
-          <w:rPr>
-            <w:color w:val="0000EE"/>
-            <w:u w:val="single"/>
-          </w:rPr>
-          <w:t>માથ્થી 8:11–13</w:t>
-        </w:r>
-      </w:hyperlink>
-    </w:p>
-    <w:p>
-      <w:pPr>
-        <w:pStyle w:val="ListBullet"/>
-        <w:spacing w:line="240" w:lineRule="auto"/>
-        <w:ind w:left="720"/>
-      </w:pPr>
-      <w:r>
-        <w:rPr>
-          <w:lang w:val="gu_IN" w:bidi="gu_IN"/>
-        </w:rPr>
-      </w:r>
-      <w:hyperlink r:id="rId24">
-        <w:r>
-          <w:rPr>
-            <w:lang w:val="gu_IN" w:bidi="gu_IN"/>
-          </w:rPr>
-          <w:rPr>
-            <w:color w:val="0000EE"/>
-            <w:u w:val="single"/>
-          </w:rPr>
-          <w:t>માથ્થી 22:31–33</w:t>
-        </w:r>
-      </w:hyperlink>
+      <w:r>
+        <w:rPr>
+          <w:lang w:val="gu_IN" w:bidi="gu_IN"/>
+        </w:rPr>
+        <w:t>પ્રેરિતો 7:11–13</w:t>
+      </w:r>
+    </w:p>
+    <w:p>
+      <w:pPr>
+        <w:pStyle w:val="ListBullet"/>
+        <w:spacing w:line="240" w:lineRule="auto"/>
+        <w:ind w:left="720"/>
+      </w:pPr>
+      <w:r>
+        <w:rPr>
+          <w:lang w:val="gu_IN" w:bidi="gu_IN"/>
+        </w:rPr>
+      </w:r>
+      <w:r>
+        <w:rPr>
+          <w:lang w:val="gu_IN" w:bidi="gu_IN"/>
+        </w:rPr>
+        <w:t>પ્રેરિતો 7:44–46</w:t>
+      </w:r>
+    </w:p>
+    <w:p>
+      <w:pPr>
+        <w:pStyle w:val="ListBullet"/>
+        <w:spacing w:line="240" w:lineRule="auto"/>
+        <w:ind w:left="720"/>
+      </w:pPr>
+      <w:r>
+        <w:rPr>
+          <w:lang w:val="gu_IN" w:bidi="gu_IN"/>
+        </w:rPr>
+      </w:r>
+      <w:r>
+        <w:rPr>
+          <w:lang w:val="gu_IN" w:bidi="gu_IN"/>
+        </w:rPr>
+        <w:t>ઉત્પત્તિ 25:24–26</w:t>
+      </w:r>
+    </w:p>
+    <w:p>
+      <w:pPr>
+        <w:pStyle w:val="ListBullet"/>
+        <w:spacing w:line="240" w:lineRule="auto"/>
+        <w:ind w:left="720"/>
+      </w:pPr>
+      <w:r>
+        <w:rPr>
+          <w:lang w:val="gu_IN" w:bidi="gu_IN"/>
+        </w:rPr>
+      </w:r>
+      <w:r>
+        <w:rPr>
+          <w:lang w:val="gu_IN" w:bidi="gu_IN"/>
+        </w:rPr>
+        <w:t>ઉત્પત્તિ 29:1–3</w:t>
+      </w:r>
+    </w:p>
+    <w:p>
+      <w:pPr>
+        <w:pStyle w:val="ListBullet"/>
+        <w:spacing w:line="240" w:lineRule="auto"/>
+        <w:ind w:left="720"/>
+      </w:pPr>
+      <w:r>
+        <w:rPr>
+          <w:lang w:val="gu_IN" w:bidi="gu_IN"/>
+        </w:rPr>
+      </w:r>
+      <w:r>
+        <w:rPr>
+          <w:lang w:val="gu_IN" w:bidi="gu_IN"/>
+        </w:rPr>
+        <w:t>ઉત્પત્તિ 32:1–2</w:t>
+      </w:r>
+    </w:p>
+    <w:p>
+      <w:pPr>
+        <w:pStyle w:val="ListBullet"/>
+        <w:spacing w:line="240" w:lineRule="auto"/>
+        <w:ind w:left="720"/>
+      </w:pPr>
+      <w:r>
+        <w:rPr>
+          <w:lang w:val="gu_IN" w:bidi="gu_IN"/>
+        </w:rPr>
+      </w:r>
+      <w:r>
+        <w:rPr>
+          <w:lang w:val="gu_IN" w:bidi="gu_IN"/>
+        </w:rPr>
+        <w:t>યોહાન 4:4–5</w:t>
+      </w:r>
+    </w:p>
+    <w:p>
+      <w:pPr>
+        <w:pStyle w:val="ListBullet"/>
+        <w:spacing w:line="240" w:lineRule="auto"/>
+        <w:ind w:left="720"/>
+      </w:pPr>
+      <w:r>
+        <w:rPr>
+          <w:lang w:val="gu_IN" w:bidi="gu_IN"/>
+        </w:rPr>
+      </w:r>
+      <w:r>
+        <w:rPr>
+          <w:lang w:val="gu_IN" w:bidi="gu_IN"/>
+        </w:rPr>
+        <w:t>માથ્થી 8:11–13</w:t>
+      </w:r>
+    </w:p>
+    <w:p>
+      <w:pPr>
+        <w:pStyle w:val="ListBullet"/>
+        <w:spacing w:line="240" w:lineRule="auto"/>
+        <w:ind w:left="720"/>
+      </w:pPr>
+      <w:r>
+        <w:rPr>
+          <w:lang w:val="gu_IN" w:bidi="gu_IN"/>
+        </w:rPr>
+      </w:r>
+      <w:r>
+        <w:rPr>
+          <w:lang w:val="gu_IN" w:bidi="gu_IN"/>
+        </w:rPr>
+        <w:t>માથ્થી 22:31–33</w:t>
+      </w:r>
     </w:p>
     <w:p>
       <w:pPr>
@@ -1506,258 +1434,192 @@
           <w:lang w:val="gu_IN" w:bidi="gu_IN"/>
         </w:rPr>
       </w:r>
-      <w:hyperlink r:id="rId25">
-        <w:r>
-          <w:rPr>
-            <w:lang w:val="gu_IN" w:bidi="gu_IN"/>
-          </w:rPr>
-          <w:rPr>
-            <w:color w:val="0000EE"/>
-            <w:u w:val="single"/>
-          </w:rPr>
-          <w:t>1 કાળવૃતાંત 10:1–3</w:t>
-        </w:r>
-      </w:hyperlink>
-    </w:p>
-    <w:p>
-      <w:pPr>
-        <w:pStyle w:val="ListBullet"/>
-        <w:spacing w:line="240" w:lineRule="auto"/>
-        <w:ind w:left="720"/>
-      </w:pPr>
-      <w:r>
-        <w:rPr>
-          <w:lang w:val="gu_IN" w:bidi="gu_IN"/>
-        </w:rPr>
-      </w:r>
-      <w:hyperlink r:id="rId26">
-        <w:r>
-          <w:rPr>
-            <w:lang w:val="gu_IN" w:bidi="gu_IN"/>
-          </w:rPr>
-          <w:rPr>
-            <w:color w:val="0000EE"/>
-            <w:u w:val="single"/>
-          </w:rPr>
-          <w:t>1 રાજા 8:1–2</w:t>
-        </w:r>
-      </w:hyperlink>
-    </w:p>
-    <w:p>
-      <w:pPr>
-        <w:pStyle w:val="ListBullet"/>
-        <w:spacing w:line="240" w:lineRule="auto"/>
-        <w:ind w:left="720"/>
-      </w:pPr>
-      <w:r>
-        <w:rPr>
-          <w:lang w:val="gu_IN" w:bidi="gu_IN"/>
-        </w:rPr>
-      </w:r>
-      <w:hyperlink r:id="rId27">
-        <w:r>
-          <w:rPr>
-            <w:lang w:val="gu_IN" w:bidi="gu_IN"/>
-          </w:rPr>
-          <w:rPr>
-            <w:color w:val="0000EE"/>
-            <w:u w:val="single"/>
-          </w:rPr>
-          <w:t>પ્રેરિતો 2:34–36</w:t>
-        </w:r>
-      </w:hyperlink>
-    </w:p>
-    <w:p>
-      <w:pPr>
-        <w:pStyle w:val="ListBullet"/>
-        <w:spacing w:line="240" w:lineRule="auto"/>
-        <w:ind w:left="720"/>
-      </w:pPr>
-      <w:r>
-        <w:rPr>
-          <w:lang w:val="gu_IN" w:bidi="gu_IN"/>
-        </w:rPr>
-      </w:r>
-      <w:hyperlink r:id="rId28">
-        <w:r>
-          <w:rPr>
-            <w:lang w:val="gu_IN" w:bidi="gu_IN"/>
-          </w:rPr>
-          <w:rPr>
-            <w:color w:val="0000EE"/>
-            <w:u w:val="single"/>
-          </w:rPr>
-          <w:t>પ્રેરિતો 7:22–25</w:t>
-        </w:r>
-      </w:hyperlink>
-    </w:p>
-    <w:p>
-      <w:pPr>
-        <w:pStyle w:val="ListBullet"/>
-        <w:spacing w:line="240" w:lineRule="auto"/>
-        <w:ind w:left="720"/>
-      </w:pPr>
-      <w:r>
-        <w:rPr>
-          <w:lang w:val="gu_IN" w:bidi="gu_IN"/>
-        </w:rPr>
-      </w:r>
-      <w:hyperlink r:id="rId29">
-        <w:r>
-          <w:rPr>
-            <w:lang w:val="gu_IN" w:bidi="gu_IN"/>
-          </w:rPr>
-          <w:rPr>
-            <w:color w:val="0000EE"/>
-            <w:u w:val="single"/>
-          </w:rPr>
-          <w:t>પ્રેરિતો 13:23–25</w:t>
-        </w:r>
-      </w:hyperlink>
-    </w:p>
-    <w:p>
-      <w:pPr>
-        <w:pStyle w:val="ListBullet"/>
-        <w:spacing w:line="240" w:lineRule="auto"/>
-        <w:ind w:left="720"/>
-      </w:pPr>
-      <w:r>
-        <w:rPr>
-          <w:lang w:val="gu_IN" w:bidi="gu_IN"/>
-        </w:rPr>
-      </w:r>
-      <w:hyperlink r:id="rId30">
-        <w:r>
-          <w:rPr>
-            <w:lang w:val="gu_IN" w:bidi="gu_IN"/>
-          </w:rPr>
-          <w:rPr>
-            <w:color w:val="0000EE"/>
-            <w:u w:val="single"/>
-          </w:rPr>
-          <w:t>યોહાન 1:49–51</w:t>
-        </w:r>
-      </w:hyperlink>
-    </w:p>
-    <w:p>
-      <w:pPr>
-        <w:pStyle w:val="ListBullet"/>
-        <w:spacing w:line="240" w:lineRule="auto"/>
-        <w:ind w:left="720"/>
-      </w:pPr>
-      <w:r>
-        <w:rPr>
-          <w:lang w:val="gu_IN" w:bidi="gu_IN"/>
-        </w:rPr>
-      </w:r>
-      <w:hyperlink r:id="rId31">
-        <w:r>
-          <w:rPr>
-            <w:lang w:val="gu_IN" w:bidi="gu_IN"/>
-          </w:rPr>
-          <w:rPr>
-            <w:color w:val="0000EE"/>
-            <w:u w:val="single"/>
-          </w:rPr>
-          <w:t>લૂક 24:21</w:t>
-        </w:r>
-      </w:hyperlink>
-    </w:p>
-    <w:p>
-      <w:pPr>
-        <w:pStyle w:val="ListBullet"/>
-        <w:spacing w:line="240" w:lineRule="auto"/>
-        <w:ind w:left="720"/>
-      </w:pPr>
-      <w:r>
-        <w:rPr>
-          <w:lang w:val="gu_IN" w:bidi="gu_IN"/>
-        </w:rPr>
-      </w:r>
-      <w:hyperlink r:id="rId32">
-        <w:r>
-          <w:rPr>
-            <w:lang w:val="gu_IN" w:bidi="gu_IN"/>
-          </w:rPr>
-          <w:rPr>
-            <w:color w:val="0000EE"/>
-            <w:u w:val="single"/>
-          </w:rPr>
-          <w:t>માર્ક 12:28–31</w:t>
-        </w:r>
-      </w:hyperlink>
-    </w:p>
-    <w:p>
-      <w:pPr>
-        <w:pStyle w:val="ListBullet"/>
-        <w:spacing w:line="240" w:lineRule="auto"/>
-        <w:ind w:left="720"/>
-      </w:pPr>
-      <w:r>
-        <w:rPr>
-          <w:lang w:val="gu_IN" w:bidi="gu_IN"/>
-        </w:rPr>
-      </w:r>
-      <w:hyperlink r:id="rId33">
-        <w:r>
-          <w:rPr>
-            <w:lang w:val="gu_IN" w:bidi="gu_IN"/>
-          </w:rPr>
-          <w:rPr>
-            <w:color w:val="0000EE"/>
-            <w:u w:val="single"/>
-          </w:rPr>
-          <w:t>માથ્થી 2:4–6</w:t>
-        </w:r>
-      </w:hyperlink>
-    </w:p>
-    <w:p>
-      <w:pPr>
-        <w:pStyle w:val="ListBullet"/>
-        <w:spacing w:line="240" w:lineRule="auto"/>
-        <w:ind w:left="720"/>
-      </w:pPr>
-      <w:r>
-        <w:rPr>
-          <w:lang w:val="gu_IN" w:bidi="gu_IN"/>
-        </w:rPr>
-      </w:r>
-      <w:hyperlink r:id="rId34">
-        <w:r>
-          <w:rPr>
-            <w:lang w:val="gu_IN" w:bidi="gu_IN"/>
-          </w:rPr>
-          <w:rPr>
-            <w:color w:val="0000EE"/>
-            <w:u w:val="single"/>
-          </w:rPr>
-          <w:t>માથ્થી 27:9–10</w:t>
-        </w:r>
-      </w:hyperlink>
-    </w:p>
-    <w:p>
-      <w:pPr>
-        <w:pStyle w:val="ListBullet"/>
-        <w:spacing w:line="240" w:lineRule="auto"/>
-        <w:ind w:left="720"/>
-      </w:pPr>
-      <w:r>
-        <w:rPr>
-          <w:lang w:val="gu_IN" w:bidi="gu_IN"/>
-        </w:rPr>
-      </w:r>
-      <w:hyperlink r:id="rId35">
-        <w:r>
-          <w:rPr>
-            <w:lang w:val="gu_IN" w:bidi="gu_IN"/>
-          </w:rPr>
-          <w:rPr>
-            <w:color w:val="0000EE"/>
-            <w:u w:val="single"/>
-          </w:rPr>
-          <w:t>ફિલિપ્પી 3:4–5</w:t>
-        </w:r>
-      </w:hyperlink>
+      <w:r>
+        <w:rPr>
+          <w:lang w:val="gu_IN" w:bidi="gu_IN"/>
+        </w:rPr>
+        <w:t>1 કાળવૃતાંત 10:1–3</w:t>
+      </w:r>
+    </w:p>
+    <w:p>
+      <w:pPr>
+        <w:pStyle w:val="ListBullet"/>
+        <w:spacing w:line="240" w:lineRule="auto"/>
+        <w:ind w:left="720"/>
+      </w:pPr>
+      <w:r>
+        <w:rPr>
+          <w:lang w:val="gu_IN" w:bidi="gu_IN"/>
+        </w:rPr>
+      </w:r>
+      <w:r>
+        <w:rPr>
+          <w:lang w:val="gu_IN" w:bidi="gu_IN"/>
+        </w:rPr>
+        <w:t>1 રાજા 8:1–2</w:t>
+      </w:r>
+    </w:p>
+    <w:p>
+      <w:pPr>
+        <w:pStyle w:val="ListBullet"/>
+        <w:spacing w:line="240" w:lineRule="auto"/>
+        <w:ind w:left="720"/>
+      </w:pPr>
+      <w:r>
+        <w:rPr>
+          <w:lang w:val="gu_IN" w:bidi="gu_IN"/>
+        </w:rPr>
+      </w:r>
+      <w:r>
+        <w:rPr>
+          <w:lang w:val="gu_IN" w:bidi="gu_IN"/>
+        </w:rPr>
+        <w:t>પ્રેરિતો 2:34–36</w:t>
+      </w:r>
+    </w:p>
+    <w:p>
+      <w:pPr>
+        <w:pStyle w:val="ListBullet"/>
+        <w:spacing w:line="240" w:lineRule="auto"/>
+        <w:ind w:left="720"/>
+      </w:pPr>
+      <w:r>
+        <w:rPr>
+          <w:lang w:val="gu_IN" w:bidi="gu_IN"/>
+        </w:rPr>
+      </w:r>
+      <w:r>
+        <w:rPr>
+          <w:lang w:val="gu_IN" w:bidi="gu_IN"/>
+        </w:rPr>
+        <w:t>પ્રેરિતો 7:22–25</w:t>
+      </w:r>
+    </w:p>
+    <w:p>
+      <w:pPr>
+        <w:pStyle w:val="ListBullet"/>
+        <w:spacing w:line="240" w:lineRule="auto"/>
+        <w:ind w:left="720"/>
+      </w:pPr>
+      <w:r>
+        <w:rPr>
+          <w:lang w:val="gu_IN" w:bidi="gu_IN"/>
+        </w:rPr>
+      </w:r>
+      <w:r>
+        <w:rPr>
+          <w:lang w:val="gu_IN" w:bidi="gu_IN"/>
+        </w:rPr>
+        <w:t>પ્રેરિતો 13:23–25</w:t>
+      </w:r>
+    </w:p>
+    <w:p>
+      <w:pPr>
+        <w:pStyle w:val="ListBullet"/>
+        <w:spacing w:line="240" w:lineRule="auto"/>
+        <w:ind w:left="720"/>
+      </w:pPr>
+      <w:r>
+        <w:rPr>
+          <w:lang w:val="gu_IN" w:bidi="gu_IN"/>
+        </w:rPr>
+      </w:r>
+      <w:r>
+        <w:rPr>
+          <w:lang w:val="gu_IN" w:bidi="gu_IN"/>
+        </w:rPr>
+        <w:t>યોહાન 1:49–51</w:t>
+      </w:r>
+    </w:p>
+    <w:p>
+      <w:pPr>
+        <w:pStyle w:val="ListBullet"/>
+        <w:spacing w:line="240" w:lineRule="auto"/>
+        <w:ind w:left="720"/>
+      </w:pPr>
+      <w:r>
+        <w:rPr>
+          <w:lang w:val="gu_IN" w:bidi="gu_IN"/>
+        </w:rPr>
+      </w:r>
+      <w:r>
+        <w:rPr>
+          <w:lang w:val="gu_IN" w:bidi="gu_IN"/>
+        </w:rPr>
+        <w:t>લૂક 24:21</w:t>
+      </w:r>
+    </w:p>
+    <w:p>
+      <w:pPr>
+        <w:pStyle w:val="ListBullet"/>
+        <w:spacing w:line="240" w:lineRule="auto"/>
+        <w:ind w:left="720"/>
+      </w:pPr>
+      <w:r>
+        <w:rPr>
+          <w:lang w:val="gu_IN" w:bidi="gu_IN"/>
+        </w:rPr>
+      </w:r>
+      <w:r>
+        <w:rPr>
+          <w:lang w:val="gu_IN" w:bidi="gu_IN"/>
+        </w:rPr>
+        <w:t>માર્ક 12:28–31</w:t>
+      </w:r>
+    </w:p>
+    <w:p>
+      <w:pPr>
+        <w:pStyle w:val="ListBullet"/>
+        <w:spacing w:line="240" w:lineRule="auto"/>
+        <w:ind w:left="720"/>
+      </w:pPr>
+      <w:r>
+        <w:rPr>
+          <w:lang w:val="gu_IN" w:bidi="gu_IN"/>
+        </w:rPr>
+      </w:r>
+      <w:r>
+        <w:rPr>
+          <w:lang w:val="gu_IN" w:bidi="gu_IN"/>
+        </w:rPr>
+        <w:t>માથ્થી 2:4–6</w:t>
+      </w:r>
+    </w:p>
+    <w:p>
+      <w:pPr>
+        <w:pStyle w:val="ListBullet"/>
+        <w:spacing w:line="240" w:lineRule="auto"/>
+        <w:ind w:left="720"/>
+      </w:pPr>
+      <w:r>
+        <w:rPr>
+          <w:lang w:val="gu_IN" w:bidi="gu_IN"/>
+        </w:rPr>
+      </w:r>
+      <w:r>
+        <w:rPr>
+          <w:lang w:val="gu_IN" w:bidi="gu_IN"/>
+        </w:rPr>
+        <w:t>માથ્થી 27:9–10</w:t>
+      </w:r>
+    </w:p>
+    <w:p>
+      <w:pPr>
+        <w:pStyle w:val="ListBullet"/>
+        <w:spacing w:line="240" w:lineRule="auto"/>
+        <w:ind w:left="720"/>
+      </w:pPr>
+      <w:r>
+        <w:rPr>
+          <w:lang w:val="gu_IN" w:bidi="gu_IN"/>
+        </w:rPr>
+      </w:r>
+      <w:r>
+        <w:rPr>
+          <w:lang w:val="gu_IN" w:bidi="gu_IN"/>
+        </w:rPr>
+        <w:t>ફિલિપ્પી 3:4–5</w:t>
+      </w:r>
     </w:p>
     <w:p>
       <w:pPr>
@@ -2446,66 +2308,48 @@
           <w:lang w:val="gu_IN" w:bidi="gu_IN"/>
         </w:rPr>
       </w:r>
-      <w:hyperlink r:id="rId36">
-        <w:r>
-          <w:rPr>
-            <w:lang w:val="gu_IN" w:bidi="gu_IN"/>
-          </w:rPr>
-          <w:rPr>
-            <w:color w:val="0000EE"/>
-            <w:u w:val="single"/>
-          </w:rPr>
-          <w:t>2 કાળુવૃતાંત 35:18–19</w:t>
-        </w:r>
-      </w:hyperlink>
-    </w:p>
-    <w:p>
-      <w:pPr>
-        <w:pStyle w:val="ListBullet"/>
-        <w:spacing w:line="240" w:lineRule="auto"/>
-        <w:ind w:left="720"/>
-      </w:pPr>
-      <w:r>
-        <w:rPr>
-          <w:lang w:val="gu_IN" w:bidi="gu_IN"/>
-        </w:rPr>
-      </w:r>
-      <w:hyperlink r:id="rId37">
-        <w:r>
-          <w:rPr>
-            <w:lang w:val="gu_IN" w:bidi="gu_IN"/>
-          </w:rPr>
-          <w:rPr>
-            <w:color w:val="0000EE"/>
-            <w:u w:val="single"/>
-          </w:rPr>
-          <w:t>યર્મિયા 5:10–13</w:t>
-        </w:r>
-      </w:hyperlink>
-    </w:p>
-    <w:p>
-      <w:pPr>
-        <w:pStyle w:val="ListBullet"/>
-        <w:spacing w:line="240" w:lineRule="auto"/>
-        <w:ind w:left="720"/>
-      </w:pPr>
-      <w:r>
-        <w:rPr>
-          <w:lang w:val="gu_IN" w:bidi="gu_IN"/>
-        </w:rPr>
-      </w:r>
-      <w:hyperlink r:id="rId38">
-        <w:r>
-          <w:rPr>
-            <w:lang w:val="gu_IN" w:bidi="gu_IN"/>
-          </w:rPr>
-          <w:rPr>
-            <w:color w:val="0000EE"/>
-            <w:u w:val="single"/>
-          </w:rPr>
-          <w:t>યર્મિયા 9:25–26</w:t>
-        </w:r>
-      </w:hyperlink>
+      <w:r>
+        <w:rPr>
+          <w:lang w:val="gu_IN" w:bidi="gu_IN"/>
+        </w:rPr>
+        <w:t>2 કાળુવૃતાંત 35:18–19</w:t>
+      </w:r>
+    </w:p>
+    <w:p>
+      <w:pPr>
+        <w:pStyle w:val="ListBullet"/>
+        <w:spacing w:line="240" w:lineRule="auto"/>
+        <w:ind w:left="720"/>
+      </w:pPr>
+      <w:r>
+        <w:rPr>
+          <w:lang w:val="gu_IN" w:bidi="gu_IN"/>
+        </w:rPr>
+      </w:r>
+      <w:r>
+        <w:rPr>
+          <w:lang w:val="gu_IN" w:bidi="gu_IN"/>
+        </w:rPr>
+        <w:t>યર્મિયા 5:10–13</w:t>
+      </w:r>
+    </w:p>
+    <w:p>
+      <w:pPr>
+        <w:pStyle w:val="ListBullet"/>
+        <w:spacing w:line="240" w:lineRule="auto"/>
+        <w:ind w:left="720"/>
+      </w:pPr>
+      <w:r>
+        <w:rPr>
+          <w:lang w:val="gu_IN" w:bidi="gu_IN"/>
+        </w:rPr>
+      </w:r>
+      <w:r>
+        <w:rPr>
+          <w:lang w:val="gu_IN" w:bidi="gu_IN"/>
+        </w:rPr>
+        <w:t>યર્મિયા 9:25–26</w:t>
+      </w:r>
     </w:p>
     <w:p>
       <w:pPr>
@@ -3005,114 +2849,84 @@
           <w:lang w:val="gu_IN" w:bidi="gu_IN"/>
         </w:rPr>
       </w:r>
-      <w:hyperlink r:id="rId39">
-        <w:r>
-          <w:rPr>
-            <w:lang w:val="gu_IN" w:bidi="gu_IN"/>
-          </w:rPr>
-          <w:rPr>
-            <w:color w:val="0000EE"/>
-            <w:u w:val="single"/>
-          </w:rPr>
-          <w:t>1 રાજા 16:31–33</w:t>
-        </w:r>
-      </w:hyperlink>
-    </w:p>
-    <w:p>
-      <w:pPr>
-        <w:pStyle w:val="ListBullet"/>
-        <w:spacing w:line="240" w:lineRule="auto"/>
-        <w:ind w:left="720"/>
-      </w:pPr>
-      <w:r>
-        <w:rPr>
-          <w:lang w:val="gu_IN" w:bidi="gu_IN"/>
-        </w:rPr>
-      </w:r>
-      <w:hyperlink r:id="rId40">
-        <w:r>
-          <w:rPr>
-            <w:lang w:val="gu_IN" w:bidi="gu_IN"/>
-          </w:rPr>
-          <w:rPr>
-            <w:color w:val="0000EE"/>
-            <w:u w:val="single"/>
-          </w:rPr>
-          <w:t>1 રાજા 19:1–3</w:t>
-        </w:r>
-      </w:hyperlink>
-    </w:p>
-    <w:p>
-      <w:pPr>
-        <w:pStyle w:val="ListBullet"/>
-        <w:spacing w:line="240" w:lineRule="auto"/>
-        <w:ind w:left="720"/>
-      </w:pPr>
-      <w:r>
-        <w:rPr>
-          <w:lang w:val="gu_IN" w:bidi="gu_IN"/>
-        </w:rPr>
-      </w:r>
-      <w:hyperlink r:id="rId41">
-        <w:r>
-          <w:rPr>
-            <w:lang w:val="gu_IN" w:bidi="gu_IN"/>
-          </w:rPr>
-          <w:rPr>
-            <w:color w:val="0000EE"/>
-            <w:u w:val="single"/>
-          </w:rPr>
-          <w:t>2 રાજા 9:7–8</w:t>
-        </w:r>
-      </w:hyperlink>
-    </w:p>
-    <w:p>
-      <w:pPr>
-        <w:pStyle w:val="ListBullet"/>
-        <w:spacing w:line="240" w:lineRule="auto"/>
-        <w:ind w:left="720"/>
-      </w:pPr>
-      <w:r>
-        <w:rPr>
-          <w:lang w:val="gu_IN" w:bidi="gu_IN"/>
-        </w:rPr>
-      </w:r>
-      <w:hyperlink r:id="rId42">
-        <w:r>
-          <w:rPr>
-            <w:lang w:val="gu_IN" w:bidi="gu_IN"/>
-          </w:rPr>
-          <w:rPr>
-            <w:color w:val="0000EE"/>
-            <w:u w:val="single"/>
-          </w:rPr>
-          <w:t>2 રાજા 9:30–32</w:t>
-        </w:r>
-      </w:hyperlink>
-    </w:p>
-    <w:p>
-      <w:pPr>
-        <w:pStyle w:val="ListBullet"/>
-        <w:spacing w:line="240" w:lineRule="auto"/>
-        <w:ind w:left="720"/>
-      </w:pPr>
-      <w:r>
-        <w:rPr>
-          <w:lang w:val="gu_IN" w:bidi="gu_IN"/>
-        </w:rPr>
-      </w:r>
-      <w:hyperlink r:id="rId43">
-        <w:r>
-          <w:rPr>
-            <w:lang w:val="gu_IN" w:bidi="gu_IN"/>
-          </w:rPr>
-          <w:rPr>
-            <w:color w:val="0000EE"/>
-            <w:u w:val="single"/>
-          </w:rPr>
-          <w:t>પ્રકટીકરણ 2:20–21</w:t>
-        </w:r>
-      </w:hyperlink>
+      <w:r>
+        <w:rPr>
+          <w:lang w:val="gu_IN" w:bidi="gu_IN"/>
+        </w:rPr>
+        <w:t>1 રાજા 16:31–33</w:t>
+      </w:r>
+    </w:p>
+    <w:p>
+      <w:pPr>
+        <w:pStyle w:val="ListBullet"/>
+        <w:spacing w:line="240" w:lineRule="auto"/>
+        <w:ind w:left="720"/>
+      </w:pPr>
+      <w:r>
+        <w:rPr>
+          <w:lang w:val="gu_IN" w:bidi="gu_IN"/>
+        </w:rPr>
+      </w:r>
+      <w:r>
+        <w:rPr>
+          <w:lang w:val="gu_IN" w:bidi="gu_IN"/>
+        </w:rPr>
+        <w:t>1 રાજા 19:1–3</w:t>
+      </w:r>
+    </w:p>
+    <w:p>
+      <w:pPr>
+        <w:pStyle w:val="ListBullet"/>
+        <w:spacing w:line="240" w:lineRule="auto"/>
+        <w:ind w:left="720"/>
+      </w:pPr>
+      <w:r>
+        <w:rPr>
+          <w:lang w:val="gu_IN" w:bidi="gu_IN"/>
+        </w:rPr>
+      </w:r>
+      <w:r>
+        <w:rPr>
+          <w:lang w:val="gu_IN" w:bidi="gu_IN"/>
+        </w:rPr>
+        <w:t>2 રાજા 9:7–8</w:t>
+      </w:r>
+    </w:p>
+    <w:p>
+      <w:pPr>
+        <w:pStyle w:val="ListBullet"/>
+        <w:spacing w:line="240" w:lineRule="auto"/>
+        <w:ind w:left="720"/>
+      </w:pPr>
+      <w:r>
+        <w:rPr>
+          <w:lang w:val="gu_IN" w:bidi="gu_IN"/>
+        </w:rPr>
+      </w:r>
+      <w:r>
+        <w:rPr>
+          <w:lang w:val="gu_IN" w:bidi="gu_IN"/>
+        </w:rPr>
+        <w:t>2 રાજા 9:30–32</w:t>
+      </w:r>
+    </w:p>
+    <w:p>
+      <w:pPr>
+        <w:pStyle w:val="ListBullet"/>
+        <w:spacing w:line="240" w:lineRule="auto"/>
+        <w:ind w:left="720"/>
+      </w:pPr>
+      <w:r>
+        <w:rPr>
+          <w:lang w:val="gu_IN" w:bidi="gu_IN"/>
+        </w:rPr>
+      </w:r>
+      <w:r>
+        <w:rPr>
+          <w:lang w:val="gu_IN" w:bidi="gu_IN"/>
+        </w:rPr>
+        <w:t>પ્રકટીકરણ 2:20–21</w:t>
+      </w:r>
     </w:p>
     <w:p>
       <w:pPr>
@@ -3416,138 +3230,102 @@
           <w:lang w:val="gu_IN" w:bidi="gu_IN"/>
         </w:rPr>
       </w:r>
-      <w:hyperlink r:id="rId44">
-        <w:r>
-          <w:rPr>
-            <w:lang w:val="gu_IN" w:bidi="gu_IN"/>
-          </w:rPr>
-          <w:rPr>
-            <w:color w:val="0000EE"/>
-            <w:u w:val="single"/>
-          </w:rPr>
-          <w:t>ગલાતી 3:6–9</w:t>
-        </w:r>
-      </w:hyperlink>
-    </w:p>
-    <w:p>
-      <w:pPr>
-        <w:pStyle w:val="ListBullet"/>
-        <w:spacing w:line="240" w:lineRule="auto"/>
-        <w:ind w:left="720"/>
-      </w:pPr>
-      <w:r>
-        <w:rPr>
-          <w:lang w:val="gu_IN" w:bidi="gu_IN"/>
-        </w:rPr>
-      </w:r>
-      <w:hyperlink r:id="rId45">
-        <w:r>
-          <w:rPr>
-            <w:lang w:val="gu_IN" w:bidi="gu_IN"/>
-          </w:rPr>
-          <w:rPr>
-            <w:color w:val="0000EE"/>
-            <w:u w:val="single"/>
-          </w:rPr>
-          <w:t>ઉત્પત્તિ 11:29–30</w:t>
-        </w:r>
-      </w:hyperlink>
-    </w:p>
-    <w:p>
-      <w:pPr>
-        <w:pStyle w:val="ListBullet"/>
-        <w:spacing w:line="240" w:lineRule="auto"/>
-        <w:ind w:left="720"/>
-      </w:pPr>
-      <w:r>
-        <w:rPr>
-          <w:lang w:val="gu_IN" w:bidi="gu_IN"/>
-        </w:rPr>
-      </w:r>
-      <w:hyperlink r:id="rId46">
-        <w:r>
-          <w:rPr>
-            <w:lang w:val="gu_IN" w:bidi="gu_IN"/>
-          </w:rPr>
-          <w:rPr>
-            <w:color w:val="0000EE"/>
-            <w:u w:val="single"/>
-          </w:rPr>
-          <w:t>ઉત્પત્તિ 21:1–4</w:t>
-        </w:r>
-      </w:hyperlink>
-    </w:p>
-    <w:p>
-      <w:pPr>
-        <w:pStyle w:val="ListBullet"/>
-        <w:spacing w:line="240" w:lineRule="auto"/>
-        <w:ind w:left="720"/>
-      </w:pPr>
-      <w:r>
-        <w:rPr>
-          <w:lang w:val="gu_IN" w:bidi="gu_IN"/>
-        </w:rPr>
-      </w:r>
-      <w:hyperlink r:id="rId47">
-        <w:r>
-          <w:rPr>
-            <w:lang w:val="gu_IN" w:bidi="gu_IN"/>
-          </w:rPr>
-          <w:rPr>
-            <w:color w:val="0000EE"/>
-            <w:u w:val="single"/>
-          </w:rPr>
-          <w:t>ઉત્પત્તિ 22:1–3</w:t>
-        </w:r>
-      </w:hyperlink>
-    </w:p>
-    <w:p>
-      <w:pPr>
-        <w:pStyle w:val="ListBullet"/>
-        <w:spacing w:line="240" w:lineRule="auto"/>
-        <w:ind w:left="720"/>
-      </w:pPr>
-      <w:r>
-        <w:rPr>
-          <w:lang w:val="gu_IN" w:bidi="gu_IN"/>
-        </w:rPr>
-      </w:r>
-      <w:hyperlink r:id="rId48">
-        <w:r>
-          <w:rPr>
-            <w:lang w:val="gu_IN" w:bidi="gu_IN"/>
-          </w:rPr>
-          <w:rPr>
-            <w:color w:val="0000EE"/>
-            <w:u w:val="single"/>
-          </w:rPr>
-          <w:t>યાકુબ 2:21–24</w:t>
-        </w:r>
-      </w:hyperlink>
-    </w:p>
-    <w:p>
-      <w:pPr>
-        <w:pStyle w:val="ListBullet"/>
-        <w:spacing w:line="240" w:lineRule="auto"/>
-        <w:ind w:left="720"/>
-      </w:pPr>
-      <w:r>
-        <w:rPr>
-          <w:lang w:val="gu_IN" w:bidi="gu_IN"/>
-        </w:rPr>
-      </w:r>
-      <w:hyperlink r:id="rId49">
-        <w:r>
-          <w:rPr>
-            <w:lang w:val="gu_IN" w:bidi="gu_IN"/>
-          </w:rPr>
-          <w:rPr>
-            <w:color w:val="0000EE"/>
-            <w:u w:val="single"/>
-          </w:rPr>
-          <w:t>માથ્થી 1:1–3</w:t>
-        </w:r>
-      </w:hyperlink>
+      <w:r>
+        <w:rPr>
+          <w:lang w:val="gu_IN" w:bidi="gu_IN"/>
+        </w:rPr>
+        <w:t>ગલાતી 3:6–9</w:t>
+      </w:r>
+    </w:p>
+    <w:p>
+      <w:pPr>
+        <w:pStyle w:val="ListBullet"/>
+        <w:spacing w:line="240" w:lineRule="auto"/>
+        <w:ind w:left="720"/>
+      </w:pPr>
+      <w:r>
+        <w:rPr>
+          <w:lang w:val="gu_IN" w:bidi="gu_IN"/>
+        </w:rPr>
+      </w:r>
+      <w:r>
+        <w:rPr>
+          <w:lang w:val="gu_IN" w:bidi="gu_IN"/>
+        </w:rPr>
+        <w:t>ઉત્પત્તિ 11:29–30</w:t>
+      </w:r>
+    </w:p>
+    <w:p>
+      <w:pPr>
+        <w:pStyle w:val="ListBullet"/>
+        <w:spacing w:line="240" w:lineRule="auto"/>
+        <w:ind w:left="720"/>
+      </w:pPr>
+      <w:r>
+        <w:rPr>
+          <w:lang w:val="gu_IN" w:bidi="gu_IN"/>
+        </w:rPr>
+      </w:r>
+      <w:r>
+        <w:rPr>
+          <w:lang w:val="gu_IN" w:bidi="gu_IN"/>
+        </w:rPr>
+        <w:t>ઉત્પત્તિ 21:1–4</w:t>
+      </w:r>
+    </w:p>
+    <w:p>
+      <w:pPr>
+        <w:pStyle w:val="ListBullet"/>
+        <w:spacing w:line="240" w:lineRule="auto"/>
+        <w:ind w:left="720"/>
+      </w:pPr>
+      <w:r>
+        <w:rPr>
+          <w:lang w:val="gu_IN" w:bidi="gu_IN"/>
+        </w:rPr>
+      </w:r>
+      <w:r>
+        <w:rPr>
+          <w:lang w:val="gu_IN" w:bidi="gu_IN"/>
+        </w:rPr>
+        <w:t>ઉત્પત્તિ 22:1–3</w:t>
+      </w:r>
+    </w:p>
+    <w:p>
+      <w:pPr>
+        <w:pStyle w:val="ListBullet"/>
+        <w:spacing w:line="240" w:lineRule="auto"/>
+        <w:ind w:left="720"/>
+      </w:pPr>
+      <w:r>
+        <w:rPr>
+          <w:lang w:val="gu_IN" w:bidi="gu_IN"/>
+        </w:rPr>
+      </w:r>
+      <w:r>
+        <w:rPr>
+          <w:lang w:val="gu_IN" w:bidi="gu_IN"/>
+        </w:rPr>
+        <w:t>યાકુબ 2:21–24</w:t>
+      </w:r>
+    </w:p>
+    <w:p>
+      <w:pPr>
+        <w:pStyle w:val="ListBullet"/>
+        <w:spacing w:line="240" w:lineRule="auto"/>
+        <w:ind w:left="720"/>
+      </w:pPr>
+      <w:r>
+        <w:rPr>
+          <w:lang w:val="gu_IN" w:bidi="gu_IN"/>
+        </w:rPr>
+      </w:r>
+      <w:r>
+        <w:rPr>
+          <w:lang w:val="gu_IN" w:bidi="gu_IN"/>
+        </w:rPr>
+        <w:t>માથ્થી 1:1–3</w:t>
+      </w:r>
     </w:p>
     <w:p>
       <w:pPr>
@@ -4128,162 +3906,120 @@
           <w:lang w:val="gu_IN" w:bidi="gu_IN"/>
         </w:rPr>
       </w:r>
-      <w:hyperlink r:id="rId50">
-        <w:r>
-          <w:rPr>
-            <w:lang w:val="gu_IN" w:bidi="gu_IN"/>
-          </w:rPr>
-          <w:rPr>
-            <w:color w:val="0000EE"/>
-            <w:u w:val="single"/>
-          </w:rPr>
-          <w:t>2 કરિંથી 12:20–21</w:t>
-        </w:r>
-      </w:hyperlink>
-    </w:p>
-    <w:p>
-      <w:pPr>
-        <w:pStyle w:val="ListBullet"/>
-        <w:spacing w:line="240" w:lineRule="auto"/>
-        <w:ind w:left="720"/>
-      </w:pPr>
-      <w:r>
-        <w:rPr>
-          <w:lang w:val="gu_IN" w:bidi="gu_IN"/>
-        </w:rPr>
-      </w:r>
-      <w:hyperlink r:id="rId51">
-        <w:r>
-          <w:rPr>
-            <w:lang w:val="gu_IN" w:bidi="gu_IN"/>
-          </w:rPr>
-          <w:rPr>
-            <w:color w:val="0000EE"/>
-            <w:u w:val="single"/>
-          </w:rPr>
-          <w:t>પુનર્નિયમ 5:9–10</w:t>
-        </w:r>
-      </w:hyperlink>
-    </w:p>
-    <w:p>
-      <w:pPr>
-        <w:pStyle w:val="ListBullet"/>
-        <w:spacing w:line="240" w:lineRule="auto"/>
-        <w:ind w:left="720"/>
-      </w:pPr>
-      <w:r>
-        <w:rPr>
-          <w:lang w:val="gu_IN" w:bidi="gu_IN"/>
-        </w:rPr>
-      </w:r>
-      <w:hyperlink r:id="rId52">
-        <w:r>
-          <w:rPr>
-            <w:lang w:val="gu_IN" w:bidi="gu_IN"/>
-          </w:rPr>
-          <w:rPr>
-            <w:color w:val="0000EE"/>
-            <w:u w:val="single"/>
-          </w:rPr>
-          <w:t>નિર્ગમન 20:4–6</w:t>
-        </w:r>
-      </w:hyperlink>
-    </w:p>
-    <w:p>
-      <w:pPr>
-        <w:pStyle w:val="ListBullet"/>
-        <w:spacing w:line="240" w:lineRule="auto"/>
-        <w:ind w:left="720"/>
-      </w:pPr>
-      <w:r>
-        <w:rPr>
-          <w:lang w:val="gu_IN" w:bidi="gu_IN"/>
-        </w:rPr>
-      </w:r>
-      <w:hyperlink r:id="rId53">
-        <w:r>
-          <w:rPr>
-            <w:lang w:val="gu_IN" w:bidi="gu_IN"/>
-          </w:rPr>
-          <w:rPr>
-            <w:color w:val="0000EE"/>
-            <w:u w:val="single"/>
-          </w:rPr>
-          <w:t>હઝકિયેલ 36:4–6</w:t>
-        </w:r>
-      </w:hyperlink>
-    </w:p>
-    <w:p>
-      <w:pPr>
-        <w:pStyle w:val="ListBullet"/>
-        <w:spacing w:line="240" w:lineRule="auto"/>
-        <w:ind w:left="720"/>
-      </w:pPr>
-      <w:r>
-        <w:rPr>
-          <w:lang w:val="gu_IN" w:bidi="gu_IN"/>
-        </w:rPr>
-      </w:r>
-      <w:hyperlink r:id="rId54">
-        <w:r>
-          <w:rPr>
-            <w:lang w:val="gu_IN" w:bidi="gu_IN"/>
-          </w:rPr>
-          <w:rPr>
-            <w:color w:val="0000EE"/>
-            <w:u w:val="single"/>
-          </w:rPr>
-          <w:t>યહોશુઆ24:19–20</w:t>
-        </w:r>
-      </w:hyperlink>
-    </w:p>
-    <w:p>
-      <w:pPr>
-        <w:pStyle w:val="ListBullet"/>
-        <w:spacing w:line="240" w:lineRule="auto"/>
-        <w:ind w:left="720"/>
-      </w:pPr>
-      <w:r>
-        <w:rPr>
-          <w:lang w:val="gu_IN" w:bidi="gu_IN"/>
-        </w:rPr>
-      </w:r>
-      <w:hyperlink r:id="rId55">
-        <w:r>
-          <w:rPr>
-            <w:lang w:val="gu_IN" w:bidi="gu_IN"/>
-          </w:rPr>
-          <w:rPr>
-            <w:color w:val="0000EE"/>
-            <w:u w:val="single"/>
-          </w:rPr>
-          <w:t>નાહૂમ 1:2–3</w:t>
-        </w:r>
-      </w:hyperlink>
-    </w:p>
-    <w:p>
-      <w:pPr>
-        <w:pStyle w:val="ListBullet"/>
-        <w:spacing w:line="240" w:lineRule="auto"/>
-        <w:ind w:left="720"/>
-      </w:pPr>
-      <w:r>
-        <w:rPr>
-          <w:lang w:val="gu_IN" w:bidi="gu_IN"/>
-        </w:rPr>
-      </w:r>
-      <w:hyperlink r:id="rId56">
-        <w:r>
-          <w:rPr>
-            <w:lang w:val="gu_IN" w:bidi="gu_IN"/>
-          </w:rPr>
-          <w:rPr>
-            <w:color w:val="0000EE"/>
-            <w:u w:val="single"/>
-          </w:rPr>
-          <w:t>રોમન 13:13–14</w:t>
-        </w:r>
-      </w:hyperlink>
+      <w:r>
+        <w:rPr>
+          <w:lang w:val="gu_IN" w:bidi="gu_IN"/>
+        </w:rPr>
+        <w:t>2 કરિંથી 12:20–21</w:t>
+      </w:r>
+    </w:p>
+    <w:p>
+      <w:pPr>
+        <w:pStyle w:val="ListBullet"/>
+        <w:spacing w:line="240" w:lineRule="auto"/>
+        <w:ind w:left="720"/>
+      </w:pPr>
+      <w:r>
+        <w:rPr>
+          <w:lang w:val="gu_IN" w:bidi="gu_IN"/>
+        </w:rPr>
+      </w:r>
+      <w:r>
+        <w:rPr>
+          <w:lang w:val="gu_IN" w:bidi="gu_IN"/>
+        </w:rPr>
+        <w:t>પુનર્નિયમ 5:9–10</w:t>
+      </w:r>
+    </w:p>
+    <w:p>
+      <w:pPr>
+        <w:pStyle w:val="ListBullet"/>
+        <w:spacing w:line="240" w:lineRule="auto"/>
+        <w:ind w:left="720"/>
+      </w:pPr>
+      <w:r>
+        <w:rPr>
+          <w:lang w:val="gu_IN" w:bidi="gu_IN"/>
+        </w:rPr>
+      </w:r>
+      <w:r>
+        <w:rPr>
+          <w:lang w:val="gu_IN" w:bidi="gu_IN"/>
+        </w:rPr>
+        <w:t>નિર્ગમન 20:4–6</w:t>
+      </w:r>
+    </w:p>
+    <w:p>
+      <w:pPr>
+        <w:pStyle w:val="ListBullet"/>
+        <w:spacing w:line="240" w:lineRule="auto"/>
+        <w:ind w:left="720"/>
+      </w:pPr>
+      <w:r>
+        <w:rPr>
+          <w:lang w:val="gu_IN" w:bidi="gu_IN"/>
+        </w:rPr>
+      </w:r>
+      <w:r>
+        <w:rPr>
+          <w:lang w:val="gu_IN" w:bidi="gu_IN"/>
+        </w:rPr>
+        <w:t>હઝકિયેલ 36:4–6</w:t>
+      </w:r>
+    </w:p>
+    <w:p>
+      <w:pPr>
+        <w:pStyle w:val="ListBullet"/>
+        <w:spacing w:line="240" w:lineRule="auto"/>
+        <w:ind w:left="720"/>
+      </w:pPr>
+      <w:r>
+        <w:rPr>
+          <w:lang w:val="gu_IN" w:bidi="gu_IN"/>
+        </w:rPr>
+      </w:r>
+      <w:r>
+        <w:rPr>
+          <w:lang w:val="gu_IN" w:bidi="gu_IN"/>
+        </w:rPr>
+        <w:t>યહોશુઆ24:19–20</w:t>
+      </w:r>
+    </w:p>
+    <w:p>
+      <w:pPr>
+        <w:pStyle w:val="ListBullet"/>
+        <w:spacing w:line="240" w:lineRule="auto"/>
+        <w:ind w:left="720"/>
+      </w:pPr>
+      <w:r>
+        <w:rPr>
+          <w:lang w:val="gu_IN" w:bidi="gu_IN"/>
+        </w:rPr>
+      </w:r>
+      <w:r>
+        <w:rPr>
+          <w:lang w:val="gu_IN" w:bidi="gu_IN"/>
+        </w:rPr>
+        <w:t>નાહૂમ 1:2–3</w:t>
+      </w:r>
+    </w:p>
+    <w:p>
+      <w:pPr>
+        <w:pStyle w:val="ListBullet"/>
+        <w:spacing w:line="240" w:lineRule="auto"/>
+        <w:ind w:left="720"/>
+      </w:pPr>
+      <w:r>
+        <w:rPr>
+          <w:lang w:val="gu_IN" w:bidi="gu_IN"/>
+        </w:rPr>
+      </w:r>
+      <w:r>
+        <w:rPr>
+          <w:lang w:val="gu_IN" w:bidi="gu_IN"/>
+        </w:rPr>
+        <w:t>રોમન 13:13–14</w:t>
+      </w:r>
     </w:p>
     <w:p>
       <w:pPr>
@@ -4670,138 +4406,102 @@
           <w:lang w:val="gu_IN" w:bidi="gu_IN"/>
         </w:rPr>
       </w:r>
-      <w:hyperlink r:id="rId57">
-        <w:r>
-          <w:rPr>
-            <w:lang w:val="gu_IN" w:bidi="gu_IN"/>
-          </w:rPr>
-          <w:rPr>
-            <w:color w:val="0000EE"/>
-            <w:u w:val="single"/>
-          </w:rPr>
-          <w:t>1 કાળવૃતાંત 1:28–31</w:t>
-        </w:r>
-      </w:hyperlink>
-    </w:p>
-    <w:p>
-      <w:pPr>
-        <w:pStyle w:val="ListBullet"/>
-        <w:spacing w:line="240" w:lineRule="auto"/>
-        <w:ind w:left="720"/>
-      </w:pPr>
-      <w:r>
-        <w:rPr>
-          <w:lang w:val="gu_IN" w:bidi="gu_IN"/>
-        </w:rPr>
-      </w:r>
-      <w:hyperlink r:id="rId58">
-        <w:r>
-          <w:rPr>
-            <w:lang w:val="gu_IN" w:bidi="gu_IN"/>
-          </w:rPr>
-          <w:rPr>
-            <w:color w:val="0000EE"/>
-            <w:u w:val="single"/>
-          </w:rPr>
-          <w:t>2 કાળવૃતાંત 23:1–3</w:t>
-        </w:r>
-      </w:hyperlink>
-    </w:p>
-    <w:p>
-      <w:pPr>
-        <w:pStyle w:val="ListBullet"/>
-        <w:spacing w:line="240" w:lineRule="auto"/>
-        <w:ind w:left="720"/>
-      </w:pPr>
-      <w:r>
-        <w:rPr>
-          <w:lang w:val="gu_IN" w:bidi="gu_IN"/>
-        </w:rPr>
-      </w:r>
-      <w:hyperlink r:id="rId59">
-        <w:r>
-          <w:rPr>
-            <w:lang w:val="gu_IN" w:bidi="gu_IN"/>
-          </w:rPr>
-          <w:rPr>
-            <w:color w:val="0000EE"/>
-            <w:u w:val="single"/>
-          </w:rPr>
-          <w:t>ઉત્પત્તિ 16:11–12</w:t>
-        </w:r>
-      </w:hyperlink>
-    </w:p>
-    <w:p>
-      <w:pPr>
-        <w:pStyle w:val="ListBullet"/>
-        <w:spacing w:line="240" w:lineRule="auto"/>
-        <w:ind w:left="720"/>
-      </w:pPr>
-      <w:r>
-        <w:rPr>
-          <w:lang w:val="gu_IN" w:bidi="gu_IN"/>
-        </w:rPr>
-      </w:r>
-      <w:hyperlink r:id="rId60">
-        <w:r>
-          <w:rPr>
-            <w:lang w:val="gu_IN" w:bidi="gu_IN"/>
-          </w:rPr>
-          <w:rPr>
-            <w:color w:val="0000EE"/>
-            <w:u w:val="single"/>
-          </w:rPr>
-          <w:t>ઉત્પત્તિ 25:9–11</w:t>
-        </w:r>
-      </w:hyperlink>
-    </w:p>
-    <w:p>
-      <w:pPr>
-        <w:pStyle w:val="ListBullet"/>
-        <w:spacing w:line="240" w:lineRule="auto"/>
-        <w:ind w:left="720"/>
-      </w:pPr>
-      <w:r>
-        <w:rPr>
-          <w:lang w:val="gu_IN" w:bidi="gu_IN"/>
-        </w:rPr>
-      </w:r>
-      <w:hyperlink r:id="rId61">
-        <w:r>
-          <w:rPr>
-            <w:lang w:val="gu_IN" w:bidi="gu_IN"/>
-          </w:rPr>
-          <w:rPr>
-            <w:color w:val="0000EE"/>
-            <w:u w:val="single"/>
-          </w:rPr>
-          <w:t>ઉત્પત્તિ 25:13–16</w:t>
-        </w:r>
-      </w:hyperlink>
-    </w:p>
-    <w:p>
-      <w:pPr>
-        <w:pStyle w:val="ListBullet"/>
-        <w:spacing w:line="240" w:lineRule="auto"/>
-        <w:ind w:left="720"/>
-      </w:pPr>
-      <w:r>
-        <w:rPr>
-          <w:lang w:val="gu_IN" w:bidi="gu_IN"/>
-        </w:rPr>
-      </w:r>
-      <w:hyperlink r:id="rId62">
-        <w:r>
-          <w:rPr>
-            <w:lang w:val="gu_IN" w:bidi="gu_IN"/>
-          </w:rPr>
-          <w:rPr>
-            <w:color w:val="0000EE"/>
-            <w:u w:val="single"/>
-          </w:rPr>
-          <w:t>ઉત્પત્તિ 37:25–26</w:t>
-        </w:r>
-      </w:hyperlink>
+      <w:r>
+        <w:rPr>
+          <w:lang w:val="gu_IN" w:bidi="gu_IN"/>
+        </w:rPr>
+        <w:t>1 કાળવૃતાંત 1:28–31</w:t>
+      </w:r>
+    </w:p>
+    <w:p>
+      <w:pPr>
+        <w:pStyle w:val="ListBullet"/>
+        <w:spacing w:line="240" w:lineRule="auto"/>
+        <w:ind w:left="720"/>
+      </w:pPr>
+      <w:r>
+        <w:rPr>
+          <w:lang w:val="gu_IN" w:bidi="gu_IN"/>
+        </w:rPr>
+      </w:r>
+      <w:r>
+        <w:rPr>
+          <w:lang w:val="gu_IN" w:bidi="gu_IN"/>
+        </w:rPr>
+        <w:t>2 કાળવૃતાંત 23:1–3</w:t>
+      </w:r>
+    </w:p>
+    <w:p>
+      <w:pPr>
+        <w:pStyle w:val="ListBullet"/>
+        <w:spacing w:line="240" w:lineRule="auto"/>
+        <w:ind w:left="720"/>
+      </w:pPr>
+      <w:r>
+        <w:rPr>
+          <w:lang w:val="gu_IN" w:bidi="gu_IN"/>
+        </w:rPr>
+      </w:r>
+      <w:r>
+        <w:rPr>
+          <w:lang w:val="gu_IN" w:bidi="gu_IN"/>
+        </w:rPr>
+        <w:t>ઉત્પત્તિ 16:11–12</w:t>
+      </w:r>
+    </w:p>
+    <w:p>
+      <w:pPr>
+        <w:pStyle w:val="ListBullet"/>
+        <w:spacing w:line="240" w:lineRule="auto"/>
+        <w:ind w:left="720"/>
+      </w:pPr>
+      <w:r>
+        <w:rPr>
+          <w:lang w:val="gu_IN" w:bidi="gu_IN"/>
+        </w:rPr>
+      </w:r>
+      <w:r>
+        <w:rPr>
+          <w:lang w:val="gu_IN" w:bidi="gu_IN"/>
+        </w:rPr>
+        <w:t>ઉત્પત્તિ 25:9–11</w:t>
+      </w:r>
+    </w:p>
+    <w:p>
+      <w:pPr>
+        <w:pStyle w:val="ListBullet"/>
+        <w:spacing w:line="240" w:lineRule="auto"/>
+        <w:ind w:left="720"/>
+      </w:pPr>
+      <w:r>
+        <w:rPr>
+          <w:lang w:val="gu_IN" w:bidi="gu_IN"/>
+        </w:rPr>
+      </w:r>
+      <w:r>
+        <w:rPr>
+          <w:lang w:val="gu_IN" w:bidi="gu_IN"/>
+        </w:rPr>
+        <w:t>ઉત્પત્તિ 25:13–16</w:t>
+      </w:r>
+    </w:p>
+    <w:p>
+      <w:pPr>
+        <w:pStyle w:val="ListBullet"/>
+        <w:spacing w:line="240" w:lineRule="auto"/>
+        <w:ind w:left="720"/>
+      </w:pPr>
+      <w:r>
+        <w:rPr>
+          <w:lang w:val="gu_IN" w:bidi="gu_IN"/>
+        </w:rPr>
+      </w:r>
+      <w:r>
+        <w:rPr>
+          <w:lang w:val="gu_IN" w:bidi="gu_IN"/>
+        </w:rPr>
+        <w:t>ઉત્પત્તિ 37:25–26</w:t>
+      </w:r>
     </w:p>
     <w:p>
       <w:pPr>
@@ -5340,426 +5040,318 @@
           <w:lang w:val="gu_IN" w:bidi="gu_IN"/>
         </w:rPr>
       </w:r>
-      <w:hyperlink r:id="rId63">
-        <w:r>
-          <w:rPr>
-            <w:lang w:val="gu_IN" w:bidi="gu_IN"/>
-          </w:rPr>
-          <w:rPr>
-            <w:color w:val="0000EE"/>
-            <w:u w:val="single"/>
-          </w:rPr>
-          <w:t>1 યોહાન 1:5–7</w:t>
-        </w:r>
-      </w:hyperlink>
-    </w:p>
-    <w:p>
-      <w:pPr>
-        <w:pStyle w:val="ListBullet"/>
-        <w:spacing w:line="240" w:lineRule="auto"/>
-        <w:ind w:left="720"/>
-      </w:pPr>
-      <w:r>
-        <w:rPr>
-          <w:lang w:val="gu_IN" w:bidi="gu_IN"/>
-        </w:rPr>
-      </w:r>
-      <w:hyperlink r:id="rId64">
-        <w:r>
-          <w:rPr>
-            <w:lang w:val="gu_IN" w:bidi="gu_IN"/>
-          </w:rPr>
-          <w:rPr>
-            <w:color w:val="0000EE"/>
-            <w:u w:val="single"/>
-          </w:rPr>
-          <w:t>1 શમુએલ 10:7–8</w:t>
-        </w:r>
-      </w:hyperlink>
-    </w:p>
-    <w:p>
-      <w:pPr>
-        <w:pStyle w:val="ListBullet"/>
-        <w:spacing w:line="240" w:lineRule="auto"/>
-        <w:ind w:left="720"/>
-      </w:pPr>
-      <w:r>
-        <w:rPr>
-          <w:lang w:val="gu_IN" w:bidi="gu_IN"/>
-        </w:rPr>
-      </w:r>
-      <w:hyperlink r:id="rId65">
-        <w:r>
-          <w:rPr>
-            <w:lang w:val="gu_IN" w:bidi="gu_IN"/>
-          </w:rPr>
-          <w:rPr>
-            <w:color w:val="0000EE"/>
-            <w:u w:val="single"/>
-          </w:rPr>
-          <w:t>1 તિમોથી 4:9–10</w:t>
-        </w:r>
-      </w:hyperlink>
-    </w:p>
-    <w:p>
-      <w:pPr>
-        <w:pStyle w:val="ListBullet"/>
-        <w:spacing w:line="240" w:lineRule="auto"/>
-        <w:ind w:left="720"/>
-      </w:pPr>
-      <w:r>
-        <w:rPr>
-          <w:lang w:val="gu_IN" w:bidi="gu_IN"/>
-        </w:rPr>
-      </w:r>
-      <w:hyperlink r:id="rId66">
-        <w:r>
-          <w:rPr>
-            <w:lang w:val="gu_IN" w:bidi="gu_IN"/>
-          </w:rPr>
-          <w:rPr>
-            <w:color w:val="0000EE"/>
-            <w:u w:val="single"/>
-          </w:rPr>
-          <w:t>કલોસ્સી 1:15–17</w:t>
-        </w:r>
-      </w:hyperlink>
-    </w:p>
-    <w:p>
-      <w:pPr>
-        <w:pStyle w:val="ListBullet"/>
-        <w:spacing w:line="240" w:lineRule="auto"/>
-        <w:ind w:left="720"/>
-      </w:pPr>
-      <w:r>
-        <w:rPr>
-          <w:lang w:val="gu_IN" w:bidi="gu_IN"/>
-        </w:rPr>
-      </w:r>
-      <w:hyperlink r:id="rId67">
-        <w:r>
-          <w:rPr>
-            <w:lang w:val="gu_IN" w:bidi="gu_IN"/>
-          </w:rPr>
-          <w:rPr>
-            <w:color w:val="0000EE"/>
-            <w:u w:val="single"/>
-          </w:rPr>
-          <w:t>પુનર્નિયમ 29:14–16</w:t>
-        </w:r>
-      </w:hyperlink>
-    </w:p>
-    <w:p>
-      <w:pPr>
-        <w:pStyle w:val="ListBullet"/>
-        <w:spacing w:line="240" w:lineRule="auto"/>
-        <w:ind w:left="720"/>
-      </w:pPr>
-      <w:r>
-        <w:rPr>
-          <w:lang w:val="gu_IN" w:bidi="gu_IN"/>
-        </w:rPr>
-      </w:r>
-      <w:hyperlink r:id="rId68">
-        <w:r>
-          <w:rPr>
-            <w:lang w:val="gu_IN" w:bidi="gu_IN"/>
-          </w:rPr>
-          <w:rPr>
-            <w:color w:val="0000EE"/>
-            <w:u w:val="single"/>
-          </w:rPr>
-          <w:t>એઝરા 3:1–2</w:t>
-        </w:r>
-      </w:hyperlink>
-    </w:p>
-    <w:p>
-      <w:pPr>
-        <w:pStyle w:val="ListBullet"/>
-        <w:spacing w:line="240" w:lineRule="auto"/>
-        <w:ind w:left="720"/>
-      </w:pPr>
-      <w:r>
-        <w:rPr>
-          <w:lang w:val="gu_IN" w:bidi="gu_IN"/>
-        </w:rPr>
-      </w:r>
-      <w:hyperlink r:id="rId69">
-        <w:r>
-          <w:rPr>
-            <w:lang w:val="gu_IN" w:bidi="gu_IN"/>
-          </w:rPr>
-          <w:rPr>
-            <w:color w:val="0000EE"/>
-            <w:u w:val="single"/>
-          </w:rPr>
-          <w:t>ઉત્પત્તિ 1:1–2</w:t>
-        </w:r>
-      </w:hyperlink>
-    </w:p>
-    <w:p>
-      <w:pPr>
-        <w:pStyle w:val="ListBullet"/>
-        <w:spacing w:line="240" w:lineRule="auto"/>
-        <w:ind w:left="720"/>
-      </w:pPr>
-      <w:r>
-        <w:rPr>
-          <w:lang w:val="gu_IN" w:bidi="gu_IN"/>
-        </w:rPr>
-      </w:r>
-      <w:hyperlink r:id="rId70">
-        <w:r>
-          <w:rPr>
-            <w:lang w:val="gu_IN" w:bidi="gu_IN"/>
-          </w:rPr>
-          <w:rPr>
-            <w:color w:val="0000EE"/>
-            <w:u w:val="single"/>
-          </w:rPr>
-          <w:t>હોશિયા 4:11–12</w:t>
-        </w:r>
-      </w:hyperlink>
-    </w:p>
-    <w:p>
-      <w:pPr>
-        <w:pStyle w:val="ListBullet"/>
-        <w:spacing w:line="240" w:lineRule="auto"/>
-        <w:ind w:left="720"/>
-      </w:pPr>
-      <w:r>
-        <w:rPr>
-          <w:lang w:val="gu_IN" w:bidi="gu_IN"/>
-        </w:rPr>
-      </w:r>
-      <w:hyperlink r:id="rId71">
-        <w:r>
-          <w:rPr>
-            <w:lang w:val="gu_IN" w:bidi="gu_IN"/>
-          </w:rPr>
-          <w:rPr>
-            <w:color w:val="0000EE"/>
-            <w:u w:val="single"/>
-          </w:rPr>
-          <w:t>યશાયા 36:6–7</w:t>
-        </w:r>
-      </w:hyperlink>
-    </w:p>
-    <w:p>
-      <w:pPr>
-        <w:pStyle w:val="ListBullet"/>
-        <w:spacing w:line="240" w:lineRule="auto"/>
-        <w:ind w:left="720"/>
-      </w:pPr>
-      <w:r>
-        <w:rPr>
-          <w:lang w:val="gu_IN" w:bidi="gu_IN"/>
-        </w:rPr>
-      </w:r>
-      <w:hyperlink r:id="rId72">
-        <w:r>
-          <w:rPr>
-            <w:lang w:val="gu_IN" w:bidi="gu_IN"/>
-          </w:rPr>
-          <w:rPr>
-            <w:color w:val="0000EE"/>
-            <w:u w:val="single"/>
-          </w:rPr>
-          <w:t>યાકૂબ 2:18–20</w:t>
-        </w:r>
-      </w:hyperlink>
-    </w:p>
-    <w:p>
-      <w:pPr>
-        <w:pStyle w:val="ListBullet"/>
-        <w:spacing w:line="240" w:lineRule="auto"/>
-        <w:ind w:left="720"/>
-      </w:pPr>
-      <w:r>
-        <w:rPr>
-          <w:lang w:val="gu_IN" w:bidi="gu_IN"/>
-        </w:rPr>
-      </w:r>
-      <w:hyperlink r:id="rId73">
-        <w:r>
-          <w:rPr>
-            <w:lang w:val="gu_IN" w:bidi="gu_IN"/>
-          </w:rPr>
-          <w:rPr>
-            <w:color w:val="0000EE"/>
-            <w:u w:val="single"/>
-          </w:rPr>
-          <w:t>યર્મિયા 5:4–6</w:t>
-        </w:r>
-      </w:hyperlink>
-    </w:p>
-    <w:p>
-      <w:pPr>
-        <w:pStyle w:val="ListBullet"/>
-        <w:spacing w:line="240" w:lineRule="auto"/>
-        <w:ind w:left="720"/>
-      </w:pPr>
-      <w:r>
-        <w:rPr>
-          <w:lang w:val="gu_IN" w:bidi="gu_IN"/>
-        </w:rPr>
-      </w:r>
-      <w:hyperlink r:id="rId74">
-        <w:r>
-          <w:rPr>
-            <w:lang w:val="gu_IN" w:bidi="gu_IN"/>
-          </w:rPr>
-          <w:rPr>
-            <w:color w:val="0000EE"/>
-            <w:u w:val="single"/>
-          </w:rPr>
-          <w:t>યોહાન 1:1–3</w:t>
-        </w:r>
-      </w:hyperlink>
-    </w:p>
-    <w:p>
-      <w:pPr>
-        <w:pStyle w:val="ListBullet"/>
-        <w:spacing w:line="240" w:lineRule="auto"/>
-        <w:ind w:left="720"/>
-      </w:pPr>
-      <w:r>
-        <w:rPr>
-          <w:lang w:val="gu_IN" w:bidi="gu_IN"/>
-        </w:rPr>
-      </w:r>
-      <w:hyperlink r:id="rId75">
-        <w:r>
-          <w:rPr>
-            <w:lang w:val="gu_IN" w:bidi="gu_IN"/>
-          </w:rPr>
-          <w:rPr>
-            <w:color w:val="0000EE"/>
-            <w:u w:val="single"/>
-          </w:rPr>
-          <w:t>યહોશુઆ 3:9–11</w:t>
-        </w:r>
-      </w:hyperlink>
-    </w:p>
-    <w:p>
-      <w:pPr>
-        <w:pStyle w:val="ListBullet"/>
-        <w:spacing w:line="240" w:lineRule="auto"/>
-        <w:ind w:left="720"/>
-      </w:pPr>
-      <w:r>
-        <w:rPr>
-          <w:lang w:val="gu_IN" w:bidi="gu_IN"/>
-        </w:rPr>
-      </w:r>
-      <w:hyperlink r:id="rId76">
-        <w:r>
-          <w:rPr>
-            <w:lang w:val="gu_IN" w:bidi="gu_IN"/>
-          </w:rPr>
-          <w:rPr>
-            <w:color w:val="0000EE"/>
-            <w:u w:val="single"/>
-          </w:rPr>
-          <w:t>યર્મિયાનો વિલાપ 3:40–43</w:t>
-        </w:r>
-      </w:hyperlink>
-    </w:p>
-    <w:p>
-      <w:pPr>
-        <w:pStyle w:val="ListBullet"/>
-        <w:spacing w:line="240" w:lineRule="auto"/>
-        <w:ind w:left="720"/>
-      </w:pPr>
-      <w:r>
-        <w:rPr>
-          <w:lang w:val="gu_IN" w:bidi="gu_IN"/>
-        </w:rPr>
-      </w:r>
-      <w:hyperlink r:id="rId77">
-        <w:r>
-          <w:rPr>
-            <w:lang w:val="gu_IN" w:bidi="gu_IN"/>
-          </w:rPr>
-          <w:rPr>
-            <w:color w:val="0000EE"/>
-            <w:u w:val="single"/>
-          </w:rPr>
-          <w:t>મીખાહ 4:4–5</w:t>
-        </w:r>
-      </w:hyperlink>
-    </w:p>
-    <w:p>
-      <w:pPr>
-        <w:pStyle w:val="ListBullet"/>
-        <w:spacing w:line="240" w:lineRule="auto"/>
-        <w:ind w:left="720"/>
-      </w:pPr>
-      <w:r>
-        <w:rPr>
-          <w:lang w:val="gu_IN" w:bidi="gu_IN"/>
-        </w:rPr>
-      </w:r>
-      <w:hyperlink r:id="rId78">
-        <w:r>
-          <w:rPr>
-            <w:lang w:val="gu_IN" w:bidi="gu_IN"/>
-          </w:rPr>
-          <w:rPr>
-            <w:color w:val="0000EE"/>
-            <w:u w:val="single"/>
-          </w:rPr>
-          <w:t>ફિલિપ્પી 2:5–8</w:t>
-        </w:r>
-      </w:hyperlink>
-    </w:p>
-    <w:p>
-      <w:pPr>
-        <w:pStyle w:val="ListBullet"/>
-        <w:spacing w:line="240" w:lineRule="auto"/>
-        <w:ind w:left="720"/>
-      </w:pPr>
-      <w:r>
-        <w:rPr>
-          <w:lang w:val="gu_IN" w:bidi="gu_IN"/>
-        </w:rPr>
-      </w:r>
-      <w:hyperlink r:id="rId79">
-        <w:r>
-          <w:rPr>
-            <w:lang w:val="gu_IN" w:bidi="gu_IN"/>
-          </w:rPr>
-          <w:rPr>
-            <w:color w:val="0000EE"/>
-            <w:u w:val="single"/>
-          </w:rPr>
-          <w:t>નીતિવચન 24:11–12</w:t>
-        </w:r>
-      </w:hyperlink>
-    </w:p>
-    <w:p>
-      <w:pPr>
-        <w:pStyle w:val="ListBullet"/>
-        <w:spacing w:line="240" w:lineRule="auto"/>
-        <w:ind w:left="720"/>
-      </w:pPr>
-      <w:r>
-        <w:rPr>
-          <w:lang w:val="gu_IN" w:bidi="gu_IN"/>
-        </w:rPr>
-      </w:r>
-      <w:hyperlink r:id="rId80">
-        <w:r>
-          <w:rPr>
-            <w:lang w:val="gu_IN" w:bidi="gu_IN"/>
-          </w:rPr>
-          <w:rPr>
-            <w:color w:val="0000EE"/>
-            <w:u w:val="single"/>
-          </w:rPr>
-          <w:t>ગીતશાસ્ત્ર 47:8–9</w:t>
-        </w:r>
-      </w:hyperlink>
+      <w:r>
+        <w:rPr>
+          <w:lang w:val="gu_IN" w:bidi="gu_IN"/>
+        </w:rPr>
+        <w:t>1 યોહાન 1:5–7</w:t>
+      </w:r>
+    </w:p>
+    <w:p>
+      <w:pPr>
+        <w:pStyle w:val="ListBullet"/>
+        <w:spacing w:line="240" w:lineRule="auto"/>
+        <w:ind w:left="720"/>
+      </w:pPr>
+      <w:r>
+        <w:rPr>
+          <w:lang w:val="gu_IN" w:bidi="gu_IN"/>
+        </w:rPr>
+      </w:r>
+      <w:r>
+        <w:rPr>
+          <w:lang w:val="gu_IN" w:bidi="gu_IN"/>
+        </w:rPr>
+        <w:t>1 શમુએલ 10:7–8</w:t>
+      </w:r>
+    </w:p>
+    <w:p>
+      <w:pPr>
+        <w:pStyle w:val="ListBullet"/>
+        <w:spacing w:line="240" w:lineRule="auto"/>
+        <w:ind w:left="720"/>
+      </w:pPr>
+      <w:r>
+        <w:rPr>
+          <w:lang w:val="gu_IN" w:bidi="gu_IN"/>
+        </w:rPr>
+      </w:r>
+      <w:r>
+        <w:rPr>
+          <w:lang w:val="gu_IN" w:bidi="gu_IN"/>
+        </w:rPr>
+        <w:t>1 તિમોથી 4:9–10</w:t>
+      </w:r>
+    </w:p>
+    <w:p>
+      <w:pPr>
+        <w:pStyle w:val="ListBullet"/>
+        <w:spacing w:line="240" w:lineRule="auto"/>
+        <w:ind w:left="720"/>
+      </w:pPr>
+      <w:r>
+        <w:rPr>
+          <w:lang w:val="gu_IN" w:bidi="gu_IN"/>
+        </w:rPr>
+      </w:r>
+      <w:r>
+        <w:rPr>
+          <w:lang w:val="gu_IN" w:bidi="gu_IN"/>
+        </w:rPr>
+        <w:t>કલોસ્સી 1:15–17</w:t>
+      </w:r>
+    </w:p>
+    <w:p>
+      <w:pPr>
+        <w:pStyle w:val="ListBullet"/>
+        <w:spacing w:line="240" w:lineRule="auto"/>
+        <w:ind w:left="720"/>
+      </w:pPr>
+      <w:r>
+        <w:rPr>
+          <w:lang w:val="gu_IN" w:bidi="gu_IN"/>
+        </w:rPr>
+      </w:r>
+      <w:r>
+        <w:rPr>
+          <w:lang w:val="gu_IN" w:bidi="gu_IN"/>
+        </w:rPr>
+        <w:t>પુનર્નિયમ 29:14–16</w:t>
+      </w:r>
+    </w:p>
+    <w:p>
+      <w:pPr>
+        <w:pStyle w:val="ListBullet"/>
+        <w:spacing w:line="240" w:lineRule="auto"/>
+        <w:ind w:left="720"/>
+      </w:pPr>
+      <w:r>
+        <w:rPr>
+          <w:lang w:val="gu_IN" w:bidi="gu_IN"/>
+        </w:rPr>
+      </w:r>
+      <w:r>
+        <w:rPr>
+          <w:lang w:val="gu_IN" w:bidi="gu_IN"/>
+        </w:rPr>
+        <w:t>એઝરા 3:1–2</w:t>
+      </w:r>
+    </w:p>
+    <w:p>
+      <w:pPr>
+        <w:pStyle w:val="ListBullet"/>
+        <w:spacing w:line="240" w:lineRule="auto"/>
+        <w:ind w:left="720"/>
+      </w:pPr>
+      <w:r>
+        <w:rPr>
+          <w:lang w:val="gu_IN" w:bidi="gu_IN"/>
+        </w:rPr>
+      </w:r>
+      <w:r>
+        <w:rPr>
+          <w:lang w:val="gu_IN" w:bidi="gu_IN"/>
+        </w:rPr>
+        <w:t>ઉત્પત્તિ 1:1–2</w:t>
+      </w:r>
+    </w:p>
+    <w:p>
+      <w:pPr>
+        <w:pStyle w:val="ListBullet"/>
+        <w:spacing w:line="240" w:lineRule="auto"/>
+        <w:ind w:left="720"/>
+      </w:pPr>
+      <w:r>
+        <w:rPr>
+          <w:lang w:val="gu_IN" w:bidi="gu_IN"/>
+        </w:rPr>
+      </w:r>
+      <w:r>
+        <w:rPr>
+          <w:lang w:val="gu_IN" w:bidi="gu_IN"/>
+        </w:rPr>
+        <w:t>હોશિયા 4:11–12</w:t>
+      </w:r>
+    </w:p>
+    <w:p>
+      <w:pPr>
+        <w:pStyle w:val="ListBullet"/>
+        <w:spacing w:line="240" w:lineRule="auto"/>
+        <w:ind w:left="720"/>
+      </w:pPr>
+      <w:r>
+        <w:rPr>
+          <w:lang w:val="gu_IN" w:bidi="gu_IN"/>
+        </w:rPr>
+      </w:r>
+      <w:r>
+        <w:rPr>
+          <w:lang w:val="gu_IN" w:bidi="gu_IN"/>
+        </w:rPr>
+        <w:t>યશાયા 36:6–7</w:t>
+      </w:r>
+    </w:p>
+    <w:p>
+      <w:pPr>
+        <w:pStyle w:val="ListBullet"/>
+        <w:spacing w:line="240" w:lineRule="auto"/>
+        <w:ind w:left="720"/>
+      </w:pPr>
+      <w:r>
+        <w:rPr>
+          <w:lang w:val="gu_IN" w:bidi="gu_IN"/>
+        </w:rPr>
+      </w:r>
+      <w:r>
+        <w:rPr>
+          <w:lang w:val="gu_IN" w:bidi="gu_IN"/>
+        </w:rPr>
+        <w:t>યાકૂબ 2:18–20</w:t>
+      </w:r>
+    </w:p>
+    <w:p>
+      <w:pPr>
+        <w:pStyle w:val="ListBullet"/>
+        <w:spacing w:line="240" w:lineRule="auto"/>
+        <w:ind w:left="720"/>
+      </w:pPr>
+      <w:r>
+        <w:rPr>
+          <w:lang w:val="gu_IN" w:bidi="gu_IN"/>
+        </w:rPr>
+      </w:r>
+      <w:r>
+        <w:rPr>
+          <w:lang w:val="gu_IN" w:bidi="gu_IN"/>
+        </w:rPr>
+        <w:t>યર્મિયા 5:4–6</w:t>
+      </w:r>
+    </w:p>
+    <w:p>
+      <w:pPr>
+        <w:pStyle w:val="ListBullet"/>
+        <w:spacing w:line="240" w:lineRule="auto"/>
+        <w:ind w:left="720"/>
+      </w:pPr>
+      <w:r>
+        <w:rPr>
+          <w:lang w:val="gu_IN" w:bidi="gu_IN"/>
+        </w:rPr>
+      </w:r>
+      <w:r>
+        <w:rPr>
+          <w:lang w:val="gu_IN" w:bidi="gu_IN"/>
+        </w:rPr>
+        <w:t>યોહાન 1:1–3</w:t>
+      </w:r>
+    </w:p>
+    <w:p>
+      <w:pPr>
+        <w:pStyle w:val="ListBullet"/>
+        <w:spacing w:line="240" w:lineRule="auto"/>
+        <w:ind w:left="720"/>
+      </w:pPr>
+      <w:r>
+        <w:rPr>
+          <w:lang w:val="gu_IN" w:bidi="gu_IN"/>
+        </w:rPr>
+      </w:r>
+      <w:r>
+        <w:rPr>
+          <w:lang w:val="gu_IN" w:bidi="gu_IN"/>
+        </w:rPr>
+        <w:t>યહોશુઆ 3:9–11</w:t>
+      </w:r>
+    </w:p>
+    <w:p>
+      <w:pPr>
+        <w:pStyle w:val="ListBullet"/>
+        <w:spacing w:line="240" w:lineRule="auto"/>
+        <w:ind w:left="720"/>
+      </w:pPr>
+      <w:r>
+        <w:rPr>
+          <w:lang w:val="gu_IN" w:bidi="gu_IN"/>
+        </w:rPr>
+      </w:r>
+      <w:r>
+        <w:rPr>
+          <w:lang w:val="gu_IN" w:bidi="gu_IN"/>
+        </w:rPr>
+        <w:t>યર્મિયાનો વિલાપ 3:40–43</w:t>
+      </w:r>
+    </w:p>
+    <w:p>
+      <w:pPr>
+        <w:pStyle w:val="ListBullet"/>
+        <w:spacing w:line="240" w:lineRule="auto"/>
+        <w:ind w:left="720"/>
+      </w:pPr>
+      <w:r>
+        <w:rPr>
+          <w:lang w:val="gu_IN" w:bidi="gu_IN"/>
+        </w:rPr>
+      </w:r>
+      <w:r>
+        <w:rPr>
+          <w:lang w:val="gu_IN" w:bidi="gu_IN"/>
+        </w:rPr>
+        <w:t>મીખાહ 4:4–5</w:t>
+      </w:r>
+    </w:p>
+    <w:p>
+      <w:pPr>
+        <w:pStyle w:val="ListBullet"/>
+        <w:spacing w:line="240" w:lineRule="auto"/>
+        <w:ind w:left="720"/>
+      </w:pPr>
+      <w:r>
+        <w:rPr>
+          <w:lang w:val="gu_IN" w:bidi="gu_IN"/>
+        </w:rPr>
+      </w:r>
+      <w:r>
+        <w:rPr>
+          <w:lang w:val="gu_IN" w:bidi="gu_IN"/>
+        </w:rPr>
+        <w:t>ફિલિપ્પી 2:5–8</w:t>
+      </w:r>
+    </w:p>
+    <w:p>
+      <w:pPr>
+        <w:pStyle w:val="ListBullet"/>
+        <w:spacing w:line="240" w:lineRule="auto"/>
+        <w:ind w:left="720"/>
+      </w:pPr>
+      <w:r>
+        <w:rPr>
+          <w:lang w:val="gu_IN" w:bidi="gu_IN"/>
+        </w:rPr>
+      </w:r>
+      <w:r>
+        <w:rPr>
+          <w:lang w:val="gu_IN" w:bidi="gu_IN"/>
+        </w:rPr>
+        <w:t>નીતિવચન 24:11–12</w:t>
+      </w:r>
+    </w:p>
+    <w:p>
+      <w:pPr>
+        <w:pStyle w:val="ListBullet"/>
+        <w:spacing w:line="240" w:lineRule="auto"/>
+        <w:ind w:left="720"/>
+      </w:pPr>
+      <w:r>
+        <w:rPr>
+          <w:lang w:val="gu_IN" w:bidi="gu_IN"/>
+        </w:rPr>
+      </w:r>
+      <w:r>
+        <w:rPr>
+          <w:lang w:val="gu_IN" w:bidi="gu_IN"/>
+        </w:rPr>
+        <w:t>ગીતશાસ્ત્ર 47:8–9</w:t>
+      </w:r>
     </w:p>
     <w:p>
       <w:pPr>
@@ -6513,234 +6105,174 @@
           <w:lang w:val="gu_IN" w:bidi="gu_IN"/>
         </w:rPr>
       </w:r>
-      <w:hyperlink r:id="rId81">
-        <w:r>
-          <w:rPr>
-            <w:lang w:val="gu_IN" w:bidi="gu_IN"/>
-          </w:rPr>
-          <w:rPr>
-            <w:color w:val="0000EE"/>
-            <w:u w:val="single"/>
-          </w:rPr>
-          <w:t>1 તિમોથી 1:12–14</w:t>
-        </w:r>
-      </w:hyperlink>
-    </w:p>
-    <w:p>
-      <w:pPr>
-        <w:pStyle w:val="ListBullet"/>
-        <w:spacing w:line="240" w:lineRule="auto"/>
-        <w:ind w:left="720"/>
-      </w:pPr>
-      <w:r>
-        <w:rPr>
-          <w:lang w:val="gu_IN" w:bidi="gu_IN"/>
-        </w:rPr>
-      </w:r>
-      <w:hyperlink r:id="rId82">
-        <w:r>
-          <w:rPr>
-            <w:lang w:val="gu_IN" w:bidi="gu_IN"/>
-          </w:rPr>
-          <w:rPr>
-            <w:color w:val="0000EE"/>
-            <w:u w:val="single"/>
-          </w:rPr>
-          <w:t>પ્રેરિતો 6:10–11</w:t>
-        </w:r>
-      </w:hyperlink>
-    </w:p>
-    <w:p>
-      <w:pPr>
-        <w:pStyle w:val="ListBullet"/>
-        <w:spacing w:line="240" w:lineRule="auto"/>
-        <w:ind w:left="720"/>
-      </w:pPr>
-      <w:r>
-        <w:rPr>
-          <w:lang w:val="gu_IN" w:bidi="gu_IN"/>
-        </w:rPr>
-      </w:r>
-      <w:hyperlink r:id="rId83">
-        <w:r>
-          <w:rPr>
-            <w:lang w:val="gu_IN" w:bidi="gu_IN"/>
-          </w:rPr>
-          <w:rPr>
-            <w:color w:val="0000EE"/>
-            <w:u w:val="single"/>
-          </w:rPr>
-          <w:t>પ્રેરિતો 26:9–11</w:t>
-        </w:r>
-      </w:hyperlink>
-    </w:p>
-    <w:p>
-      <w:pPr>
-        <w:pStyle w:val="ListBullet"/>
-        <w:spacing w:line="240" w:lineRule="auto"/>
-        <w:ind w:left="720"/>
-      </w:pPr>
-      <w:r>
-        <w:rPr>
-          <w:lang w:val="gu_IN" w:bidi="gu_IN"/>
-        </w:rPr>
-      </w:r>
-      <w:hyperlink r:id="rId84">
-        <w:r>
-          <w:rPr>
-            <w:lang w:val="gu_IN" w:bidi="gu_IN"/>
-          </w:rPr>
-          <w:rPr>
-            <w:color w:val="0000EE"/>
-            <w:u w:val="single"/>
-          </w:rPr>
-          <w:t>યાકૂબ 2:5–7</w:t>
-        </w:r>
-      </w:hyperlink>
-    </w:p>
-    <w:p>
-      <w:pPr>
-        <w:pStyle w:val="ListBullet"/>
-        <w:spacing w:line="240" w:lineRule="auto"/>
-        <w:ind w:left="720"/>
-      </w:pPr>
-      <w:r>
-        <w:rPr>
-          <w:lang w:val="gu_IN" w:bidi="gu_IN"/>
-        </w:rPr>
-      </w:r>
-      <w:hyperlink r:id="rId85">
-        <w:r>
-          <w:rPr>
-            <w:lang w:val="gu_IN" w:bidi="gu_IN"/>
-          </w:rPr>
-          <w:rPr>
-            <w:color w:val="0000EE"/>
-            <w:u w:val="single"/>
-          </w:rPr>
-          <w:t>યોહાન 10:32–33</w:t>
-        </w:r>
-      </w:hyperlink>
-    </w:p>
-    <w:p>
-      <w:pPr>
-        <w:pStyle w:val="ListBullet"/>
-        <w:spacing w:line="240" w:lineRule="auto"/>
-        <w:ind w:left="720"/>
-      </w:pPr>
-      <w:r>
-        <w:rPr>
-          <w:lang w:val="gu_IN" w:bidi="gu_IN"/>
-        </w:rPr>
-      </w:r>
-      <w:hyperlink r:id="rId86">
-        <w:r>
-          <w:rPr>
-            <w:lang w:val="gu_IN" w:bidi="gu_IN"/>
-          </w:rPr>
-          <w:rPr>
-            <w:color w:val="0000EE"/>
-            <w:u w:val="single"/>
-          </w:rPr>
-          <w:t>લૂક 12:8–10</w:t>
-        </w:r>
-      </w:hyperlink>
-    </w:p>
-    <w:p>
-      <w:pPr>
-        <w:pStyle w:val="ListBullet"/>
-        <w:spacing w:line="240" w:lineRule="auto"/>
-        <w:ind w:left="720"/>
-      </w:pPr>
-      <w:r>
-        <w:rPr>
-          <w:lang w:val="gu_IN" w:bidi="gu_IN"/>
-        </w:rPr>
-      </w:r>
-      <w:hyperlink r:id="rId87">
-        <w:r>
-          <w:rPr>
-            <w:lang w:val="gu_IN" w:bidi="gu_IN"/>
-          </w:rPr>
-          <w:rPr>
-            <w:color w:val="0000EE"/>
-            <w:u w:val="single"/>
-          </w:rPr>
-          <w:t>માર્ક 14:63–65</w:t>
-        </w:r>
-      </w:hyperlink>
-    </w:p>
-    <w:p>
-      <w:pPr>
-        <w:pStyle w:val="ListBullet"/>
-        <w:spacing w:line="240" w:lineRule="auto"/>
-        <w:ind w:left="720"/>
-      </w:pPr>
-      <w:r>
-        <w:rPr>
-          <w:lang w:val="gu_IN" w:bidi="gu_IN"/>
-        </w:rPr>
-      </w:r>
-      <w:hyperlink r:id="rId88">
-        <w:r>
-          <w:rPr>
-            <w:lang w:val="gu_IN" w:bidi="gu_IN"/>
-          </w:rPr>
-          <w:rPr>
-            <w:color w:val="0000EE"/>
-            <w:u w:val="single"/>
-          </w:rPr>
-          <w:t>માથ્થી 12:31–32</w:t>
-        </w:r>
-      </w:hyperlink>
-    </w:p>
-    <w:p>
-      <w:pPr>
-        <w:pStyle w:val="ListBullet"/>
-        <w:spacing w:line="240" w:lineRule="auto"/>
-        <w:ind w:left="720"/>
-      </w:pPr>
-      <w:r>
-        <w:rPr>
-          <w:lang w:val="gu_IN" w:bidi="gu_IN"/>
-        </w:rPr>
-      </w:r>
-      <w:hyperlink r:id="rId89">
-        <w:r>
-          <w:rPr>
-            <w:lang w:val="gu_IN" w:bidi="gu_IN"/>
-          </w:rPr>
-          <w:rPr>
-            <w:color w:val="0000EE"/>
-            <w:u w:val="single"/>
-          </w:rPr>
-          <w:t>માથ્થી 26:65–66</w:t>
-        </w:r>
-      </w:hyperlink>
-    </w:p>
-    <w:p>
-      <w:pPr>
-        <w:pStyle w:val="ListBullet"/>
-        <w:spacing w:line="240" w:lineRule="auto"/>
-        <w:ind w:left="720"/>
-      </w:pPr>
-      <w:r>
-        <w:rPr>
-          <w:lang w:val="gu_IN" w:bidi="gu_IN"/>
-        </w:rPr>
-      </w:r>
-      <w:hyperlink r:id="rId90">
-        <w:r>
-          <w:rPr>
-            <w:lang w:val="gu_IN" w:bidi="gu_IN"/>
-          </w:rPr>
-          <w:rPr>
-            <w:color w:val="0000EE"/>
-            <w:u w:val="single"/>
-          </w:rPr>
-          <w:t>ગીતશાસ્ત્ર 74:9–11</w:t>
-        </w:r>
-      </w:hyperlink>
+      <w:r>
+        <w:rPr>
+          <w:lang w:val="gu_IN" w:bidi="gu_IN"/>
+        </w:rPr>
+        <w:t>1 તિમોથી 1:12–14</w:t>
+      </w:r>
+    </w:p>
+    <w:p>
+      <w:pPr>
+        <w:pStyle w:val="ListBullet"/>
+        <w:spacing w:line="240" w:lineRule="auto"/>
+        <w:ind w:left="720"/>
+      </w:pPr>
+      <w:r>
+        <w:rPr>
+          <w:lang w:val="gu_IN" w:bidi="gu_IN"/>
+        </w:rPr>
+      </w:r>
+      <w:r>
+        <w:rPr>
+          <w:lang w:val="gu_IN" w:bidi="gu_IN"/>
+        </w:rPr>
+        <w:t>પ્રેરિતો 6:10–11</w:t>
+      </w:r>
+    </w:p>
+    <w:p>
+      <w:pPr>
+        <w:pStyle w:val="ListBullet"/>
+        <w:spacing w:line="240" w:lineRule="auto"/>
+        <w:ind w:left="720"/>
+      </w:pPr>
+      <w:r>
+        <w:rPr>
+          <w:lang w:val="gu_IN" w:bidi="gu_IN"/>
+        </w:rPr>
+      </w:r>
+      <w:r>
+        <w:rPr>
+          <w:lang w:val="gu_IN" w:bidi="gu_IN"/>
+        </w:rPr>
+        <w:t>પ્રેરિતો 26:9–11</w:t>
+      </w:r>
+    </w:p>
+    <w:p>
+      <w:pPr>
+        <w:pStyle w:val="ListBullet"/>
+        <w:spacing w:line="240" w:lineRule="auto"/>
+        <w:ind w:left="720"/>
+      </w:pPr>
+      <w:r>
+        <w:rPr>
+          <w:lang w:val="gu_IN" w:bidi="gu_IN"/>
+        </w:rPr>
+      </w:r>
+      <w:r>
+        <w:rPr>
+          <w:lang w:val="gu_IN" w:bidi="gu_IN"/>
+        </w:rPr>
+        <w:t>યાકૂબ 2:5–7</w:t>
+      </w:r>
+    </w:p>
+    <w:p>
+      <w:pPr>
+        <w:pStyle w:val="ListBullet"/>
+        <w:spacing w:line="240" w:lineRule="auto"/>
+        <w:ind w:left="720"/>
+      </w:pPr>
+      <w:r>
+        <w:rPr>
+          <w:lang w:val="gu_IN" w:bidi="gu_IN"/>
+        </w:rPr>
+      </w:r>
+      <w:r>
+        <w:rPr>
+          <w:lang w:val="gu_IN" w:bidi="gu_IN"/>
+        </w:rPr>
+        <w:t>યોહાન 10:32–33</w:t>
+      </w:r>
+    </w:p>
+    <w:p>
+      <w:pPr>
+        <w:pStyle w:val="ListBullet"/>
+        <w:spacing w:line="240" w:lineRule="auto"/>
+        <w:ind w:left="720"/>
+      </w:pPr>
+      <w:r>
+        <w:rPr>
+          <w:lang w:val="gu_IN" w:bidi="gu_IN"/>
+        </w:rPr>
+      </w:r>
+      <w:r>
+        <w:rPr>
+          <w:lang w:val="gu_IN" w:bidi="gu_IN"/>
+        </w:rPr>
+        <w:t>લૂક 12:8–10</w:t>
+      </w:r>
+    </w:p>
+    <w:p>
+      <w:pPr>
+        <w:pStyle w:val="ListBullet"/>
+        <w:spacing w:line="240" w:lineRule="auto"/>
+        <w:ind w:left="720"/>
+      </w:pPr>
+      <w:r>
+        <w:rPr>
+          <w:lang w:val="gu_IN" w:bidi="gu_IN"/>
+        </w:rPr>
+      </w:r>
+      <w:r>
+        <w:rPr>
+          <w:lang w:val="gu_IN" w:bidi="gu_IN"/>
+        </w:rPr>
+        <w:t>માર્ક 14:63–65</w:t>
+      </w:r>
+    </w:p>
+    <w:p>
+      <w:pPr>
+        <w:pStyle w:val="ListBullet"/>
+        <w:spacing w:line="240" w:lineRule="auto"/>
+        <w:ind w:left="720"/>
+      </w:pPr>
+      <w:r>
+        <w:rPr>
+          <w:lang w:val="gu_IN" w:bidi="gu_IN"/>
+        </w:rPr>
+      </w:r>
+      <w:r>
+        <w:rPr>
+          <w:lang w:val="gu_IN" w:bidi="gu_IN"/>
+        </w:rPr>
+        <w:t>માથ્થી 12:31–32</w:t>
+      </w:r>
+    </w:p>
+    <w:p>
+      <w:pPr>
+        <w:pStyle w:val="ListBullet"/>
+        <w:spacing w:line="240" w:lineRule="auto"/>
+        <w:ind w:left="720"/>
+      </w:pPr>
+      <w:r>
+        <w:rPr>
+          <w:lang w:val="gu_IN" w:bidi="gu_IN"/>
+        </w:rPr>
+      </w:r>
+      <w:r>
+        <w:rPr>
+          <w:lang w:val="gu_IN" w:bidi="gu_IN"/>
+        </w:rPr>
+        <w:t>માથ્થી 26:65–66</w:t>
+      </w:r>
+    </w:p>
+    <w:p>
+      <w:pPr>
+        <w:pStyle w:val="ListBullet"/>
+        <w:spacing w:line="240" w:lineRule="auto"/>
+        <w:ind w:left="720"/>
+      </w:pPr>
+      <w:r>
+        <w:rPr>
+          <w:lang w:val="gu_IN" w:bidi="gu_IN"/>
+        </w:rPr>
+      </w:r>
+      <w:r>
+        <w:rPr>
+          <w:lang w:val="gu_IN" w:bidi="gu_IN"/>
+        </w:rPr>
+        <w:t>ગીતશાસ્ત્ર 74:9–11</w:t>
+      </w:r>
     </w:p>
     <w:p>
       <w:pPr>
@@ -7118,90 +6650,66 @@
           <w:lang w:val="gu_IN" w:bidi="gu_IN"/>
         </w:rPr>
       </w:r>
-      <w:hyperlink r:id="rId91">
-        <w:r>
-          <w:rPr>
-            <w:lang w:val="gu_IN" w:bidi="gu_IN"/>
-          </w:rPr>
-          <w:rPr>
-            <w:color w:val="0000EE"/>
-            <w:u w:val="single"/>
-          </w:rPr>
-          <w:t>ઉત્પતિ 6:1–3</w:t>
-        </w:r>
-      </w:hyperlink>
-    </w:p>
-    <w:p>
-      <w:pPr>
-        <w:pStyle w:val="ListBullet"/>
-        <w:spacing w:line="240" w:lineRule="auto"/>
-        <w:ind w:left="720"/>
-      </w:pPr>
-      <w:r>
-        <w:rPr>
-          <w:lang w:val="gu_IN" w:bidi="gu_IN"/>
-        </w:rPr>
-      </w:r>
-      <w:hyperlink r:id="rId92">
-        <w:r>
-          <w:rPr>
-            <w:lang w:val="gu_IN" w:bidi="gu_IN"/>
-          </w:rPr>
-          <w:rPr>
-            <w:color w:val="0000EE"/>
-            <w:u w:val="single"/>
-          </w:rPr>
-          <w:t>ઉત્પતિ 6:4</w:t>
-        </w:r>
-      </w:hyperlink>
-    </w:p>
-    <w:p>
-      <w:pPr>
-        <w:pStyle w:val="ListBullet"/>
-        <w:spacing w:line="240" w:lineRule="auto"/>
-        <w:ind w:left="720"/>
-      </w:pPr>
-      <w:r>
-        <w:rPr>
-          <w:lang w:val="gu_IN" w:bidi="gu_IN"/>
-        </w:rPr>
-      </w:r>
-      <w:hyperlink r:id="rId93">
-        <w:r>
-          <w:rPr>
-            <w:lang w:val="gu_IN" w:bidi="gu_IN"/>
-          </w:rPr>
-          <w:rPr>
-            <w:color w:val="0000EE"/>
-            <w:u w:val="single"/>
-          </w:rPr>
-          <w:t>અયૂબ 1:6–8</w:t>
-        </w:r>
-      </w:hyperlink>
-    </w:p>
-    <w:p>
-      <w:pPr>
-        <w:pStyle w:val="ListBullet"/>
-        <w:spacing w:line="240" w:lineRule="auto"/>
-        <w:ind w:left="720"/>
-      </w:pPr>
-      <w:r>
-        <w:rPr>
-          <w:lang w:val="gu_IN" w:bidi="gu_IN"/>
-        </w:rPr>
-      </w:r>
-      <w:hyperlink r:id="rId94">
-        <w:r>
-          <w:rPr>
-            <w:lang w:val="gu_IN" w:bidi="gu_IN"/>
-          </w:rPr>
-          <w:rPr>
-            <w:color w:val="0000EE"/>
-            <w:u w:val="single"/>
-          </w:rPr>
-          <w:t>રોમનો 8:14–15</w:t>
-        </w:r>
-      </w:hyperlink>
+      <w:r>
+        <w:rPr>
+          <w:lang w:val="gu_IN" w:bidi="gu_IN"/>
+        </w:rPr>
+        <w:t>ઉત્પતિ 6:1–3</w:t>
+      </w:r>
+    </w:p>
+    <w:p>
+      <w:pPr>
+        <w:pStyle w:val="ListBullet"/>
+        <w:spacing w:line="240" w:lineRule="auto"/>
+        <w:ind w:left="720"/>
+      </w:pPr>
+      <w:r>
+        <w:rPr>
+          <w:lang w:val="gu_IN" w:bidi="gu_IN"/>
+        </w:rPr>
+      </w:r>
+      <w:r>
+        <w:rPr>
+          <w:lang w:val="gu_IN" w:bidi="gu_IN"/>
+        </w:rPr>
+        <w:t>ઉત્પતિ 6:4</w:t>
+      </w:r>
+    </w:p>
+    <w:p>
+      <w:pPr>
+        <w:pStyle w:val="ListBullet"/>
+        <w:spacing w:line="240" w:lineRule="auto"/>
+        <w:ind w:left="720"/>
+      </w:pPr>
+      <w:r>
+        <w:rPr>
+          <w:lang w:val="gu_IN" w:bidi="gu_IN"/>
+        </w:rPr>
+      </w:r>
+      <w:r>
+        <w:rPr>
+          <w:lang w:val="gu_IN" w:bidi="gu_IN"/>
+        </w:rPr>
+        <w:t>અયૂબ 1:6–8</w:t>
+      </w:r>
+    </w:p>
+    <w:p>
+      <w:pPr>
+        <w:pStyle w:val="ListBullet"/>
+        <w:spacing w:line="240" w:lineRule="auto"/>
+        <w:ind w:left="720"/>
+      </w:pPr>
+      <w:r>
+        <w:rPr>
+          <w:lang w:val="gu_IN" w:bidi="gu_IN"/>
+        </w:rPr>
+      </w:r>
+      <w:r>
+        <w:rPr>
+          <w:lang w:val="gu_IN" w:bidi="gu_IN"/>
+        </w:rPr>
+        <w:t>રોમનો 8:14–15</w:t>
+      </w:r>
     </w:p>
     <w:p>
       <w:pPr>
@@ -7520,234 +7028,174 @@
           <w:lang w:val="gu_IN" w:bidi="gu_IN"/>
         </w:rPr>
       </w:r>
-      <w:hyperlink r:id="rId95">
-        <w:r>
-          <w:rPr>
-            <w:lang w:val="gu_IN" w:bidi="gu_IN"/>
-          </w:rPr>
-          <w:rPr>
-            <w:color w:val="0000EE"/>
-            <w:u w:val="single"/>
-          </w:rPr>
-          <w:t>1 કાળવૃતાંત 11:1–3</w:t>
-        </w:r>
-      </w:hyperlink>
-    </w:p>
-    <w:p>
-      <w:pPr>
-        <w:pStyle w:val="ListBullet"/>
-        <w:spacing w:line="240" w:lineRule="auto"/>
-        <w:ind w:left="720"/>
-      </w:pPr>
-      <w:r>
-        <w:rPr>
-          <w:lang w:val="gu_IN" w:bidi="gu_IN"/>
-        </w:rPr>
-      </w:r>
-      <w:hyperlink r:id="rId96">
-        <w:r>
-          <w:rPr>
-            <w:lang w:val="gu_IN" w:bidi="gu_IN"/>
-          </w:rPr>
-          <w:rPr>
-            <w:color w:val="0000EE"/>
-            <w:u w:val="single"/>
-          </w:rPr>
-          <w:t>પ્રેરિતોનાં કૃત્યો 7:33–34</w:t>
-        </w:r>
-      </w:hyperlink>
-    </w:p>
-    <w:p>
-      <w:pPr>
-        <w:pStyle w:val="ListBullet"/>
-        <w:spacing w:line="240" w:lineRule="auto"/>
-        <w:ind w:left="720"/>
-      </w:pPr>
-      <w:r>
-        <w:rPr>
-          <w:lang w:val="gu_IN" w:bidi="gu_IN"/>
-        </w:rPr>
-      </w:r>
-      <w:hyperlink r:id="rId97">
-        <w:r>
-          <w:rPr>
-            <w:lang w:val="gu_IN" w:bidi="gu_IN"/>
-          </w:rPr>
-          <w:rPr>
-            <w:color w:val="0000EE"/>
-            <w:u w:val="single"/>
-          </w:rPr>
-          <w:t>પ્રેરિતોનાં કૃત્યો 7:51–53</w:t>
-        </w:r>
-      </w:hyperlink>
-    </w:p>
-    <w:p>
-      <w:pPr>
-        <w:pStyle w:val="ListBullet"/>
-        <w:spacing w:line="240" w:lineRule="auto"/>
-        <w:ind w:left="720"/>
-      </w:pPr>
-      <w:r>
-        <w:rPr>
-          <w:lang w:val="gu_IN" w:bidi="gu_IN"/>
-        </w:rPr>
-      </w:r>
-      <w:hyperlink r:id="rId98">
-        <w:r>
-          <w:rPr>
-            <w:lang w:val="gu_IN" w:bidi="gu_IN"/>
-          </w:rPr>
-          <w:rPr>
-            <w:color w:val="0000EE"/>
-            <w:u w:val="single"/>
-          </w:rPr>
-          <w:t>પ્રેરિતોનાં કૃત્યો 10:36–38</w:t>
-        </w:r>
-      </w:hyperlink>
-    </w:p>
-    <w:p>
-      <w:pPr>
-        <w:pStyle w:val="ListBullet"/>
-        <w:spacing w:line="240" w:lineRule="auto"/>
-        <w:ind w:left="720"/>
-      </w:pPr>
-      <w:r>
-        <w:rPr>
-          <w:lang w:val="gu_IN" w:bidi="gu_IN"/>
-        </w:rPr>
-      </w:r>
-      <w:hyperlink r:id="rId99">
-        <w:r>
-          <w:rPr>
-            <w:lang w:val="gu_IN" w:bidi="gu_IN"/>
-          </w:rPr>
-          <w:rPr>
-            <w:color w:val="0000EE"/>
-            <w:u w:val="single"/>
-          </w:rPr>
-          <w:t>દાનિયેલ 9:24–25</w:t>
-        </w:r>
-      </w:hyperlink>
-    </w:p>
-    <w:p>
-      <w:pPr>
-        <w:pStyle w:val="ListBullet"/>
-        <w:spacing w:line="240" w:lineRule="auto"/>
-        <w:ind w:left="720"/>
-      </w:pPr>
-      <w:r>
-        <w:rPr>
-          <w:lang w:val="gu_IN" w:bidi="gu_IN"/>
-        </w:rPr>
-      </w:r>
-      <w:hyperlink r:id="rId100">
-        <w:r>
-          <w:rPr>
-            <w:lang w:val="gu_IN" w:bidi="gu_IN"/>
-          </w:rPr>
-          <w:rPr>
-            <w:color w:val="0000EE"/>
-            <w:u w:val="single"/>
-          </w:rPr>
-          <w:t>યશાયા 2:5–6</w:t>
-        </w:r>
-      </w:hyperlink>
-    </w:p>
-    <w:p>
-      <w:pPr>
-        <w:pStyle w:val="ListBullet"/>
-        <w:spacing w:line="240" w:lineRule="auto"/>
-        <w:ind w:left="720"/>
-      </w:pPr>
-      <w:r>
-        <w:rPr>
-          <w:lang w:val="gu_IN" w:bidi="gu_IN"/>
-        </w:rPr>
-      </w:r>
-      <w:hyperlink r:id="rId101">
-        <w:r>
-          <w:rPr>
-            <w:lang w:val="gu_IN" w:bidi="gu_IN"/>
-          </w:rPr>
-          <w:rPr>
-            <w:color w:val="0000EE"/>
-            <w:u w:val="single"/>
-          </w:rPr>
-          <w:t>યર્મિયા 6:20–22</w:t>
-        </w:r>
-      </w:hyperlink>
-    </w:p>
-    <w:p>
-      <w:pPr>
-        <w:pStyle w:val="ListBullet"/>
-        <w:spacing w:line="240" w:lineRule="auto"/>
-        <w:ind w:left="720"/>
-      </w:pPr>
-      <w:r>
-        <w:rPr>
-          <w:lang w:val="gu_IN" w:bidi="gu_IN"/>
-        </w:rPr>
-      </w:r>
-      <w:hyperlink r:id="rId102">
-        <w:r>
-          <w:rPr>
-            <w:lang w:val="gu_IN" w:bidi="gu_IN"/>
-          </w:rPr>
-          <w:rPr>
-            <w:color w:val="0000EE"/>
-            <w:u w:val="single"/>
-          </w:rPr>
-          <w:t>યોએલ 3:16–17</w:t>
-        </w:r>
-      </w:hyperlink>
-    </w:p>
-    <w:p>
-      <w:pPr>
-        <w:pStyle w:val="ListBullet"/>
-        <w:spacing w:line="240" w:lineRule="auto"/>
-        <w:ind w:left="720"/>
-      </w:pPr>
-      <w:r>
-        <w:rPr>
-          <w:lang w:val="gu_IN" w:bidi="gu_IN"/>
-        </w:rPr>
-      </w:r>
-      <w:hyperlink r:id="rId103">
-        <w:r>
-          <w:rPr>
-            <w:lang w:val="gu_IN" w:bidi="gu_IN"/>
-          </w:rPr>
-          <w:rPr>
-            <w:color w:val="0000EE"/>
-            <w:u w:val="single"/>
-          </w:rPr>
-          <w:t>મીખાહ 6:3–5</w:t>
-        </w:r>
-      </w:hyperlink>
-    </w:p>
-    <w:p>
-      <w:pPr>
-        <w:pStyle w:val="ListBullet"/>
-        <w:spacing w:line="240" w:lineRule="auto"/>
-        <w:ind w:left="720"/>
-      </w:pPr>
-      <w:r>
-        <w:rPr>
-          <w:lang w:val="gu_IN" w:bidi="gu_IN"/>
-        </w:rPr>
-      </w:r>
-      <w:hyperlink r:id="rId104">
-        <w:r>
-          <w:rPr>
-            <w:lang w:val="gu_IN" w:bidi="gu_IN"/>
-          </w:rPr>
-          <w:rPr>
-            <w:color w:val="0000EE"/>
-            <w:u w:val="single"/>
-          </w:rPr>
-          <w:t>પ્રકટીકરણ 13:7–8</w:t>
-        </w:r>
-      </w:hyperlink>
+      <w:r>
+        <w:rPr>
+          <w:lang w:val="gu_IN" w:bidi="gu_IN"/>
+        </w:rPr>
+        <w:t>1 કાળવૃતાંત 11:1–3</w:t>
+      </w:r>
+    </w:p>
+    <w:p>
+      <w:pPr>
+        <w:pStyle w:val="ListBullet"/>
+        <w:spacing w:line="240" w:lineRule="auto"/>
+        <w:ind w:left="720"/>
+      </w:pPr>
+      <w:r>
+        <w:rPr>
+          <w:lang w:val="gu_IN" w:bidi="gu_IN"/>
+        </w:rPr>
+      </w:r>
+      <w:r>
+        <w:rPr>
+          <w:lang w:val="gu_IN" w:bidi="gu_IN"/>
+        </w:rPr>
+        <w:t>પ્રેરિતોનાં કૃત્યો 7:33–34</w:t>
+      </w:r>
+    </w:p>
+    <w:p>
+      <w:pPr>
+        <w:pStyle w:val="ListBullet"/>
+        <w:spacing w:line="240" w:lineRule="auto"/>
+        <w:ind w:left="720"/>
+      </w:pPr>
+      <w:r>
+        <w:rPr>
+          <w:lang w:val="gu_IN" w:bidi="gu_IN"/>
+        </w:rPr>
+      </w:r>
+      <w:r>
+        <w:rPr>
+          <w:lang w:val="gu_IN" w:bidi="gu_IN"/>
+        </w:rPr>
+        <w:t>પ્રેરિતોનાં કૃત્યો 7:51–53</w:t>
+      </w:r>
+    </w:p>
+    <w:p>
+      <w:pPr>
+        <w:pStyle w:val="ListBullet"/>
+        <w:spacing w:line="240" w:lineRule="auto"/>
+        <w:ind w:left="720"/>
+      </w:pPr>
+      <w:r>
+        <w:rPr>
+          <w:lang w:val="gu_IN" w:bidi="gu_IN"/>
+        </w:rPr>
+      </w:r>
+      <w:r>
+        <w:rPr>
+          <w:lang w:val="gu_IN" w:bidi="gu_IN"/>
+        </w:rPr>
+        <w:t>પ્રેરિતોનાં કૃત્યો 10:36–38</w:t>
+      </w:r>
+    </w:p>
+    <w:p>
+      <w:pPr>
+        <w:pStyle w:val="ListBullet"/>
+        <w:spacing w:line="240" w:lineRule="auto"/>
+        <w:ind w:left="720"/>
+      </w:pPr>
+      <w:r>
+        <w:rPr>
+          <w:lang w:val="gu_IN" w:bidi="gu_IN"/>
+        </w:rPr>
+      </w:r>
+      <w:r>
+        <w:rPr>
+          <w:lang w:val="gu_IN" w:bidi="gu_IN"/>
+        </w:rPr>
+        <w:t>દાનિયેલ 9:24–25</w:t>
+      </w:r>
+    </w:p>
+    <w:p>
+      <w:pPr>
+        <w:pStyle w:val="ListBullet"/>
+        <w:spacing w:line="240" w:lineRule="auto"/>
+        <w:ind w:left="720"/>
+      </w:pPr>
+      <w:r>
+        <w:rPr>
+          <w:lang w:val="gu_IN" w:bidi="gu_IN"/>
+        </w:rPr>
+      </w:r>
+      <w:r>
+        <w:rPr>
+          <w:lang w:val="gu_IN" w:bidi="gu_IN"/>
+        </w:rPr>
+        <w:t>યશાયા 2:5–6</w:t>
+      </w:r>
+    </w:p>
+    <w:p>
+      <w:pPr>
+        <w:pStyle w:val="ListBullet"/>
+        <w:spacing w:line="240" w:lineRule="auto"/>
+        <w:ind w:left="720"/>
+      </w:pPr>
+      <w:r>
+        <w:rPr>
+          <w:lang w:val="gu_IN" w:bidi="gu_IN"/>
+        </w:rPr>
+      </w:r>
+      <w:r>
+        <w:rPr>
+          <w:lang w:val="gu_IN" w:bidi="gu_IN"/>
+        </w:rPr>
+        <w:t>યર્મિયા 6:20–22</w:t>
+      </w:r>
+    </w:p>
+    <w:p>
+      <w:pPr>
+        <w:pStyle w:val="ListBullet"/>
+        <w:spacing w:line="240" w:lineRule="auto"/>
+        <w:ind w:left="720"/>
+      </w:pPr>
+      <w:r>
+        <w:rPr>
+          <w:lang w:val="gu_IN" w:bidi="gu_IN"/>
+        </w:rPr>
+      </w:r>
+      <w:r>
+        <w:rPr>
+          <w:lang w:val="gu_IN" w:bidi="gu_IN"/>
+        </w:rPr>
+        <w:t>યોએલ 3:16–17</w:t>
+      </w:r>
+    </w:p>
+    <w:p>
+      <w:pPr>
+        <w:pStyle w:val="ListBullet"/>
+        <w:spacing w:line="240" w:lineRule="auto"/>
+        <w:ind w:left="720"/>
+      </w:pPr>
+      <w:r>
+        <w:rPr>
+          <w:lang w:val="gu_IN" w:bidi="gu_IN"/>
+        </w:rPr>
+      </w:r>
+      <w:r>
+        <w:rPr>
+          <w:lang w:val="gu_IN" w:bidi="gu_IN"/>
+        </w:rPr>
+        <w:t>મીખાહ 6:3–5</w:t>
+      </w:r>
+    </w:p>
+    <w:p>
+      <w:pPr>
+        <w:pStyle w:val="ListBullet"/>
+        <w:spacing w:line="240" w:lineRule="auto"/>
+        <w:ind w:left="720"/>
+      </w:pPr>
+      <w:r>
+        <w:rPr>
+          <w:lang w:val="gu_IN" w:bidi="gu_IN"/>
+        </w:rPr>
+      </w:r>
+      <w:r>
+        <w:rPr>
+          <w:lang w:val="gu_IN" w:bidi="gu_IN"/>
+        </w:rPr>
+        <w:t>પ્રકટીકરણ 13:7–8</w:t>
+      </w:r>
     </w:p>
     <w:p>
       <w:pPr>
@@ -7942,186 +7390,138 @@
           <w:lang w:val="gu_IN" w:bidi="gu_IN"/>
         </w:rPr>
       </w:r>
-      <w:hyperlink r:id="rId105">
-        <w:r>
-          <w:rPr>
-            <w:lang w:val="gu_IN" w:bidi="gu_IN"/>
-          </w:rPr>
-          <w:rPr>
-            <w:color w:val="0000EE"/>
-            <w:u w:val="single"/>
-          </w:rPr>
-          <w:t>1 યોહાન 2:15–17</w:t>
-        </w:r>
-      </w:hyperlink>
-    </w:p>
-    <w:p>
-      <w:pPr>
-        <w:pStyle w:val="ListBullet"/>
-        <w:spacing w:line="240" w:lineRule="auto"/>
-        <w:ind w:left="720"/>
-      </w:pPr>
-      <w:r>
-        <w:rPr>
-          <w:lang w:val="gu_IN" w:bidi="gu_IN"/>
-        </w:rPr>
-      </w:r>
-      <w:hyperlink r:id="rId106">
-        <w:r>
-          <w:rPr>
-            <w:lang w:val="gu_IN" w:bidi="gu_IN"/>
-          </w:rPr>
-          <w:rPr>
-            <w:color w:val="0000EE"/>
-            <w:u w:val="single"/>
-          </w:rPr>
-          <w:t>1 થેસ્સલોનીકી 4:3–6</w:t>
-        </w:r>
-      </w:hyperlink>
-    </w:p>
-    <w:p>
-      <w:pPr>
-        <w:pStyle w:val="ListBullet"/>
-        <w:spacing w:line="240" w:lineRule="auto"/>
-        <w:ind w:left="720"/>
-      </w:pPr>
-      <w:r>
-        <w:rPr>
-          <w:lang w:val="gu_IN" w:bidi="gu_IN"/>
-        </w:rPr>
-      </w:r>
-      <w:hyperlink r:id="rId107">
-        <w:r>
-          <w:rPr>
-            <w:lang w:val="gu_IN" w:bidi="gu_IN"/>
-          </w:rPr>
-          <w:rPr>
-            <w:color w:val="0000EE"/>
-            <w:u w:val="single"/>
-          </w:rPr>
-          <w:t>કલોસી 4:12–14</w:t>
-        </w:r>
-      </w:hyperlink>
-    </w:p>
-    <w:p>
-      <w:pPr>
-        <w:pStyle w:val="ListBullet"/>
-        <w:spacing w:line="240" w:lineRule="auto"/>
-        <w:ind w:left="720"/>
-      </w:pPr>
-      <w:r>
-        <w:rPr>
-          <w:lang w:val="gu_IN" w:bidi="gu_IN"/>
-        </w:rPr>
-      </w:r>
-      <w:hyperlink r:id="rId108">
-        <w:r>
-          <w:rPr>
-            <w:lang w:val="gu_IN" w:bidi="gu_IN"/>
-          </w:rPr>
-          <w:rPr>
-            <w:color w:val="0000EE"/>
-            <w:u w:val="single"/>
-          </w:rPr>
-          <w:t>એફેસી 1:1–2</w:t>
-        </w:r>
-      </w:hyperlink>
-    </w:p>
-    <w:p>
-      <w:pPr>
-        <w:pStyle w:val="ListBullet"/>
-        <w:spacing w:line="240" w:lineRule="auto"/>
-        <w:ind w:left="720"/>
-      </w:pPr>
-      <w:r>
-        <w:rPr>
-          <w:lang w:val="gu_IN" w:bidi="gu_IN"/>
-        </w:rPr>
-      </w:r>
-      <w:hyperlink r:id="rId109">
-        <w:r>
-          <w:rPr>
-            <w:lang w:val="gu_IN" w:bidi="gu_IN"/>
-          </w:rPr>
-          <w:rPr>
-            <w:color w:val="0000EE"/>
-            <w:u w:val="single"/>
-          </w:rPr>
-          <w:t>યોહાન 5:30–32</w:t>
-        </w:r>
-      </w:hyperlink>
-    </w:p>
-    <w:p>
-      <w:pPr>
-        <w:pStyle w:val="ListBullet"/>
-        <w:spacing w:line="240" w:lineRule="auto"/>
-        <w:ind w:left="720"/>
-      </w:pPr>
-      <w:r>
-        <w:rPr>
-          <w:lang w:val="gu_IN" w:bidi="gu_IN"/>
-        </w:rPr>
-      </w:r>
-      <w:hyperlink r:id="rId110">
-        <w:r>
-          <w:rPr>
-            <w:lang w:val="gu_IN" w:bidi="gu_IN"/>
-          </w:rPr>
-          <w:rPr>
-            <w:color w:val="0000EE"/>
-            <w:u w:val="single"/>
-          </w:rPr>
-          <w:t>માર્ક 3:33–35</w:t>
-        </w:r>
-      </w:hyperlink>
-    </w:p>
-    <w:p>
-      <w:pPr>
-        <w:pStyle w:val="ListBullet"/>
-        <w:spacing w:line="240" w:lineRule="auto"/>
-        <w:ind w:left="720"/>
-      </w:pPr>
-      <w:r>
-        <w:rPr>
-          <w:lang w:val="gu_IN" w:bidi="gu_IN"/>
-        </w:rPr>
-      </w:r>
-      <w:hyperlink r:id="rId111">
-        <w:r>
-          <w:rPr>
-            <w:lang w:val="gu_IN" w:bidi="gu_IN"/>
-          </w:rPr>
-          <w:rPr>
-            <w:color w:val="0000EE"/>
-            <w:u w:val="single"/>
-          </w:rPr>
-          <w:t>માથ્થી 6:8–10</w:t>
-        </w:r>
-      </w:hyperlink>
-    </w:p>
-    <w:p>
-      <w:pPr>
-        <w:pStyle w:val="ListBullet"/>
-        <w:spacing w:line="240" w:lineRule="auto"/>
-        <w:ind w:left="720"/>
-      </w:pPr>
-      <w:r>
-        <w:rPr>
-          <w:lang w:val="gu_IN" w:bidi="gu_IN"/>
-        </w:rPr>
-      </w:r>
-      <w:hyperlink r:id="rId112">
-        <w:r>
-          <w:rPr>
-            <w:lang w:val="gu_IN" w:bidi="gu_IN"/>
-          </w:rPr>
-          <w:rPr>
-            <w:color w:val="0000EE"/>
-            <w:u w:val="single"/>
-          </w:rPr>
-          <w:t>ગીતશાસ્ત્ર 103:20–22</w:t>
-        </w:r>
-      </w:hyperlink>
+      <w:r>
+        <w:rPr>
+          <w:lang w:val="gu_IN" w:bidi="gu_IN"/>
+        </w:rPr>
+        <w:t>1 યોહાન 2:15–17</w:t>
+      </w:r>
+    </w:p>
+    <w:p>
+      <w:pPr>
+        <w:pStyle w:val="ListBullet"/>
+        <w:spacing w:line="240" w:lineRule="auto"/>
+        <w:ind w:left="720"/>
+      </w:pPr>
+      <w:r>
+        <w:rPr>
+          <w:lang w:val="gu_IN" w:bidi="gu_IN"/>
+        </w:rPr>
+      </w:r>
+      <w:r>
+        <w:rPr>
+          <w:lang w:val="gu_IN" w:bidi="gu_IN"/>
+        </w:rPr>
+        <w:t>1 થેસ્સલોનીકી 4:3–6</w:t>
+      </w:r>
+    </w:p>
+    <w:p>
+      <w:pPr>
+        <w:pStyle w:val="ListBullet"/>
+        <w:spacing w:line="240" w:lineRule="auto"/>
+        <w:ind w:left="720"/>
+      </w:pPr>
+      <w:r>
+        <w:rPr>
+          <w:lang w:val="gu_IN" w:bidi="gu_IN"/>
+        </w:rPr>
+      </w:r>
+      <w:r>
+        <w:rPr>
+          <w:lang w:val="gu_IN" w:bidi="gu_IN"/>
+        </w:rPr>
+        <w:t>કલોસી 4:12–14</w:t>
+      </w:r>
+    </w:p>
+    <w:p>
+      <w:pPr>
+        <w:pStyle w:val="ListBullet"/>
+        <w:spacing w:line="240" w:lineRule="auto"/>
+        <w:ind w:left="720"/>
+      </w:pPr>
+      <w:r>
+        <w:rPr>
+          <w:lang w:val="gu_IN" w:bidi="gu_IN"/>
+        </w:rPr>
+      </w:r>
+      <w:r>
+        <w:rPr>
+          <w:lang w:val="gu_IN" w:bidi="gu_IN"/>
+        </w:rPr>
+        <w:t>એફેસી 1:1–2</w:t>
+      </w:r>
+    </w:p>
+    <w:p>
+      <w:pPr>
+        <w:pStyle w:val="ListBullet"/>
+        <w:spacing w:line="240" w:lineRule="auto"/>
+        <w:ind w:left="720"/>
+      </w:pPr>
+      <w:r>
+        <w:rPr>
+          <w:lang w:val="gu_IN" w:bidi="gu_IN"/>
+        </w:rPr>
+      </w:r>
+      <w:r>
+        <w:rPr>
+          <w:lang w:val="gu_IN" w:bidi="gu_IN"/>
+        </w:rPr>
+        <w:t>યોહાન 5:30–32</w:t>
+      </w:r>
+    </w:p>
+    <w:p>
+      <w:pPr>
+        <w:pStyle w:val="ListBullet"/>
+        <w:spacing w:line="240" w:lineRule="auto"/>
+        <w:ind w:left="720"/>
+      </w:pPr>
+      <w:r>
+        <w:rPr>
+          <w:lang w:val="gu_IN" w:bidi="gu_IN"/>
+        </w:rPr>
+      </w:r>
+      <w:r>
+        <w:rPr>
+          <w:lang w:val="gu_IN" w:bidi="gu_IN"/>
+        </w:rPr>
+        <w:t>માર્ક 3:33–35</w:t>
+      </w:r>
+    </w:p>
+    <w:p>
+      <w:pPr>
+        <w:pStyle w:val="ListBullet"/>
+        <w:spacing w:line="240" w:lineRule="auto"/>
+        <w:ind w:left="720"/>
+      </w:pPr>
+      <w:r>
+        <w:rPr>
+          <w:lang w:val="gu_IN" w:bidi="gu_IN"/>
+        </w:rPr>
+      </w:r>
+      <w:r>
+        <w:rPr>
+          <w:lang w:val="gu_IN" w:bidi="gu_IN"/>
+        </w:rPr>
+        <w:t>માથ્થી 6:8–10</w:t>
+      </w:r>
+    </w:p>
+    <w:p>
+      <w:pPr>
+        <w:pStyle w:val="ListBullet"/>
+        <w:spacing w:line="240" w:lineRule="auto"/>
+        <w:ind w:left="720"/>
+      </w:pPr>
+      <w:r>
+        <w:rPr>
+          <w:lang w:val="gu_IN" w:bidi="gu_IN"/>
+        </w:rPr>
+      </w:r>
+      <w:r>
+        <w:rPr>
+          <w:lang w:val="gu_IN" w:bidi="gu_IN"/>
+        </w:rPr>
+        <w:t>ગીતશાસ્ત્ર 103:20–22</w:t>
+      </w:r>
     </w:p>
     <w:p>
       <w:pPr>
@@ -8487,282 +7887,210 @@
           <w:lang w:val="gu_IN" w:bidi="gu_IN"/>
         </w:rPr>
       </w:r>
-      <w:hyperlink r:id="rId113">
-        <w:r>
-          <w:rPr>
-            <w:lang w:val="gu_IN" w:bidi="gu_IN"/>
-          </w:rPr>
-          <w:rPr>
-            <w:color w:val="0000EE"/>
-            <w:u w:val="single"/>
-          </w:rPr>
-          <w:t>2 થેસ્સાલોનિકીઓ 1:3–5</w:t>
-        </w:r>
-      </w:hyperlink>
-    </w:p>
-    <w:p>
-      <w:pPr>
-        <w:pStyle w:val="ListBullet"/>
-        <w:spacing w:line="240" w:lineRule="auto"/>
-        <w:ind w:left="720"/>
-      </w:pPr>
-      <w:r>
-        <w:rPr>
-          <w:lang w:val="gu_IN" w:bidi="gu_IN"/>
-        </w:rPr>
-      </w:r>
-      <w:hyperlink r:id="rId114">
-        <w:r>
-          <w:rPr>
-            <w:lang w:val="gu_IN" w:bidi="gu_IN"/>
-          </w:rPr>
-          <w:rPr>
-            <w:color w:val="0000EE"/>
-            <w:u w:val="single"/>
-          </w:rPr>
-          <w:t>પ્રેરિતોના કૃત્યો 8:12–13</w:t>
-        </w:r>
-      </w:hyperlink>
-    </w:p>
-    <w:p>
-      <w:pPr>
-        <w:pStyle w:val="ListBullet"/>
-        <w:spacing w:line="240" w:lineRule="auto"/>
-        <w:ind w:left="720"/>
-      </w:pPr>
-      <w:r>
-        <w:rPr>
-          <w:lang w:val="gu_IN" w:bidi="gu_IN"/>
-        </w:rPr>
-      </w:r>
-      <w:hyperlink r:id="rId115">
-        <w:r>
-          <w:rPr>
-            <w:lang w:val="gu_IN" w:bidi="gu_IN"/>
-          </w:rPr>
-          <w:rPr>
-            <w:color w:val="0000EE"/>
-            <w:u w:val="single"/>
-          </w:rPr>
-          <w:t>પ્રેરિતોના કૃત્યો 28:23–24</w:t>
-        </w:r>
-      </w:hyperlink>
-    </w:p>
-    <w:p>
-      <w:pPr>
-        <w:pStyle w:val="ListBullet"/>
-        <w:spacing w:line="240" w:lineRule="auto"/>
-        <w:ind w:left="720"/>
-      </w:pPr>
-      <w:r>
-        <w:rPr>
-          <w:lang w:val="gu_IN" w:bidi="gu_IN"/>
-        </w:rPr>
-      </w:r>
-      <w:hyperlink r:id="rId116">
-        <w:r>
-          <w:rPr>
-            <w:lang w:val="gu_IN" w:bidi="gu_IN"/>
-          </w:rPr>
-          <w:rPr>
-            <w:color w:val="0000EE"/>
-            <w:u w:val="single"/>
-          </w:rPr>
-          <w:t>કલોસ્સીઓ 4:10–11</w:t>
-        </w:r>
-      </w:hyperlink>
-    </w:p>
-    <w:p>
-      <w:pPr>
-        <w:pStyle w:val="ListBullet"/>
-        <w:spacing w:line="240" w:lineRule="auto"/>
-        <w:ind w:left="720"/>
-      </w:pPr>
-      <w:r>
-        <w:rPr>
-          <w:lang w:val="gu_IN" w:bidi="gu_IN"/>
-        </w:rPr>
-      </w:r>
-      <w:hyperlink r:id="rId117">
-        <w:r>
-          <w:rPr>
-            <w:lang w:val="gu_IN" w:bidi="gu_IN"/>
-          </w:rPr>
-          <w:rPr>
-            <w:color w:val="0000EE"/>
-            <w:u w:val="single"/>
-          </w:rPr>
-          <w:t>યોહાન 3:3–4</w:t>
-        </w:r>
-      </w:hyperlink>
-    </w:p>
-    <w:p>
-      <w:pPr>
-        <w:pStyle w:val="ListBullet"/>
-        <w:spacing w:line="240" w:lineRule="auto"/>
-        <w:ind w:left="720"/>
-      </w:pPr>
-      <w:r>
-        <w:rPr>
-          <w:lang w:val="gu_IN" w:bidi="gu_IN"/>
-        </w:rPr>
-      </w:r>
-      <w:hyperlink r:id="rId118">
-        <w:r>
-          <w:rPr>
-            <w:lang w:val="gu_IN" w:bidi="gu_IN"/>
-          </w:rPr>
-          <w:rPr>
-            <w:color w:val="0000EE"/>
-            <w:u w:val="single"/>
-          </w:rPr>
-          <w:t>લૂક 7:27–28</w:t>
-        </w:r>
-      </w:hyperlink>
-    </w:p>
-    <w:p>
-      <w:pPr>
-        <w:pStyle w:val="ListBullet"/>
-        <w:spacing w:line="240" w:lineRule="auto"/>
-        <w:ind w:left="720"/>
-      </w:pPr>
-      <w:r>
-        <w:rPr>
-          <w:lang w:val="gu_IN" w:bidi="gu_IN"/>
-        </w:rPr>
-      </w:r>
-      <w:hyperlink r:id="rId119">
-        <w:r>
-          <w:rPr>
-            <w:lang w:val="gu_IN" w:bidi="gu_IN"/>
-          </w:rPr>
-          <w:rPr>
-            <w:color w:val="0000EE"/>
-            <w:u w:val="single"/>
-          </w:rPr>
-          <w:t>લૂક 10:8–9</w:t>
-        </w:r>
-      </w:hyperlink>
-    </w:p>
-    <w:p>
-      <w:pPr>
-        <w:pStyle w:val="ListBullet"/>
-        <w:spacing w:line="240" w:lineRule="auto"/>
-        <w:ind w:left="720"/>
-      </w:pPr>
-      <w:r>
-        <w:rPr>
-          <w:lang w:val="gu_IN" w:bidi="gu_IN"/>
-        </w:rPr>
-      </w:r>
-      <w:hyperlink r:id="rId120">
-        <w:r>
-          <w:rPr>
-            <w:lang w:val="gu_IN" w:bidi="gu_IN"/>
-          </w:rPr>
-          <w:rPr>
-            <w:color w:val="0000EE"/>
-            <w:u w:val="single"/>
-          </w:rPr>
-          <w:t>લૂક 12:31–32</w:t>
-        </w:r>
-      </w:hyperlink>
-    </w:p>
-    <w:p>
-      <w:pPr>
-        <w:pStyle w:val="ListBullet"/>
-        <w:spacing w:line="240" w:lineRule="auto"/>
-        <w:ind w:left="720"/>
-      </w:pPr>
-      <w:r>
-        <w:rPr>
-          <w:lang w:val="gu_IN" w:bidi="gu_IN"/>
-        </w:rPr>
-      </w:r>
-      <w:hyperlink r:id="rId121">
-        <w:r>
-          <w:rPr>
-            <w:lang w:val="gu_IN" w:bidi="gu_IN"/>
-          </w:rPr>
-          <w:rPr>
-            <w:color w:val="0000EE"/>
-            <w:u w:val="single"/>
-          </w:rPr>
-          <w:t>માથ્થી 3:1–3</w:t>
-        </w:r>
-      </w:hyperlink>
-    </w:p>
-    <w:p>
-      <w:pPr>
-        <w:pStyle w:val="ListBullet"/>
-        <w:spacing w:line="240" w:lineRule="auto"/>
-        <w:ind w:left="720"/>
-      </w:pPr>
-      <w:r>
-        <w:rPr>
-          <w:lang w:val="gu_IN" w:bidi="gu_IN"/>
-        </w:rPr>
-      </w:r>
-      <w:hyperlink r:id="rId122">
-        <w:r>
-          <w:rPr>
-            <w:lang w:val="gu_IN" w:bidi="gu_IN"/>
-          </w:rPr>
-          <w:rPr>
-            <w:color w:val="0000EE"/>
-            <w:u w:val="single"/>
-          </w:rPr>
-          <w:t>માથ્થી 4:17</w:t>
-        </w:r>
-      </w:hyperlink>
-    </w:p>
-    <w:p>
-      <w:pPr>
-        <w:pStyle w:val="ListBullet"/>
-        <w:spacing w:line="240" w:lineRule="auto"/>
-        <w:ind w:left="720"/>
-      </w:pPr>
-      <w:r>
-        <w:rPr>
-          <w:lang w:val="gu_IN" w:bidi="gu_IN"/>
-        </w:rPr>
-      </w:r>
-      <w:hyperlink r:id="rId123">
-        <w:r>
-          <w:rPr>
-            <w:lang w:val="gu_IN" w:bidi="gu_IN"/>
-          </w:rPr>
-          <w:rPr>
-            <w:color w:val="0000EE"/>
-            <w:u w:val="single"/>
-          </w:rPr>
-          <w:t>માથ્થી 5:9–10</w:t>
-        </w:r>
-      </w:hyperlink>
-    </w:p>
-    <w:p>
-      <w:pPr>
-        <w:pStyle w:val="ListBullet"/>
-        <w:spacing w:line="240" w:lineRule="auto"/>
-        <w:ind w:left="720"/>
-      </w:pPr>
-      <w:r>
-        <w:rPr>
-          <w:lang w:val="gu_IN" w:bidi="gu_IN"/>
-        </w:rPr>
-      </w:r>
-      <w:hyperlink r:id="rId124">
-        <w:r>
-          <w:rPr>
-            <w:lang w:val="gu_IN" w:bidi="gu_IN"/>
-          </w:rPr>
-          <w:rPr>
-            <w:color w:val="0000EE"/>
-            <w:u w:val="single"/>
-          </w:rPr>
-          <w:t>રોમનો 14:16–17</w:t>
-        </w:r>
-      </w:hyperlink>
+      <w:r>
+        <w:rPr>
+          <w:lang w:val="gu_IN" w:bidi="gu_IN"/>
+        </w:rPr>
+        <w:t>2 થેસ્સાલોનિકીઓ 1:3–5</w:t>
+      </w:r>
+    </w:p>
+    <w:p>
+      <w:pPr>
+        <w:pStyle w:val="ListBullet"/>
+        <w:spacing w:line="240" w:lineRule="auto"/>
+        <w:ind w:left="720"/>
+      </w:pPr>
+      <w:r>
+        <w:rPr>
+          <w:lang w:val="gu_IN" w:bidi="gu_IN"/>
+        </w:rPr>
+      </w:r>
+      <w:r>
+        <w:rPr>
+          <w:lang w:val="gu_IN" w:bidi="gu_IN"/>
+        </w:rPr>
+        <w:t>પ્રેરિતોના કૃત્યો 8:12–13</w:t>
+      </w:r>
+    </w:p>
+    <w:p>
+      <w:pPr>
+        <w:pStyle w:val="ListBullet"/>
+        <w:spacing w:line="240" w:lineRule="auto"/>
+        <w:ind w:left="720"/>
+      </w:pPr>
+      <w:r>
+        <w:rPr>
+          <w:lang w:val="gu_IN" w:bidi="gu_IN"/>
+        </w:rPr>
+      </w:r>
+      <w:r>
+        <w:rPr>
+          <w:lang w:val="gu_IN" w:bidi="gu_IN"/>
+        </w:rPr>
+        <w:t>પ્રેરિતોના કૃત્યો 28:23–24</w:t>
+      </w:r>
+    </w:p>
+    <w:p>
+      <w:pPr>
+        <w:pStyle w:val="ListBullet"/>
+        <w:spacing w:line="240" w:lineRule="auto"/>
+        <w:ind w:left="720"/>
+      </w:pPr>
+      <w:r>
+        <w:rPr>
+          <w:lang w:val="gu_IN" w:bidi="gu_IN"/>
+        </w:rPr>
+      </w:r>
+      <w:r>
+        <w:rPr>
+          <w:lang w:val="gu_IN" w:bidi="gu_IN"/>
+        </w:rPr>
+        <w:t>કલોસ્સીઓ 4:10–11</w:t>
+      </w:r>
+    </w:p>
+    <w:p>
+      <w:pPr>
+        <w:pStyle w:val="ListBullet"/>
+        <w:spacing w:line="240" w:lineRule="auto"/>
+        <w:ind w:left="720"/>
+      </w:pPr>
+      <w:r>
+        <w:rPr>
+          <w:lang w:val="gu_IN" w:bidi="gu_IN"/>
+        </w:rPr>
+      </w:r>
+      <w:r>
+        <w:rPr>
+          <w:lang w:val="gu_IN" w:bidi="gu_IN"/>
+        </w:rPr>
+        <w:t>યોહાન 3:3–4</w:t>
+      </w:r>
+    </w:p>
+    <w:p>
+      <w:pPr>
+        <w:pStyle w:val="ListBullet"/>
+        <w:spacing w:line="240" w:lineRule="auto"/>
+        <w:ind w:left="720"/>
+      </w:pPr>
+      <w:r>
+        <w:rPr>
+          <w:lang w:val="gu_IN" w:bidi="gu_IN"/>
+        </w:rPr>
+      </w:r>
+      <w:r>
+        <w:rPr>
+          <w:lang w:val="gu_IN" w:bidi="gu_IN"/>
+        </w:rPr>
+        <w:t>લૂક 7:27–28</w:t>
+      </w:r>
+    </w:p>
+    <w:p>
+      <w:pPr>
+        <w:pStyle w:val="ListBullet"/>
+        <w:spacing w:line="240" w:lineRule="auto"/>
+        <w:ind w:left="720"/>
+      </w:pPr>
+      <w:r>
+        <w:rPr>
+          <w:lang w:val="gu_IN" w:bidi="gu_IN"/>
+        </w:rPr>
+      </w:r>
+      <w:r>
+        <w:rPr>
+          <w:lang w:val="gu_IN" w:bidi="gu_IN"/>
+        </w:rPr>
+        <w:t>લૂક 10:8–9</w:t>
+      </w:r>
+    </w:p>
+    <w:p>
+      <w:pPr>
+        <w:pStyle w:val="ListBullet"/>
+        <w:spacing w:line="240" w:lineRule="auto"/>
+        <w:ind w:left="720"/>
+      </w:pPr>
+      <w:r>
+        <w:rPr>
+          <w:lang w:val="gu_IN" w:bidi="gu_IN"/>
+        </w:rPr>
+      </w:r>
+      <w:r>
+        <w:rPr>
+          <w:lang w:val="gu_IN" w:bidi="gu_IN"/>
+        </w:rPr>
+        <w:t>લૂક 12:31–32</w:t>
+      </w:r>
+    </w:p>
+    <w:p>
+      <w:pPr>
+        <w:pStyle w:val="ListBullet"/>
+        <w:spacing w:line="240" w:lineRule="auto"/>
+        <w:ind w:left="720"/>
+      </w:pPr>
+      <w:r>
+        <w:rPr>
+          <w:lang w:val="gu_IN" w:bidi="gu_IN"/>
+        </w:rPr>
+      </w:r>
+      <w:r>
+        <w:rPr>
+          <w:lang w:val="gu_IN" w:bidi="gu_IN"/>
+        </w:rPr>
+        <w:t>માથ્થી 3:1–3</w:t>
+      </w:r>
+    </w:p>
+    <w:p>
+      <w:pPr>
+        <w:pStyle w:val="ListBullet"/>
+        <w:spacing w:line="240" w:lineRule="auto"/>
+        <w:ind w:left="720"/>
+      </w:pPr>
+      <w:r>
+        <w:rPr>
+          <w:lang w:val="gu_IN" w:bidi="gu_IN"/>
+        </w:rPr>
+      </w:r>
+      <w:r>
+        <w:rPr>
+          <w:lang w:val="gu_IN" w:bidi="gu_IN"/>
+        </w:rPr>
+        <w:t>માથ્થી 4:17</w:t>
+      </w:r>
+    </w:p>
+    <w:p>
+      <w:pPr>
+        <w:pStyle w:val="ListBullet"/>
+        <w:spacing w:line="240" w:lineRule="auto"/>
+        <w:ind w:left="720"/>
+      </w:pPr>
+      <w:r>
+        <w:rPr>
+          <w:lang w:val="gu_IN" w:bidi="gu_IN"/>
+        </w:rPr>
+      </w:r>
+      <w:r>
+        <w:rPr>
+          <w:lang w:val="gu_IN" w:bidi="gu_IN"/>
+        </w:rPr>
+        <w:t>માથ્થી 5:9–10</w:t>
+      </w:r>
+    </w:p>
+    <w:p>
+      <w:pPr>
+        <w:pStyle w:val="ListBullet"/>
+        <w:spacing w:line="240" w:lineRule="auto"/>
+        <w:ind w:left="720"/>
+      </w:pPr>
+      <w:r>
+        <w:rPr>
+          <w:lang w:val="gu_IN" w:bidi="gu_IN"/>
+        </w:rPr>
+      </w:r>
+      <w:r>
+        <w:rPr>
+          <w:lang w:val="gu_IN" w:bidi="gu_IN"/>
+        </w:rPr>
+        <w:t>રોમનો 14:16–17</w:t>
+      </w:r>
     </w:p>
     <w:p>
       <w:pPr>
@@ -9604,234 +8932,174 @@
           <w:lang w:val="gu_IN" w:bidi="gu_IN"/>
         </w:rPr>
       </w:r>
-      <w:hyperlink r:id="rId125">
-        <w:r>
-          <w:rPr>
-            <w:lang w:val="gu_IN" w:bidi="gu_IN"/>
-          </w:rPr>
-          <w:rPr>
-            <w:color w:val="0000EE"/>
-            <w:u w:val="single"/>
-          </w:rPr>
-          <w:t>1 યોહાન 4:9–10</w:t>
-        </w:r>
-      </w:hyperlink>
-    </w:p>
-    <w:p>
-      <w:pPr>
-        <w:pStyle w:val="ListBullet"/>
-        <w:spacing w:line="240" w:lineRule="auto"/>
-        <w:ind w:left="720"/>
-      </w:pPr>
-      <w:r>
-        <w:rPr>
-          <w:lang w:val="gu_IN" w:bidi="gu_IN"/>
-        </w:rPr>
-      </w:r>
-      <w:hyperlink r:id="rId126">
-        <w:r>
-          <w:rPr>
-            <w:lang w:val="gu_IN" w:bidi="gu_IN"/>
-          </w:rPr>
-          <w:rPr>
-            <w:color w:val="0000EE"/>
-            <w:u w:val="single"/>
-          </w:rPr>
-          <w:t>પ્રેરિતોના કૃત્યો 9:20–22</w:t>
-        </w:r>
-      </w:hyperlink>
-    </w:p>
-    <w:p>
-      <w:pPr>
-        <w:pStyle w:val="ListBullet"/>
-        <w:spacing w:line="240" w:lineRule="auto"/>
-        <w:ind w:left="720"/>
-      </w:pPr>
-      <w:r>
-        <w:rPr>
-          <w:lang w:val="gu_IN" w:bidi="gu_IN"/>
-        </w:rPr>
-      </w:r>
-      <w:hyperlink r:id="rId66">
-        <w:r>
-          <w:rPr>
-            <w:lang w:val="gu_IN" w:bidi="gu_IN"/>
-          </w:rPr>
-          <w:rPr>
-            <w:color w:val="0000EE"/>
-            <w:u w:val="single"/>
-          </w:rPr>
-          <w:t>કોલોસ્સીઓ 1:15–17</w:t>
-        </w:r>
-      </w:hyperlink>
-    </w:p>
-    <w:p>
-      <w:pPr>
-        <w:pStyle w:val="ListBullet"/>
-        <w:spacing w:line="240" w:lineRule="auto"/>
-        <w:ind w:left="720"/>
-      </w:pPr>
-      <w:r>
-        <w:rPr>
-          <w:lang w:val="gu_IN" w:bidi="gu_IN"/>
-        </w:rPr>
-      </w:r>
-      <w:hyperlink r:id="rId127">
-        <w:r>
-          <w:rPr>
-            <w:lang w:val="gu_IN" w:bidi="gu_IN"/>
-          </w:rPr>
-          <w:rPr>
-            <w:color w:val="0000EE"/>
-            <w:u w:val="single"/>
-          </w:rPr>
-          <w:t>ગલાતીઓ 2:20–21</w:t>
-        </w:r>
-      </w:hyperlink>
-    </w:p>
-    <w:p>
-      <w:pPr>
-        <w:pStyle w:val="ListBullet"/>
-        <w:spacing w:line="240" w:lineRule="auto"/>
-        <w:ind w:left="720"/>
-      </w:pPr>
-      <w:r>
-        <w:rPr>
-          <w:lang w:val="gu_IN" w:bidi="gu_IN"/>
-        </w:rPr>
-      </w:r>
-      <w:hyperlink r:id="rId128">
-        <w:r>
-          <w:rPr>
-            <w:lang w:val="gu_IN" w:bidi="gu_IN"/>
-          </w:rPr>
-          <w:rPr>
-            <w:color w:val="0000EE"/>
-            <w:u w:val="single"/>
-          </w:rPr>
-          <w:t>હિબ્રુઓ 4:14–16</w:t>
-        </w:r>
-      </w:hyperlink>
-    </w:p>
-    <w:p>
-      <w:pPr>
-        <w:pStyle w:val="ListBullet"/>
-        <w:spacing w:line="240" w:lineRule="auto"/>
-        <w:ind w:left="720"/>
-      </w:pPr>
-      <w:r>
-        <w:rPr>
-          <w:lang w:val="gu_IN" w:bidi="gu_IN"/>
-        </w:rPr>
-      </w:r>
-      <w:hyperlink r:id="rId129">
-        <w:r>
-          <w:rPr>
-            <w:lang w:val="gu_IN" w:bidi="gu_IN"/>
-          </w:rPr>
-          <w:rPr>
-            <w:color w:val="0000EE"/>
-            <w:u w:val="single"/>
-          </w:rPr>
-          <w:t>Jયોહાન 3:16–18</w:t>
-        </w:r>
-      </w:hyperlink>
-    </w:p>
-    <w:p>
-      <w:pPr>
-        <w:pStyle w:val="ListBullet"/>
-        <w:spacing w:line="240" w:lineRule="auto"/>
-        <w:ind w:left="720"/>
-      </w:pPr>
-      <w:r>
-        <w:rPr>
-          <w:lang w:val="gu_IN" w:bidi="gu_IN"/>
-        </w:rPr>
-      </w:r>
-      <w:hyperlink r:id="rId130">
-        <w:r>
-          <w:rPr>
-            <w:lang w:val="gu_IN" w:bidi="gu_IN"/>
-          </w:rPr>
-          <w:rPr>
-            <w:color w:val="0000EE"/>
-            <w:u w:val="single"/>
-          </w:rPr>
-          <w:t>લૂક 10:22</w:t>
-        </w:r>
-      </w:hyperlink>
-    </w:p>
-    <w:p>
-      <w:pPr>
-        <w:pStyle w:val="ListBullet"/>
-        <w:spacing w:line="240" w:lineRule="auto"/>
-        <w:ind w:left="720"/>
-      </w:pPr>
-      <w:r>
-        <w:rPr>
-          <w:lang w:val="gu_IN" w:bidi="gu_IN"/>
-        </w:rPr>
-      </w:r>
-      <w:hyperlink r:id="rId131">
-        <w:r>
-          <w:rPr>
-            <w:lang w:val="gu_IN" w:bidi="gu_IN"/>
-          </w:rPr>
-          <w:rPr>
-            <w:color w:val="0000EE"/>
-            <w:u w:val="single"/>
-          </w:rPr>
-          <w:t>માથ્થી 11:25–27</w:t>
-        </w:r>
-      </w:hyperlink>
-    </w:p>
-    <w:p>
-      <w:pPr>
-        <w:pStyle w:val="ListBullet"/>
-        <w:spacing w:line="240" w:lineRule="auto"/>
-        <w:ind w:left="720"/>
-      </w:pPr>
-      <w:r>
-        <w:rPr>
-          <w:lang w:val="gu_IN" w:bidi="gu_IN"/>
-        </w:rPr>
-      </w:r>
-      <w:hyperlink r:id="rId132">
-        <w:r>
-          <w:rPr>
-            <w:lang w:val="gu_IN" w:bidi="gu_IN"/>
-          </w:rPr>
-          <w:rPr>
-            <w:color w:val="0000EE"/>
-            <w:u w:val="single"/>
-          </w:rPr>
-          <w:t>પ્રકટીકરણ 2:18–19</w:t>
-        </w:r>
-      </w:hyperlink>
-    </w:p>
-    <w:p>
-      <w:pPr>
-        <w:pStyle w:val="ListBullet"/>
-        <w:spacing w:line="240" w:lineRule="auto"/>
-        <w:ind w:left="720"/>
-      </w:pPr>
-      <w:r>
-        <w:rPr>
-          <w:lang w:val="gu_IN" w:bidi="gu_IN"/>
-        </w:rPr>
-      </w:r>
-      <w:hyperlink r:id="rId133">
-        <w:r>
-          <w:rPr>
-            <w:lang w:val="gu_IN" w:bidi="gu_IN"/>
-          </w:rPr>
-          <w:rPr>
-            <w:color w:val="0000EE"/>
-            <w:u w:val="single"/>
-          </w:rPr>
-          <w:t>રોમનો 8:28–30</w:t>
-        </w:r>
-      </w:hyperlink>
+      <w:r>
+        <w:rPr>
+          <w:lang w:val="gu_IN" w:bidi="gu_IN"/>
+        </w:rPr>
+        <w:t>1 યોહાન 4:9–10</w:t>
+      </w:r>
+    </w:p>
+    <w:p>
+      <w:pPr>
+        <w:pStyle w:val="ListBullet"/>
+        <w:spacing w:line="240" w:lineRule="auto"/>
+        <w:ind w:left="720"/>
+      </w:pPr>
+      <w:r>
+        <w:rPr>
+          <w:lang w:val="gu_IN" w:bidi="gu_IN"/>
+        </w:rPr>
+      </w:r>
+      <w:r>
+        <w:rPr>
+          <w:lang w:val="gu_IN" w:bidi="gu_IN"/>
+        </w:rPr>
+        <w:t>પ્રેરિતોના કૃત્યો 9:20–22</w:t>
+      </w:r>
+    </w:p>
+    <w:p>
+      <w:pPr>
+        <w:pStyle w:val="ListBullet"/>
+        <w:spacing w:line="240" w:lineRule="auto"/>
+        <w:ind w:left="720"/>
+      </w:pPr>
+      <w:r>
+        <w:rPr>
+          <w:lang w:val="gu_IN" w:bidi="gu_IN"/>
+        </w:rPr>
+      </w:r>
+      <w:r>
+        <w:rPr>
+          <w:lang w:val="gu_IN" w:bidi="gu_IN"/>
+        </w:rPr>
+        <w:t>કોલોસ્સીઓ 1:15–17</w:t>
+      </w:r>
+    </w:p>
+    <w:p>
+      <w:pPr>
+        <w:pStyle w:val="ListBullet"/>
+        <w:spacing w:line="240" w:lineRule="auto"/>
+        <w:ind w:left="720"/>
+      </w:pPr>
+      <w:r>
+        <w:rPr>
+          <w:lang w:val="gu_IN" w:bidi="gu_IN"/>
+        </w:rPr>
+      </w:r>
+      <w:r>
+        <w:rPr>
+          <w:lang w:val="gu_IN" w:bidi="gu_IN"/>
+        </w:rPr>
+        <w:t>ગલાતીઓ 2:20–21</w:t>
+      </w:r>
+    </w:p>
+    <w:p>
+      <w:pPr>
+        <w:pStyle w:val="ListBullet"/>
+        <w:spacing w:line="240" w:lineRule="auto"/>
+        <w:ind w:left="720"/>
+      </w:pPr>
+      <w:r>
+        <w:rPr>
+          <w:lang w:val="gu_IN" w:bidi="gu_IN"/>
+        </w:rPr>
+      </w:r>
+      <w:r>
+        <w:rPr>
+          <w:lang w:val="gu_IN" w:bidi="gu_IN"/>
+        </w:rPr>
+        <w:t>હિબ્રુઓ 4:14–16</w:t>
+      </w:r>
+    </w:p>
+    <w:p>
+      <w:pPr>
+        <w:pStyle w:val="ListBullet"/>
+        <w:spacing w:line="240" w:lineRule="auto"/>
+        <w:ind w:left="720"/>
+      </w:pPr>
+      <w:r>
+        <w:rPr>
+          <w:lang w:val="gu_IN" w:bidi="gu_IN"/>
+        </w:rPr>
+      </w:r>
+      <w:r>
+        <w:rPr>
+          <w:lang w:val="gu_IN" w:bidi="gu_IN"/>
+        </w:rPr>
+        <w:t>Jયોહાન 3:16–18</w:t>
+      </w:r>
+    </w:p>
+    <w:p>
+      <w:pPr>
+        <w:pStyle w:val="ListBullet"/>
+        <w:spacing w:line="240" w:lineRule="auto"/>
+        <w:ind w:left="720"/>
+      </w:pPr>
+      <w:r>
+        <w:rPr>
+          <w:lang w:val="gu_IN" w:bidi="gu_IN"/>
+        </w:rPr>
+      </w:r>
+      <w:r>
+        <w:rPr>
+          <w:lang w:val="gu_IN" w:bidi="gu_IN"/>
+        </w:rPr>
+        <w:t>લૂક 10:22</w:t>
+      </w:r>
+    </w:p>
+    <w:p>
+      <w:pPr>
+        <w:pStyle w:val="ListBullet"/>
+        <w:spacing w:line="240" w:lineRule="auto"/>
+        <w:ind w:left="720"/>
+      </w:pPr>
+      <w:r>
+        <w:rPr>
+          <w:lang w:val="gu_IN" w:bidi="gu_IN"/>
+        </w:rPr>
+      </w:r>
+      <w:r>
+        <w:rPr>
+          <w:lang w:val="gu_IN" w:bidi="gu_IN"/>
+        </w:rPr>
+        <w:t>માથ્થી 11:25–27</w:t>
+      </w:r>
+    </w:p>
+    <w:p>
+      <w:pPr>
+        <w:pStyle w:val="ListBullet"/>
+        <w:spacing w:line="240" w:lineRule="auto"/>
+        <w:ind w:left="720"/>
+      </w:pPr>
+      <w:r>
+        <w:rPr>
+          <w:lang w:val="gu_IN" w:bidi="gu_IN"/>
+        </w:rPr>
+      </w:r>
+      <w:r>
+        <w:rPr>
+          <w:lang w:val="gu_IN" w:bidi="gu_IN"/>
+        </w:rPr>
+        <w:t>પ્રકટીકરણ 2:18–19</w:t>
+      </w:r>
+    </w:p>
+    <w:p>
+      <w:pPr>
+        <w:pStyle w:val="ListBullet"/>
+        <w:spacing w:line="240" w:lineRule="auto"/>
+        <w:ind w:left="720"/>
+      </w:pPr>
+      <w:r>
+        <w:rPr>
+          <w:lang w:val="gu_IN" w:bidi="gu_IN"/>
+        </w:rPr>
+      </w:r>
+      <w:r>
+        <w:rPr>
+          <w:lang w:val="gu_IN" w:bidi="gu_IN"/>
+        </w:rPr>
+        <w:t>રોમનો 8:28–30</w:t>
+      </w:r>
     </w:p>
     <w:p>
       <w:pPr>
@@ -10533,306 +9801,228 @@
           <w:lang w:val="gu_IN" w:bidi="gu_IN"/>
         </w:rPr>
       </w:r>
-      <w:hyperlink r:id="rId134">
-        <w:r>
-          <w:rPr>
-            <w:lang w:val="gu_IN" w:bidi="gu_IN"/>
-          </w:rPr>
-          <w:rPr>
-            <w:color w:val="0000EE"/>
-            <w:u w:val="single"/>
-          </w:rPr>
-          <w:t>ઉત્પત્તિ 15:1–3</w:t>
-        </w:r>
-      </w:hyperlink>
-    </w:p>
-    <w:p>
-      <w:pPr>
-        <w:pStyle w:val="ListBullet"/>
-        <w:spacing w:line="240" w:lineRule="auto"/>
-        <w:ind w:left="720"/>
-      </w:pPr>
-      <w:r>
-        <w:rPr>
-          <w:lang w:val="gu_IN" w:bidi="gu_IN"/>
-        </w:rPr>
-      </w:r>
-      <w:hyperlink r:id="rId135">
-        <w:r>
-          <w:rPr>
-            <w:lang w:val="gu_IN" w:bidi="gu_IN"/>
-          </w:rPr>
-          <w:rPr>
-            <w:color w:val="0000EE"/>
-            <w:u w:val="single"/>
-          </w:rPr>
-          <w:t>1 રાજા 13:1–3</w:t>
-        </w:r>
-      </w:hyperlink>
-    </w:p>
-    <w:p>
-      <w:pPr>
-        <w:pStyle w:val="ListBullet"/>
-        <w:spacing w:line="240" w:lineRule="auto"/>
-        <w:ind w:left="720"/>
-      </w:pPr>
-      <w:r>
-        <w:rPr>
-          <w:lang w:val="gu_IN" w:bidi="gu_IN"/>
-        </w:rPr>
-      </w:r>
-      <w:hyperlink r:id="rId136">
-        <w:r>
-          <w:rPr>
-            <w:lang w:val="gu_IN" w:bidi="gu_IN"/>
-          </w:rPr>
-          <w:rPr>
-            <w:color w:val="0000EE"/>
-            <w:u w:val="single"/>
-          </w:rPr>
-          <w:t>યર્મિયા 36:1–3</w:t>
-        </w:r>
-      </w:hyperlink>
-    </w:p>
-    <w:p>
-      <w:pPr>
-        <w:pStyle w:val="ListBullet"/>
-        <w:spacing w:line="240" w:lineRule="auto"/>
-        <w:ind w:left="720"/>
-      </w:pPr>
-      <w:r>
-        <w:rPr>
-          <w:lang w:val="gu_IN" w:bidi="gu_IN"/>
-        </w:rPr>
-      </w:r>
-      <w:hyperlink r:id="rId137">
-        <w:r>
-          <w:rPr>
-            <w:lang w:val="gu_IN" w:bidi="gu_IN"/>
-          </w:rPr>
-          <w:rPr>
-            <w:color w:val="0000EE"/>
-            <w:u w:val="single"/>
-          </w:rPr>
-          <w:t>લૂક 8:11–13</w:t>
-        </w:r>
-      </w:hyperlink>
-    </w:p>
-    <w:p>
-      <w:pPr>
-        <w:pStyle w:val="ListBullet"/>
-        <w:spacing w:line="240" w:lineRule="auto"/>
-        <w:ind w:left="720"/>
-      </w:pPr>
-      <w:r>
-        <w:rPr>
-          <w:lang w:val="gu_IN" w:bidi="gu_IN"/>
-        </w:rPr>
-      </w:r>
-      <w:hyperlink r:id="rId138">
-        <w:r>
-          <w:rPr>
-            <w:lang w:val="gu_IN" w:bidi="gu_IN"/>
-          </w:rPr>
-          <w:rPr>
-            <w:color w:val="0000EE"/>
-            <w:u w:val="single"/>
-          </w:rPr>
-          <w:t>યોહાન 5:39–40</w:t>
-        </w:r>
-      </w:hyperlink>
-    </w:p>
-    <w:p>
-      <w:pPr>
-        <w:pStyle w:val="ListBullet"/>
-        <w:spacing w:line="240" w:lineRule="auto"/>
-        <w:ind w:left="720"/>
-      </w:pPr>
-      <w:r>
-        <w:rPr>
-          <w:lang w:val="gu_IN" w:bidi="gu_IN"/>
-        </w:rPr>
-      </w:r>
-      <w:hyperlink r:id="rId139">
-        <w:r>
-          <w:rPr>
-            <w:lang w:val="gu_IN" w:bidi="gu_IN"/>
-          </w:rPr>
-          <w:rPr>
-            <w:color w:val="0000EE"/>
-            <w:u w:val="single"/>
-          </w:rPr>
-          <w:t>પ્રેરિતોનાં કૃત્યો 6:2–4</w:t>
-        </w:r>
-      </w:hyperlink>
-    </w:p>
-    <w:p>
-      <w:pPr>
-        <w:pStyle w:val="ListBullet"/>
-        <w:spacing w:line="240" w:lineRule="auto"/>
-        <w:ind w:left="720"/>
-      </w:pPr>
-      <w:r>
-        <w:rPr>
-          <w:lang w:val="gu_IN" w:bidi="gu_IN"/>
-        </w:rPr>
-      </w:r>
-      <w:hyperlink r:id="rId140">
-        <w:r>
-          <w:rPr>
-            <w:lang w:val="gu_IN" w:bidi="gu_IN"/>
-          </w:rPr>
-          <w:rPr>
-            <w:color w:val="0000EE"/>
-            <w:u w:val="single"/>
-          </w:rPr>
-          <w:t>પ્રેરિતોનાં કૃત્યો 12:24–25</w:t>
-        </w:r>
-      </w:hyperlink>
-    </w:p>
-    <w:p>
-      <w:pPr>
-        <w:pStyle w:val="ListBullet"/>
-        <w:spacing w:line="240" w:lineRule="auto"/>
-        <w:ind w:left="720"/>
-      </w:pPr>
-      <w:r>
-        <w:rPr>
-          <w:lang w:val="gu_IN" w:bidi="gu_IN"/>
-        </w:rPr>
-      </w:r>
-      <w:hyperlink r:id="rId141">
-        <w:r>
-          <w:rPr>
-            <w:lang w:val="gu_IN" w:bidi="gu_IN"/>
-          </w:rPr>
-          <w:rPr>
-            <w:color w:val="0000EE"/>
-            <w:u w:val="single"/>
-          </w:rPr>
-          <w:t>રોમન 1:1–3</w:t>
-        </w:r>
-      </w:hyperlink>
-    </w:p>
-    <w:p>
-      <w:pPr>
-        <w:pStyle w:val="ListBullet"/>
-        <w:spacing w:line="240" w:lineRule="auto"/>
-        <w:ind w:left="720"/>
-      </w:pPr>
-      <w:r>
-        <w:rPr>
-          <w:lang w:val="gu_IN" w:bidi="gu_IN"/>
-        </w:rPr>
-      </w:r>
-      <w:hyperlink r:id="rId142">
-        <w:r>
-          <w:rPr>
-            <w:lang w:val="gu_IN" w:bidi="gu_IN"/>
-          </w:rPr>
-          <w:rPr>
-            <w:color w:val="0000EE"/>
-            <w:u w:val="single"/>
-          </w:rPr>
-          <w:t>2 કોરિંથી 6:4–7</w:t>
-        </w:r>
-      </w:hyperlink>
-    </w:p>
-    <w:p>
-      <w:pPr>
-        <w:pStyle w:val="ListBullet"/>
-        <w:spacing w:line="240" w:lineRule="auto"/>
-        <w:ind w:left="720"/>
-      </w:pPr>
-      <w:r>
-        <w:rPr>
-          <w:lang w:val="gu_IN" w:bidi="gu_IN"/>
-        </w:rPr>
-      </w:r>
-      <w:hyperlink r:id="rId143">
-        <w:r>
-          <w:rPr>
-            <w:lang w:val="gu_IN" w:bidi="gu_IN"/>
-          </w:rPr>
-          <w:rPr>
-            <w:color w:val="0000EE"/>
-            <w:u w:val="single"/>
-          </w:rPr>
-          <w:t>એફેસી 1:13–14</w:t>
-        </w:r>
-      </w:hyperlink>
-    </w:p>
-    <w:p>
-      <w:pPr>
-        <w:pStyle w:val="ListBullet"/>
-        <w:spacing w:line="240" w:lineRule="auto"/>
-        <w:ind w:left="720"/>
-      </w:pPr>
-      <w:r>
-        <w:rPr>
-          <w:lang w:val="gu_IN" w:bidi="gu_IN"/>
-        </w:rPr>
-      </w:r>
-      <w:hyperlink r:id="rId144">
-        <w:r>
-          <w:rPr>
-            <w:lang w:val="gu_IN" w:bidi="gu_IN"/>
-          </w:rPr>
-          <w:rPr>
-            <w:color w:val="0000EE"/>
-            <w:u w:val="single"/>
-          </w:rPr>
-          <w:t>2 તિમોથી 3:16–17</w:t>
-        </w:r>
-      </w:hyperlink>
-    </w:p>
-    <w:p>
-      <w:pPr>
-        <w:pStyle w:val="ListBullet"/>
-        <w:spacing w:line="240" w:lineRule="auto"/>
-        <w:ind w:left="720"/>
-      </w:pPr>
-      <w:r>
-        <w:rPr>
-          <w:lang w:val="gu_IN" w:bidi="gu_IN"/>
-        </w:rPr>
-      </w:r>
-      <w:hyperlink r:id="rId145">
-        <w:r>
-          <w:rPr>
-            <w:lang w:val="gu_IN" w:bidi="gu_IN"/>
-          </w:rPr>
-          <w:rPr>
-            <w:color w:val="0000EE"/>
-            <w:u w:val="single"/>
-          </w:rPr>
-          <w:t>યાકૂબ 1:17–18</w:t>
-        </w:r>
-      </w:hyperlink>
-    </w:p>
-    <w:p>
-      <w:pPr>
-        <w:pStyle w:val="ListBullet"/>
-        <w:spacing w:line="240" w:lineRule="auto"/>
-        <w:ind w:left="720"/>
-      </w:pPr>
-      <w:r>
-        <w:rPr>
-          <w:lang w:val="gu_IN" w:bidi="gu_IN"/>
-        </w:rPr>
-      </w:r>
-      <w:hyperlink r:id="rId146">
-        <w:r>
-          <w:rPr>
-            <w:lang w:val="gu_IN" w:bidi="gu_IN"/>
-          </w:rPr>
-          <w:rPr>
-            <w:color w:val="0000EE"/>
-            <w:u w:val="single"/>
-          </w:rPr>
-          <w:t>યાકૂબ 2:8–9</w:t>
-        </w:r>
-      </w:hyperlink>
+      <w:r>
+        <w:rPr>
+          <w:lang w:val="gu_IN" w:bidi="gu_IN"/>
+        </w:rPr>
+        <w:t>ઉત્પત્તિ 15:1–3</w:t>
+      </w:r>
+    </w:p>
+    <w:p>
+      <w:pPr>
+        <w:pStyle w:val="ListBullet"/>
+        <w:spacing w:line="240" w:lineRule="auto"/>
+        <w:ind w:left="720"/>
+      </w:pPr>
+      <w:r>
+        <w:rPr>
+          <w:lang w:val="gu_IN" w:bidi="gu_IN"/>
+        </w:rPr>
+      </w:r>
+      <w:r>
+        <w:rPr>
+          <w:lang w:val="gu_IN" w:bidi="gu_IN"/>
+        </w:rPr>
+        <w:t>1 રાજા 13:1–3</w:t>
+      </w:r>
+    </w:p>
+    <w:p>
+      <w:pPr>
+        <w:pStyle w:val="ListBullet"/>
+        <w:spacing w:line="240" w:lineRule="auto"/>
+        <w:ind w:left="720"/>
+      </w:pPr>
+      <w:r>
+        <w:rPr>
+          <w:lang w:val="gu_IN" w:bidi="gu_IN"/>
+        </w:rPr>
+      </w:r>
+      <w:r>
+        <w:rPr>
+          <w:lang w:val="gu_IN" w:bidi="gu_IN"/>
+        </w:rPr>
+        <w:t>યર્મિયા 36:1–3</w:t>
+      </w:r>
+    </w:p>
+    <w:p>
+      <w:pPr>
+        <w:pStyle w:val="ListBullet"/>
+        <w:spacing w:line="240" w:lineRule="auto"/>
+        <w:ind w:left="720"/>
+      </w:pPr>
+      <w:r>
+        <w:rPr>
+          <w:lang w:val="gu_IN" w:bidi="gu_IN"/>
+        </w:rPr>
+      </w:r>
+      <w:r>
+        <w:rPr>
+          <w:lang w:val="gu_IN" w:bidi="gu_IN"/>
+        </w:rPr>
+        <w:t>લૂક 8:11–13</w:t>
+      </w:r>
+    </w:p>
+    <w:p>
+      <w:pPr>
+        <w:pStyle w:val="ListBullet"/>
+        <w:spacing w:line="240" w:lineRule="auto"/>
+        <w:ind w:left="720"/>
+      </w:pPr>
+      <w:r>
+        <w:rPr>
+          <w:lang w:val="gu_IN" w:bidi="gu_IN"/>
+        </w:rPr>
+      </w:r>
+      <w:r>
+        <w:rPr>
+          <w:lang w:val="gu_IN" w:bidi="gu_IN"/>
+        </w:rPr>
+        <w:t>યોહાન 5:39–40</w:t>
+      </w:r>
+    </w:p>
+    <w:p>
+      <w:pPr>
+        <w:pStyle w:val="ListBullet"/>
+        <w:spacing w:line="240" w:lineRule="auto"/>
+        <w:ind w:left="720"/>
+      </w:pPr>
+      <w:r>
+        <w:rPr>
+          <w:lang w:val="gu_IN" w:bidi="gu_IN"/>
+        </w:rPr>
+      </w:r>
+      <w:r>
+        <w:rPr>
+          <w:lang w:val="gu_IN" w:bidi="gu_IN"/>
+        </w:rPr>
+        <w:t>પ્રેરિતોનાં કૃત્યો 6:2–4</w:t>
+      </w:r>
+    </w:p>
+    <w:p>
+      <w:pPr>
+        <w:pStyle w:val="ListBullet"/>
+        <w:spacing w:line="240" w:lineRule="auto"/>
+        <w:ind w:left="720"/>
+      </w:pPr>
+      <w:r>
+        <w:rPr>
+          <w:lang w:val="gu_IN" w:bidi="gu_IN"/>
+        </w:rPr>
+      </w:r>
+      <w:r>
+        <w:rPr>
+          <w:lang w:val="gu_IN" w:bidi="gu_IN"/>
+        </w:rPr>
+        <w:t>પ્રેરિતોનાં કૃત્યો 12:24–25</w:t>
+      </w:r>
+    </w:p>
+    <w:p>
+      <w:pPr>
+        <w:pStyle w:val="ListBullet"/>
+        <w:spacing w:line="240" w:lineRule="auto"/>
+        <w:ind w:left="720"/>
+      </w:pPr>
+      <w:r>
+        <w:rPr>
+          <w:lang w:val="gu_IN" w:bidi="gu_IN"/>
+        </w:rPr>
+      </w:r>
+      <w:r>
+        <w:rPr>
+          <w:lang w:val="gu_IN" w:bidi="gu_IN"/>
+        </w:rPr>
+        <w:t>રોમન 1:1–3</w:t>
+      </w:r>
+    </w:p>
+    <w:p>
+      <w:pPr>
+        <w:pStyle w:val="ListBullet"/>
+        <w:spacing w:line="240" w:lineRule="auto"/>
+        <w:ind w:left="720"/>
+      </w:pPr>
+      <w:r>
+        <w:rPr>
+          <w:lang w:val="gu_IN" w:bidi="gu_IN"/>
+        </w:rPr>
+      </w:r>
+      <w:r>
+        <w:rPr>
+          <w:lang w:val="gu_IN" w:bidi="gu_IN"/>
+        </w:rPr>
+        <w:t>2 કોરિંથી 6:4–7</w:t>
+      </w:r>
+    </w:p>
+    <w:p>
+      <w:pPr>
+        <w:pStyle w:val="ListBullet"/>
+        <w:spacing w:line="240" w:lineRule="auto"/>
+        <w:ind w:left="720"/>
+      </w:pPr>
+      <w:r>
+        <w:rPr>
+          <w:lang w:val="gu_IN" w:bidi="gu_IN"/>
+        </w:rPr>
+      </w:r>
+      <w:r>
+        <w:rPr>
+          <w:lang w:val="gu_IN" w:bidi="gu_IN"/>
+        </w:rPr>
+        <w:t>એફેસી 1:13–14</w:t>
+      </w:r>
+    </w:p>
+    <w:p>
+      <w:pPr>
+        <w:pStyle w:val="ListBullet"/>
+        <w:spacing w:line="240" w:lineRule="auto"/>
+        <w:ind w:left="720"/>
+      </w:pPr>
+      <w:r>
+        <w:rPr>
+          <w:lang w:val="gu_IN" w:bidi="gu_IN"/>
+        </w:rPr>
+      </w:r>
+      <w:r>
+        <w:rPr>
+          <w:lang w:val="gu_IN" w:bidi="gu_IN"/>
+        </w:rPr>
+        <w:t>2 તિમોથી 3:16–17</w:t>
+      </w:r>
+    </w:p>
+    <w:p>
+      <w:pPr>
+        <w:pStyle w:val="ListBullet"/>
+        <w:spacing w:line="240" w:lineRule="auto"/>
+        <w:ind w:left="720"/>
+      </w:pPr>
+      <w:r>
+        <w:rPr>
+          <w:lang w:val="gu_IN" w:bidi="gu_IN"/>
+        </w:rPr>
+      </w:r>
+      <w:r>
+        <w:rPr>
+          <w:lang w:val="gu_IN" w:bidi="gu_IN"/>
+        </w:rPr>
+        <w:t>યાકૂબ 1:17–18</w:t>
+      </w:r>
+    </w:p>
+    <w:p>
+      <w:pPr>
+        <w:pStyle w:val="ListBullet"/>
+        <w:spacing w:line="240" w:lineRule="auto"/>
+        <w:ind w:left="720"/>
+      </w:pPr>
+      <w:r>
+        <w:rPr>
+          <w:lang w:val="gu_IN" w:bidi="gu_IN"/>
+        </w:rPr>
+      </w:r>
+      <w:r>
+        <w:rPr>
+          <w:lang w:val="gu_IN" w:bidi="gu_IN"/>
+        </w:rPr>
+        <w:t>યાકૂબ 2:8–9</w:t>
+      </w:r>
     </w:p>
     <w:p>
       <w:pPr>
@@ -11541,234 +10731,174 @@
           <w:lang w:val="gu_IN" w:bidi="gu_IN"/>
         </w:rPr>
       </w:r>
-      <w:hyperlink r:id="rId147">
-        <w:r>
-          <w:rPr>
-            <w:lang w:val="gu_IN" w:bidi="gu_IN"/>
-          </w:rPr>
-          <w:rPr>
-            <w:color w:val="0000EE"/>
-            <w:u w:val="single"/>
-          </w:rPr>
-          <w:t>અયૂબ 27:8–10</w:t>
-        </w:r>
-      </w:hyperlink>
-    </w:p>
-    <w:p>
-      <w:pPr>
-        <w:pStyle w:val="ListBullet"/>
-        <w:spacing w:line="240" w:lineRule="auto"/>
-        <w:ind w:left="720"/>
-      </w:pPr>
-      <w:r>
-        <w:rPr>
-          <w:lang w:val="gu_IN" w:bidi="gu_IN"/>
-        </w:rPr>
-      </w:r>
-      <w:hyperlink r:id="rId148">
-        <w:r>
-          <w:rPr>
-            <w:lang w:val="gu_IN" w:bidi="gu_IN"/>
-          </w:rPr>
-          <w:rPr>
-            <w:color w:val="0000EE"/>
-            <w:u w:val="single"/>
-          </w:rPr>
-          <w:t>નીતિવચન 11:9–11</w:t>
-        </w:r>
-      </w:hyperlink>
-    </w:p>
-    <w:p>
-      <w:pPr>
-        <w:pStyle w:val="ListBullet"/>
-        <w:spacing w:line="240" w:lineRule="auto"/>
-        <w:ind w:left="720"/>
-      </w:pPr>
-      <w:r>
-        <w:rPr>
-          <w:lang w:val="gu_IN" w:bidi="gu_IN"/>
-        </w:rPr>
-      </w:r>
-      <w:hyperlink r:id="rId149">
-        <w:r>
-          <w:rPr>
-            <w:lang w:val="gu_IN" w:bidi="gu_IN"/>
-          </w:rPr>
-          <w:rPr>
-            <w:color w:val="0000EE"/>
-            <w:u w:val="single"/>
-          </w:rPr>
-          <w:t>પ્રેરિતો 3:11–12</w:t>
-        </w:r>
-      </w:hyperlink>
-    </w:p>
-    <w:p>
-      <w:pPr>
-        <w:pStyle w:val="ListBullet"/>
-        <w:spacing w:line="240" w:lineRule="auto"/>
-        <w:ind w:left="720"/>
-      </w:pPr>
-      <w:r>
-        <w:rPr>
-          <w:lang w:val="gu_IN" w:bidi="gu_IN"/>
-        </w:rPr>
-      </w:r>
-      <w:hyperlink r:id="rId150">
-        <w:r>
-          <w:rPr>
-            <w:lang w:val="gu_IN" w:bidi="gu_IN"/>
-          </w:rPr>
-          <w:rPr>
-            <w:color w:val="0000EE"/>
-            <w:u w:val="single"/>
-          </w:rPr>
-          <w:t>1 તિમોથી 1:9–11</w:t>
-        </w:r>
-      </w:hyperlink>
-    </w:p>
-    <w:p>
-      <w:pPr>
-        <w:pStyle w:val="ListBullet"/>
-        <w:spacing w:line="240" w:lineRule="auto"/>
-        <w:ind w:left="720"/>
-      </w:pPr>
-      <w:r>
-        <w:rPr>
-          <w:lang w:val="gu_IN" w:bidi="gu_IN"/>
-        </w:rPr>
-      </w:r>
-      <w:hyperlink r:id="rId151">
-        <w:r>
-          <w:rPr>
-            <w:lang w:val="gu_IN" w:bidi="gu_IN"/>
-          </w:rPr>
-          <w:rPr>
-            <w:color w:val="0000EE"/>
-            <w:u w:val="single"/>
-          </w:rPr>
-          <w:t>1 તિમોથી 4:6–8</w:t>
-        </w:r>
-      </w:hyperlink>
-    </w:p>
-    <w:p>
-      <w:pPr>
-        <w:pStyle w:val="ListBullet"/>
-        <w:spacing w:line="240" w:lineRule="auto"/>
-        <w:ind w:left="720"/>
-      </w:pPr>
-      <w:r>
-        <w:rPr>
-          <w:lang w:val="gu_IN" w:bidi="gu_IN"/>
-        </w:rPr>
-      </w:r>
-      <w:hyperlink r:id="rId13">
-        <w:r>
-          <w:rPr>
-            <w:lang w:val="gu_IN" w:bidi="gu_IN"/>
-          </w:rPr>
-          <w:rPr>
-            <w:color w:val="0000EE"/>
-            <w:u w:val="single"/>
-          </w:rPr>
-          <w:t>2 તિમોથી 3:10–13</w:t>
-        </w:r>
-      </w:hyperlink>
-    </w:p>
-    <w:p>
-      <w:pPr>
-        <w:pStyle w:val="ListBullet"/>
-        <w:spacing w:line="240" w:lineRule="auto"/>
-        <w:ind w:left="720"/>
-      </w:pPr>
-      <w:r>
-        <w:rPr>
-          <w:lang w:val="gu_IN" w:bidi="gu_IN"/>
-        </w:rPr>
-      </w:r>
-      <w:hyperlink r:id="rId152">
-        <w:r>
-          <w:rPr>
-            <w:lang w:val="gu_IN" w:bidi="gu_IN"/>
-          </w:rPr>
-          <w:rPr>
-            <w:color w:val="0000EE"/>
-            <w:u w:val="single"/>
-          </w:rPr>
-          <w:t>હિબ્રૂ 12:14–17</w:t>
-        </w:r>
-      </w:hyperlink>
-    </w:p>
-    <w:p>
-      <w:pPr>
-        <w:pStyle w:val="ListBullet"/>
-        <w:spacing w:line="240" w:lineRule="auto"/>
-        <w:ind w:left="720"/>
-      </w:pPr>
-      <w:r>
-        <w:rPr>
-          <w:lang w:val="gu_IN" w:bidi="gu_IN"/>
-        </w:rPr>
-      </w:r>
-      <w:hyperlink r:id="rId153">
-        <w:r>
-          <w:rPr>
-            <w:lang w:val="gu_IN" w:bidi="gu_IN"/>
-          </w:rPr>
-          <w:rPr>
-            <w:color w:val="0000EE"/>
-            <w:u w:val="single"/>
-          </w:rPr>
-          <w:t>હિબ્રૂ 11:7</w:t>
-        </w:r>
-      </w:hyperlink>
-    </w:p>
-    <w:p>
-      <w:pPr>
-        <w:pStyle w:val="ListBullet"/>
-        <w:spacing w:line="240" w:lineRule="auto"/>
-        <w:ind w:left="720"/>
-      </w:pPr>
-      <w:r>
-        <w:rPr>
-          <w:lang w:val="gu_IN" w:bidi="gu_IN"/>
-        </w:rPr>
-      </w:r>
-      <w:hyperlink r:id="rId154">
-        <w:r>
-          <w:rPr>
-            <w:lang w:val="gu_IN" w:bidi="gu_IN"/>
-          </w:rPr>
-          <w:rPr>
-            <w:color w:val="0000EE"/>
-            <w:u w:val="single"/>
-          </w:rPr>
-          <w:t>1 પિતર 4:17–19</w:t>
-        </w:r>
-      </w:hyperlink>
-    </w:p>
-    <w:p>
-      <w:pPr>
-        <w:pStyle w:val="ListBullet"/>
-        <w:spacing w:line="240" w:lineRule="auto"/>
-        <w:ind w:left="720"/>
-      </w:pPr>
-      <w:r>
-        <w:rPr>
-          <w:lang w:val="gu_IN" w:bidi="gu_IN"/>
-        </w:rPr>
-      </w:r>
-      <w:hyperlink r:id="rId155">
-        <w:r>
-          <w:rPr>
-            <w:lang w:val="gu_IN" w:bidi="gu_IN"/>
-          </w:rPr>
-          <w:rPr>
-            <w:color w:val="0000EE"/>
-            <w:u w:val="single"/>
-          </w:rPr>
-          <w:t>યહૂદા 1:14–16</w:t>
-        </w:r>
-      </w:hyperlink>
+      <w:r>
+        <w:rPr>
+          <w:lang w:val="gu_IN" w:bidi="gu_IN"/>
+        </w:rPr>
+        <w:t>અયૂબ 27:8–10</w:t>
+      </w:r>
+    </w:p>
+    <w:p>
+      <w:pPr>
+        <w:pStyle w:val="ListBullet"/>
+        <w:spacing w:line="240" w:lineRule="auto"/>
+        <w:ind w:left="720"/>
+      </w:pPr>
+      <w:r>
+        <w:rPr>
+          <w:lang w:val="gu_IN" w:bidi="gu_IN"/>
+        </w:rPr>
+      </w:r>
+      <w:r>
+        <w:rPr>
+          <w:lang w:val="gu_IN" w:bidi="gu_IN"/>
+        </w:rPr>
+        <w:t>નીતિવચન 11:9–11</w:t>
+      </w:r>
+    </w:p>
+    <w:p>
+      <w:pPr>
+        <w:pStyle w:val="ListBullet"/>
+        <w:spacing w:line="240" w:lineRule="auto"/>
+        <w:ind w:left="720"/>
+      </w:pPr>
+      <w:r>
+        <w:rPr>
+          <w:lang w:val="gu_IN" w:bidi="gu_IN"/>
+        </w:rPr>
+      </w:r>
+      <w:r>
+        <w:rPr>
+          <w:lang w:val="gu_IN" w:bidi="gu_IN"/>
+        </w:rPr>
+        <w:t>પ્રેરિતો 3:11–12</w:t>
+      </w:r>
+    </w:p>
+    <w:p>
+      <w:pPr>
+        <w:pStyle w:val="ListBullet"/>
+        <w:spacing w:line="240" w:lineRule="auto"/>
+        <w:ind w:left="720"/>
+      </w:pPr>
+      <w:r>
+        <w:rPr>
+          <w:lang w:val="gu_IN" w:bidi="gu_IN"/>
+        </w:rPr>
+      </w:r>
+      <w:r>
+        <w:rPr>
+          <w:lang w:val="gu_IN" w:bidi="gu_IN"/>
+        </w:rPr>
+        <w:t>1 તિમોથી 1:9–11</w:t>
+      </w:r>
+    </w:p>
+    <w:p>
+      <w:pPr>
+        <w:pStyle w:val="ListBullet"/>
+        <w:spacing w:line="240" w:lineRule="auto"/>
+        <w:ind w:left="720"/>
+      </w:pPr>
+      <w:r>
+        <w:rPr>
+          <w:lang w:val="gu_IN" w:bidi="gu_IN"/>
+        </w:rPr>
+      </w:r>
+      <w:r>
+        <w:rPr>
+          <w:lang w:val="gu_IN" w:bidi="gu_IN"/>
+        </w:rPr>
+        <w:t>1 તિમોથી 4:6–8</w:t>
+      </w:r>
+    </w:p>
+    <w:p>
+      <w:pPr>
+        <w:pStyle w:val="ListBullet"/>
+        <w:spacing w:line="240" w:lineRule="auto"/>
+        <w:ind w:left="720"/>
+      </w:pPr>
+      <w:r>
+        <w:rPr>
+          <w:lang w:val="gu_IN" w:bidi="gu_IN"/>
+        </w:rPr>
+      </w:r>
+      <w:r>
+        <w:rPr>
+          <w:lang w:val="gu_IN" w:bidi="gu_IN"/>
+        </w:rPr>
+        <w:t>2 તિમોથી 3:10–13</w:t>
+      </w:r>
+    </w:p>
+    <w:p>
+      <w:pPr>
+        <w:pStyle w:val="ListBullet"/>
+        <w:spacing w:line="240" w:lineRule="auto"/>
+        <w:ind w:left="720"/>
+      </w:pPr>
+      <w:r>
+        <w:rPr>
+          <w:lang w:val="gu_IN" w:bidi="gu_IN"/>
+        </w:rPr>
+      </w:r>
+      <w:r>
+        <w:rPr>
+          <w:lang w:val="gu_IN" w:bidi="gu_IN"/>
+        </w:rPr>
+        <w:t>હિબ્રૂ 12:14–17</w:t>
+      </w:r>
+    </w:p>
+    <w:p>
+      <w:pPr>
+        <w:pStyle w:val="ListBullet"/>
+        <w:spacing w:line="240" w:lineRule="auto"/>
+        <w:ind w:left="720"/>
+      </w:pPr>
+      <w:r>
+        <w:rPr>
+          <w:lang w:val="gu_IN" w:bidi="gu_IN"/>
+        </w:rPr>
+      </w:r>
+      <w:r>
+        <w:rPr>
+          <w:lang w:val="gu_IN" w:bidi="gu_IN"/>
+        </w:rPr>
+        <w:t>હિબ્રૂ 11:7</w:t>
+      </w:r>
+    </w:p>
+    <w:p>
+      <w:pPr>
+        <w:pStyle w:val="ListBullet"/>
+        <w:spacing w:line="240" w:lineRule="auto"/>
+        <w:ind w:left="720"/>
+      </w:pPr>
+      <w:r>
+        <w:rPr>
+          <w:lang w:val="gu_IN" w:bidi="gu_IN"/>
+        </w:rPr>
+      </w:r>
+      <w:r>
+        <w:rPr>
+          <w:lang w:val="gu_IN" w:bidi="gu_IN"/>
+        </w:rPr>
+        <w:t>1 પિતર 4:17–19</w:t>
+      </w:r>
+    </w:p>
+    <w:p>
+      <w:pPr>
+        <w:pStyle w:val="ListBullet"/>
+        <w:spacing w:line="240" w:lineRule="auto"/>
+        <w:ind w:left="720"/>
+      </w:pPr>
+      <w:r>
+        <w:rPr>
+          <w:lang w:val="gu_IN" w:bidi="gu_IN"/>
+        </w:rPr>
+      </w:r>
+      <w:r>
+        <w:rPr>
+          <w:lang w:val="gu_IN" w:bidi="gu_IN"/>
+        </w:rPr>
+        <w:t>યહૂદા 1:14–16</w:t>
+      </w:r>
     </w:p>
     <w:p>
       <w:pPr>
@@ -12107,210 +11237,156 @@
           <w:lang w:val="gu_IN" w:bidi="gu_IN"/>
         </w:rPr>
       </w:r>
-      <w:hyperlink r:id="rId156">
-        <w:r>
-          <w:rPr>
-            <w:lang w:val="gu_IN" w:bidi="gu_IN"/>
-          </w:rPr>
-          <w:rPr>
-            <w:color w:val="0000EE"/>
-            <w:u w:val="single"/>
-          </w:rPr>
-          <w:t>1 કરિંથી 8:4–6</w:t>
-        </w:r>
-      </w:hyperlink>
-    </w:p>
-    <w:p>
-      <w:pPr>
-        <w:pStyle w:val="ListBullet"/>
-        <w:spacing w:line="240" w:lineRule="auto"/>
-        <w:ind w:left="720"/>
-      </w:pPr>
-      <w:r>
-        <w:rPr>
-          <w:lang w:val="gu_IN" w:bidi="gu_IN"/>
-        </w:rPr>
-      </w:r>
-      <w:hyperlink r:id="rId157">
-        <w:r>
-          <w:rPr>
-            <w:lang w:val="gu_IN" w:bidi="gu_IN"/>
-          </w:rPr>
-          <w:rPr>
-            <w:color w:val="0000EE"/>
-            <w:u w:val="single"/>
-          </w:rPr>
-          <w:t>1 યોહાન 2:1–3</w:t>
-        </w:r>
-      </w:hyperlink>
-    </w:p>
-    <w:p>
-      <w:pPr>
-        <w:pStyle w:val="ListBullet"/>
-        <w:spacing w:line="240" w:lineRule="auto"/>
-        <w:ind w:left="720"/>
-      </w:pPr>
-      <w:r>
-        <w:rPr>
-          <w:lang w:val="gu_IN" w:bidi="gu_IN"/>
-        </w:rPr>
-      </w:r>
-      <w:hyperlink r:id="rId158">
-        <w:r>
-          <w:rPr>
-            <w:lang w:val="gu_IN" w:bidi="gu_IN"/>
-          </w:rPr>
-          <w:rPr>
-            <w:color w:val="0000EE"/>
-            <w:u w:val="single"/>
-          </w:rPr>
-          <w:t>1 યોહાન 2:22–23</w:t>
-        </w:r>
-      </w:hyperlink>
-    </w:p>
-    <w:p>
-      <w:pPr>
-        <w:pStyle w:val="ListBullet"/>
-        <w:spacing w:line="240" w:lineRule="auto"/>
-        <w:ind w:left="720"/>
-      </w:pPr>
-      <w:r>
-        <w:rPr>
-          <w:lang w:val="gu_IN" w:bidi="gu_IN"/>
-        </w:rPr>
-      </w:r>
-      <w:hyperlink r:id="rId159">
-        <w:r>
-          <w:rPr>
-            <w:lang w:val="gu_IN" w:bidi="gu_IN"/>
-          </w:rPr>
-          <w:rPr>
-            <w:color w:val="0000EE"/>
-            <w:u w:val="single"/>
-          </w:rPr>
-          <w:t>1 યોહાન 3:1–3</w:t>
-        </w:r>
-      </w:hyperlink>
-    </w:p>
-    <w:p>
-      <w:pPr>
-        <w:pStyle w:val="ListBullet"/>
-        <w:spacing w:line="240" w:lineRule="auto"/>
-        <w:ind w:left="720"/>
-      </w:pPr>
-      <w:r>
-        <w:rPr>
-          <w:lang w:val="gu_IN" w:bidi="gu_IN"/>
-        </w:rPr>
-      </w:r>
-      <w:hyperlink r:id="rId160">
-        <w:r>
-          <w:rPr>
-            <w:lang w:val="gu_IN" w:bidi="gu_IN"/>
-          </w:rPr>
-          <w:rPr>
-            <w:color w:val="0000EE"/>
-            <w:u w:val="single"/>
-          </w:rPr>
-          <w:t>કલોસ્સી 1:1–3</w:t>
-        </w:r>
-      </w:hyperlink>
-    </w:p>
-    <w:p>
-      <w:pPr>
-        <w:pStyle w:val="ListBullet"/>
-        <w:spacing w:line="240" w:lineRule="auto"/>
-        <w:ind w:left="720"/>
-      </w:pPr>
-      <w:r>
-        <w:rPr>
-          <w:lang w:val="gu_IN" w:bidi="gu_IN"/>
-        </w:rPr>
-      </w:r>
-      <w:hyperlink r:id="rId161">
-        <w:r>
-          <w:rPr>
-            <w:lang w:val="gu_IN" w:bidi="gu_IN"/>
-          </w:rPr>
-          <w:rPr>
-            <w:color w:val="0000EE"/>
-            <w:u w:val="single"/>
-          </w:rPr>
-          <w:t>એફેસી 5:18–21</w:t>
-        </w:r>
-      </w:hyperlink>
-    </w:p>
-    <w:p>
-      <w:pPr>
-        <w:pStyle w:val="ListBullet"/>
-        <w:spacing w:line="240" w:lineRule="auto"/>
-        <w:ind w:left="720"/>
-      </w:pPr>
-      <w:r>
-        <w:rPr>
-          <w:lang w:val="gu_IN" w:bidi="gu_IN"/>
-        </w:rPr>
-      </w:r>
-      <w:hyperlink r:id="rId130">
-        <w:r>
-          <w:rPr>
-            <w:lang w:val="gu_IN" w:bidi="gu_IN"/>
-          </w:rPr>
-          <w:rPr>
-            <w:color w:val="0000EE"/>
-            <w:u w:val="single"/>
-          </w:rPr>
-          <w:t>લૂક 10:22</w:t>
-        </w:r>
-      </w:hyperlink>
-    </w:p>
-    <w:p>
-      <w:pPr>
-        <w:pStyle w:val="ListBullet"/>
-        <w:spacing w:line="240" w:lineRule="auto"/>
-        <w:ind w:left="720"/>
-      </w:pPr>
-      <w:r>
-        <w:rPr>
-          <w:lang w:val="gu_IN" w:bidi="gu_IN"/>
-        </w:rPr>
-      </w:r>
-      <w:hyperlink r:id="rId162">
-        <w:r>
-          <w:rPr>
-            <w:lang w:val="gu_IN" w:bidi="gu_IN"/>
-          </w:rPr>
-          <w:rPr>
-            <w:color w:val="0000EE"/>
-            <w:u w:val="single"/>
-          </w:rPr>
-          <w:t>માથ્થી 5:15–16</w:t>
-        </w:r>
-      </w:hyperlink>
-    </w:p>
-    <w:p>
-      <w:pPr>
-        <w:pStyle w:val="ListBullet"/>
-        <w:spacing w:line="240" w:lineRule="auto"/>
-        <w:ind w:left="720"/>
-      </w:pPr>
-      <w:r>
-        <w:rPr>
-          <w:lang w:val="gu_IN" w:bidi="gu_IN"/>
-        </w:rPr>
-      </w:r>
-      <w:hyperlink r:id="rId163">
-        <w:r>
-          <w:rPr>
-            <w:lang w:val="gu_IN" w:bidi="gu_IN"/>
-          </w:rPr>
-          <w:rPr>
-            <w:color w:val="0000EE"/>
-            <w:u w:val="single"/>
-          </w:rPr>
-          <w:t>માથ્થી 23:8–10</w:t>
-        </w:r>
-      </w:hyperlink>
+      <w:r>
+        <w:rPr>
+          <w:lang w:val="gu_IN" w:bidi="gu_IN"/>
+        </w:rPr>
+        <w:t>1 કરિંથી 8:4–6</w:t>
+      </w:r>
+    </w:p>
+    <w:p>
+      <w:pPr>
+        <w:pStyle w:val="ListBullet"/>
+        <w:spacing w:line="240" w:lineRule="auto"/>
+        <w:ind w:left="720"/>
+      </w:pPr>
+      <w:r>
+        <w:rPr>
+          <w:lang w:val="gu_IN" w:bidi="gu_IN"/>
+        </w:rPr>
+      </w:r>
+      <w:r>
+        <w:rPr>
+          <w:lang w:val="gu_IN" w:bidi="gu_IN"/>
+        </w:rPr>
+        <w:t>1 યોહાન 2:1–3</w:t>
+      </w:r>
+    </w:p>
+    <w:p>
+      <w:pPr>
+        <w:pStyle w:val="ListBullet"/>
+        <w:spacing w:line="240" w:lineRule="auto"/>
+        <w:ind w:left="720"/>
+      </w:pPr>
+      <w:r>
+        <w:rPr>
+          <w:lang w:val="gu_IN" w:bidi="gu_IN"/>
+        </w:rPr>
+      </w:r>
+      <w:r>
+        <w:rPr>
+          <w:lang w:val="gu_IN" w:bidi="gu_IN"/>
+        </w:rPr>
+        <w:t>1 યોહાન 2:22–23</w:t>
+      </w:r>
+    </w:p>
+    <w:p>
+      <w:pPr>
+        <w:pStyle w:val="ListBullet"/>
+        <w:spacing w:line="240" w:lineRule="auto"/>
+        <w:ind w:left="720"/>
+      </w:pPr>
+      <w:r>
+        <w:rPr>
+          <w:lang w:val="gu_IN" w:bidi="gu_IN"/>
+        </w:rPr>
+      </w:r>
+      <w:r>
+        <w:rPr>
+          <w:lang w:val="gu_IN" w:bidi="gu_IN"/>
+        </w:rPr>
+        <w:t>1 યોહાન 3:1–3</w:t>
+      </w:r>
+    </w:p>
+    <w:p>
+      <w:pPr>
+        <w:pStyle w:val="ListBullet"/>
+        <w:spacing w:line="240" w:lineRule="auto"/>
+        <w:ind w:left="720"/>
+      </w:pPr>
+      <w:r>
+        <w:rPr>
+          <w:lang w:val="gu_IN" w:bidi="gu_IN"/>
+        </w:rPr>
+      </w:r>
+      <w:r>
+        <w:rPr>
+          <w:lang w:val="gu_IN" w:bidi="gu_IN"/>
+        </w:rPr>
+        <w:t>કલોસ્સી 1:1–3</w:t>
+      </w:r>
+    </w:p>
+    <w:p>
+      <w:pPr>
+        <w:pStyle w:val="ListBullet"/>
+        <w:spacing w:line="240" w:lineRule="auto"/>
+        <w:ind w:left="720"/>
+      </w:pPr>
+      <w:r>
+        <w:rPr>
+          <w:lang w:val="gu_IN" w:bidi="gu_IN"/>
+        </w:rPr>
+      </w:r>
+      <w:r>
+        <w:rPr>
+          <w:lang w:val="gu_IN" w:bidi="gu_IN"/>
+        </w:rPr>
+        <w:t>એફેસી 5:18–21</w:t>
+      </w:r>
+    </w:p>
+    <w:p>
+      <w:pPr>
+        <w:pStyle w:val="ListBullet"/>
+        <w:spacing w:line="240" w:lineRule="auto"/>
+        <w:ind w:left="720"/>
+      </w:pPr>
+      <w:r>
+        <w:rPr>
+          <w:lang w:val="gu_IN" w:bidi="gu_IN"/>
+        </w:rPr>
+      </w:r>
+      <w:r>
+        <w:rPr>
+          <w:lang w:val="gu_IN" w:bidi="gu_IN"/>
+        </w:rPr>
+        <w:t>લૂક 10:22</w:t>
+      </w:r>
+    </w:p>
+    <w:p>
+      <w:pPr>
+        <w:pStyle w:val="ListBullet"/>
+        <w:spacing w:line="240" w:lineRule="auto"/>
+        <w:ind w:left="720"/>
+      </w:pPr>
+      <w:r>
+        <w:rPr>
+          <w:lang w:val="gu_IN" w:bidi="gu_IN"/>
+        </w:rPr>
+      </w:r>
+      <w:r>
+        <w:rPr>
+          <w:lang w:val="gu_IN" w:bidi="gu_IN"/>
+        </w:rPr>
+        <w:t>માથ્થી 5:15–16</w:t>
+      </w:r>
+    </w:p>
+    <w:p>
+      <w:pPr>
+        <w:pStyle w:val="ListBullet"/>
+        <w:spacing w:line="240" w:lineRule="auto"/>
+        <w:ind w:left="720"/>
+      </w:pPr>
+      <w:r>
+        <w:rPr>
+          <w:lang w:val="gu_IN" w:bidi="gu_IN"/>
+        </w:rPr>
+      </w:r>
+      <w:r>
+        <w:rPr>
+          <w:lang w:val="gu_IN" w:bidi="gu_IN"/>
+        </w:rPr>
+        <w:t>માથ્થી 23:8–10</w:t>
+      </w:r>
     </w:p>
     <w:p>
       <w:pPr>
@@ -12792,66 +11868,48 @@
           <w:lang w:val="gu_IN" w:bidi="gu_IN"/>
         </w:rPr>
       </w:r>
-      <w:hyperlink r:id="rId164">
-        <w:r>
-          <w:rPr>
-            <w:lang w:val="gu_IN" w:bidi="gu_IN"/>
-          </w:rPr>
-          <w:rPr>
-            <w:color w:val="0000EE"/>
-            <w:u w:val="single"/>
-          </w:rPr>
-          <w:t>1 કાળવૃતાંત 23:12–14</w:t>
-        </w:r>
-      </w:hyperlink>
-    </w:p>
-    <w:p>
-      <w:pPr>
-        <w:pStyle w:val="ListBullet"/>
-        <w:spacing w:line="240" w:lineRule="auto"/>
-        <w:ind w:left="720"/>
-      </w:pPr>
-      <w:r>
-        <w:rPr>
-          <w:lang w:val="gu_IN" w:bidi="gu_IN"/>
-        </w:rPr>
-      </w:r>
-      <w:hyperlink r:id="rId165">
-        <w:r>
-          <w:rPr>
-            <w:lang w:val="gu_IN" w:bidi="gu_IN"/>
-          </w:rPr>
-          <w:rPr>
-            <w:color w:val="0000EE"/>
-            <w:u w:val="single"/>
-          </w:rPr>
-          <w:t>1 રાજા 12:22–24</w:t>
-        </w:r>
-      </w:hyperlink>
-    </w:p>
-    <w:p>
-      <w:pPr>
-        <w:pStyle w:val="ListBullet"/>
-        <w:spacing w:line="240" w:lineRule="auto"/>
-        <w:ind w:left="720"/>
-      </w:pPr>
-      <w:r>
-        <w:rPr>
-          <w:lang w:val="gu_IN" w:bidi="gu_IN"/>
-        </w:rPr>
-      </w:r>
-      <w:hyperlink r:id="rId166">
-        <w:r>
-          <w:rPr>
-            <w:lang w:val="gu_IN" w:bidi="gu_IN"/>
-          </w:rPr>
-          <w:rPr>
-            <w:color w:val="0000EE"/>
-            <w:u w:val="single"/>
-          </w:rPr>
-          <w:t>1 શમુએલ 9:9–11</w:t>
-        </w:r>
-      </w:hyperlink>
+      <w:r>
+        <w:rPr>
+          <w:lang w:val="gu_IN" w:bidi="gu_IN"/>
+        </w:rPr>
+        <w:t>1 કાળવૃતાંત 23:12–14</w:t>
+      </w:r>
+    </w:p>
+    <w:p>
+      <w:pPr>
+        <w:pStyle w:val="ListBullet"/>
+        <w:spacing w:line="240" w:lineRule="auto"/>
+        <w:ind w:left="720"/>
+      </w:pPr>
+      <w:r>
+        <w:rPr>
+          <w:lang w:val="gu_IN" w:bidi="gu_IN"/>
+        </w:rPr>
+      </w:r>
+      <w:r>
+        <w:rPr>
+          <w:lang w:val="gu_IN" w:bidi="gu_IN"/>
+        </w:rPr>
+        <w:t>1 રાજા 12:22–24</w:t>
+      </w:r>
+    </w:p>
+    <w:p>
+      <w:pPr>
+        <w:pStyle w:val="ListBullet"/>
+        <w:spacing w:line="240" w:lineRule="auto"/>
+        <w:ind w:left="720"/>
+      </w:pPr>
+      <w:r>
+        <w:rPr>
+          <w:lang w:val="gu_IN" w:bidi="gu_IN"/>
+        </w:rPr>
+      </w:r>
+      <w:r>
+        <w:rPr>
+          <w:lang w:val="gu_IN" w:bidi="gu_IN"/>
+        </w:rPr>
+        <w:t>1 શમુએલ 9:9–11</w:t>
+      </w:r>
     </w:p>
     <w:p>
       <w:pPr>
@@ -13168,66 +12226,48 @@
           <w:lang w:val="gu_IN" w:bidi="gu_IN"/>
         </w:rPr>
       </w:r>
-      <w:hyperlink r:id="rId167">
-        <w:r>
-          <w:rPr>
-            <w:lang w:val="gu_IN" w:bidi="gu_IN"/>
-          </w:rPr>
-          <w:rPr>
-            <w:color w:val="0000EE"/>
-            <w:u w:val="single"/>
-          </w:rPr>
-          <w:t>2 કરિંથી 10:3–4</w:t>
-        </w:r>
-      </w:hyperlink>
-    </w:p>
-    <w:p>
-      <w:pPr>
-        <w:pStyle w:val="ListBullet"/>
-        <w:spacing w:line="240" w:lineRule="auto"/>
-        <w:ind w:left="720"/>
-      </w:pPr>
-      <w:r>
-        <w:rPr>
-          <w:lang w:val="gu_IN" w:bidi="gu_IN"/>
-        </w:rPr>
-      </w:r>
-      <w:hyperlink r:id="rId168">
-        <w:r>
-          <w:rPr>
-            <w:lang w:val="gu_IN" w:bidi="gu_IN"/>
-          </w:rPr>
-          <w:rPr>
-            <w:color w:val="0000EE"/>
-            <w:u w:val="single"/>
-          </w:rPr>
-          <w:t>2 પિતર 1:3–4</w:t>
-        </w:r>
-      </w:hyperlink>
-    </w:p>
-    <w:p>
-      <w:pPr>
-        <w:pStyle w:val="ListBullet"/>
-        <w:spacing w:line="240" w:lineRule="auto"/>
-        <w:ind w:left="720"/>
-      </w:pPr>
-      <w:r>
-        <w:rPr>
-          <w:lang w:val="gu_IN" w:bidi="gu_IN"/>
-        </w:rPr>
-      </w:r>
-      <w:hyperlink r:id="rId169">
-        <w:r>
-          <w:rPr>
-            <w:lang w:val="gu_IN" w:bidi="gu_IN"/>
-          </w:rPr>
-          <w:rPr>
-            <w:color w:val="0000EE"/>
-            <w:u w:val="single"/>
-          </w:rPr>
-          <w:t>રોમન 1:20–21</w:t>
-        </w:r>
-      </w:hyperlink>
+      <w:r>
+        <w:rPr>
+          <w:lang w:val="gu_IN" w:bidi="gu_IN"/>
+        </w:rPr>
+        <w:t>2 કરિંથી 10:3–4</w:t>
+      </w:r>
+    </w:p>
+    <w:p>
+      <w:pPr>
+        <w:pStyle w:val="ListBullet"/>
+        <w:spacing w:line="240" w:lineRule="auto"/>
+        <w:ind w:left="720"/>
+      </w:pPr>
+      <w:r>
+        <w:rPr>
+          <w:lang w:val="gu_IN" w:bidi="gu_IN"/>
+        </w:rPr>
+      </w:r>
+      <w:r>
+        <w:rPr>
+          <w:lang w:val="gu_IN" w:bidi="gu_IN"/>
+        </w:rPr>
+        <w:t>2 પિતર 1:3–4</w:t>
+      </w:r>
+    </w:p>
+    <w:p>
+      <w:pPr>
+        <w:pStyle w:val="ListBullet"/>
+        <w:spacing w:line="240" w:lineRule="auto"/>
+        <w:ind w:left="720"/>
+      </w:pPr>
+      <w:r>
+        <w:rPr>
+          <w:lang w:val="gu_IN" w:bidi="gu_IN"/>
+        </w:rPr>
+      </w:r>
+      <w:r>
+        <w:rPr>
+          <w:lang w:val="gu_IN" w:bidi="gu_IN"/>
+        </w:rPr>
+        <w:t>રોમન 1:20–21</w:t>
+      </w:r>
     </w:p>
     <w:p>
       <w:pPr>
@@ -13574,210 +12614,156 @@
           <w:lang w:val="gu_IN" w:bidi="gu_IN"/>
         </w:rPr>
       </w:r>
-      <w:hyperlink r:id="rId170">
-        <w:r>
-          <w:rPr>
-            <w:lang w:val="gu_IN" w:bidi="gu_IN"/>
-          </w:rPr>
-          <w:rPr>
-            <w:color w:val="0000EE"/>
-            <w:u w:val="single"/>
-          </w:rPr>
-          <w:t>ગલાતી 4:28–29</w:t>
-        </w:r>
-      </w:hyperlink>
-    </w:p>
-    <w:p>
-      <w:pPr>
-        <w:pStyle w:val="ListBullet"/>
-        <w:spacing w:line="240" w:lineRule="auto"/>
-        <w:ind w:left="720"/>
-      </w:pPr>
-      <w:r>
-        <w:rPr>
-          <w:lang w:val="gu_IN" w:bidi="gu_IN"/>
-        </w:rPr>
-      </w:r>
-      <w:hyperlink r:id="rId60">
-        <w:r>
-          <w:rPr>
-            <w:lang w:val="gu_IN" w:bidi="gu_IN"/>
-          </w:rPr>
-          <w:rPr>
-            <w:color w:val="0000EE"/>
-            <w:u w:val="single"/>
-          </w:rPr>
-          <w:t>ઉત્પત્તિ 25:9–11</w:t>
-        </w:r>
-      </w:hyperlink>
-    </w:p>
-    <w:p>
-      <w:pPr>
-        <w:pStyle w:val="ListBullet"/>
-        <w:spacing w:line="240" w:lineRule="auto"/>
-        <w:ind w:left="720"/>
-      </w:pPr>
-      <w:r>
-        <w:rPr>
-          <w:lang w:val="gu_IN" w:bidi="gu_IN"/>
-        </w:rPr>
-      </w:r>
-      <w:hyperlink r:id="rId171">
-        <w:r>
-          <w:rPr>
-            <w:lang w:val="gu_IN" w:bidi="gu_IN"/>
-          </w:rPr>
-          <w:rPr>
-            <w:color w:val="0000EE"/>
-            <w:u w:val="single"/>
-          </w:rPr>
-          <w:t>ઉત્પત્તિ 25:19–20</w:t>
-        </w:r>
-      </w:hyperlink>
-    </w:p>
-    <w:p>
-      <w:pPr>
-        <w:pStyle w:val="ListBullet"/>
-        <w:spacing w:line="240" w:lineRule="auto"/>
-        <w:ind w:left="720"/>
-      </w:pPr>
-      <w:r>
-        <w:rPr>
-          <w:lang w:val="gu_IN" w:bidi="gu_IN"/>
-        </w:rPr>
-      </w:r>
-      <w:hyperlink r:id="rId172">
-        <w:r>
-          <w:rPr>
-            <w:lang w:val="gu_IN" w:bidi="gu_IN"/>
-          </w:rPr>
-          <w:rPr>
-            <w:color w:val="0000EE"/>
-            <w:u w:val="single"/>
-          </w:rPr>
-          <w:t>ઉત્પત્તિ 26:1</w:t>
-        </w:r>
-      </w:hyperlink>
-    </w:p>
-    <w:p>
-      <w:pPr>
-        <w:pStyle w:val="ListBullet"/>
-        <w:spacing w:line="240" w:lineRule="auto"/>
-        <w:ind w:left="720"/>
-      </w:pPr>
-      <w:r>
-        <w:rPr>
-          <w:lang w:val="gu_IN" w:bidi="gu_IN"/>
-        </w:rPr>
-      </w:r>
-      <w:hyperlink r:id="rId173">
-        <w:r>
-          <w:rPr>
-            <w:lang w:val="gu_IN" w:bidi="gu_IN"/>
-          </w:rPr>
-          <w:rPr>
-            <w:color w:val="0000EE"/>
-            <w:u w:val="single"/>
-          </w:rPr>
-          <w:t>ઉત્પત્તિ 26:6–8</w:t>
-        </w:r>
-      </w:hyperlink>
-    </w:p>
-    <w:p>
-      <w:pPr>
-        <w:pStyle w:val="ListBullet"/>
-        <w:spacing w:line="240" w:lineRule="auto"/>
-        <w:ind w:left="720"/>
-      </w:pPr>
-      <w:r>
-        <w:rPr>
-          <w:lang w:val="gu_IN" w:bidi="gu_IN"/>
-        </w:rPr>
-      </w:r>
-      <w:hyperlink r:id="rId174">
-        <w:r>
-          <w:rPr>
-            <w:lang w:val="gu_IN" w:bidi="gu_IN"/>
-          </w:rPr>
-          <w:rPr>
-            <w:color w:val="0000EE"/>
-            <w:u w:val="single"/>
-          </w:rPr>
-          <w:t>ઉત્પત્તિ 28:1–2</w:t>
-        </w:r>
-      </w:hyperlink>
-    </w:p>
-    <w:p>
-      <w:pPr>
-        <w:pStyle w:val="ListBullet"/>
-        <w:spacing w:line="240" w:lineRule="auto"/>
-        <w:ind w:left="720"/>
-      </w:pPr>
-      <w:r>
-        <w:rPr>
-          <w:lang w:val="gu_IN" w:bidi="gu_IN"/>
-        </w:rPr>
-      </w:r>
-      <w:hyperlink r:id="rId175">
-        <w:r>
-          <w:rPr>
-            <w:lang w:val="gu_IN" w:bidi="gu_IN"/>
-          </w:rPr>
-          <w:rPr>
-            <w:color w:val="0000EE"/>
-            <w:u w:val="single"/>
-          </w:rPr>
-          <w:t>ઉત્પત્તિ 31:17–18</w:t>
-        </w:r>
-      </w:hyperlink>
-    </w:p>
-    <w:p>
-      <w:pPr>
-        <w:pStyle w:val="ListBullet"/>
-        <w:spacing w:line="240" w:lineRule="auto"/>
-        <w:ind w:left="720"/>
-      </w:pPr>
-      <w:r>
-        <w:rPr>
-          <w:lang w:val="gu_IN" w:bidi="gu_IN"/>
-        </w:rPr>
-      </w:r>
-      <w:hyperlink r:id="rId23">
-        <w:r>
-          <w:rPr>
-            <w:lang w:val="gu_IN" w:bidi="gu_IN"/>
-          </w:rPr>
-          <w:rPr>
-            <w:color w:val="0000EE"/>
-            <w:u w:val="single"/>
-          </w:rPr>
-          <w:t>માથ્થી 8:11–13</w:t>
-        </w:r>
-      </w:hyperlink>
-    </w:p>
-    <w:p>
-      <w:pPr>
-        <w:pStyle w:val="ListBullet"/>
-        <w:spacing w:line="240" w:lineRule="auto"/>
-        <w:ind w:left="720"/>
-      </w:pPr>
-      <w:r>
-        <w:rPr>
-          <w:lang w:val="gu_IN" w:bidi="gu_IN"/>
-        </w:rPr>
-      </w:r>
-      <w:hyperlink r:id="rId24">
-        <w:r>
-          <w:rPr>
-            <w:lang w:val="gu_IN" w:bidi="gu_IN"/>
-          </w:rPr>
-          <w:rPr>
-            <w:color w:val="0000EE"/>
-            <w:u w:val="single"/>
-          </w:rPr>
-          <w:t>માથ્થી 22:31–33</w:t>
-        </w:r>
-      </w:hyperlink>
+      <w:r>
+        <w:rPr>
+          <w:lang w:val="gu_IN" w:bidi="gu_IN"/>
+        </w:rPr>
+        <w:t>ગલાતી 4:28–29</w:t>
+      </w:r>
+    </w:p>
+    <w:p>
+      <w:pPr>
+        <w:pStyle w:val="ListBullet"/>
+        <w:spacing w:line="240" w:lineRule="auto"/>
+        <w:ind w:left="720"/>
+      </w:pPr>
+      <w:r>
+        <w:rPr>
+          <w:lang w:val="gu_IN" w:bidi="gu_IN"/>
+        </w:rPr>
+      </w:r>
+      <w:r>
+        <w:rPr>
+          <w:lang w:val="gu_IN" w:bidi="gu_IN"/>
+        </w:rPr>
+        <w:t>ઉત્પત્તિ 25:9–11</w:t>
+      </w:r>
+    </w:p>
+    <w:p>
+      <w:pPr>
+        <w:pStyle w:val="ListBullet"/>
+        <w:spacing w:line="240" w:lineRule="auto"/>
+        <w:ind w:left="720"/>
+      </w:pPr>
+      <w:r>
+        <w:rPr>
+          <w:lang w:val="gu_IN" w:bidi="gu_IN"/>
+        </w:rPr>
+      </w:r>
+      <w:r>
+        <w:rPr>
+          <w:lang w:val="gu_IN" w:bidi="gu_IN"/>
+        </w:rPr>
+        <w:t>ઉત્પત્તિ 25:19–20</w:t>
+      </w:r>
+    </w:p>
+    <w:p>
+      <w:pPr>
+        <w:pStyle w:val="ListBullet"/>
+        <w:spacing w:line="240" w:lineRule="auto"/>
+        <w:ind w:left="720"/>
+      </w:pPr>
+      <w:r>
+        <w:rPr>
+          <w:lang w:val="gu_IN" w:bidi="gu_IN"/>
+        </w:rPr>
+      </w:r>
+      <w:r>
+        <w:rPr>
+          <w:lang w:val="gu_IN" w:bidi="gu_IN"/>
+        </w:rPr>
+        <w:t>ઉત્પત્તિ 26:1</w:t>
+      </w:r>
+    </w:p>
+    <w:p>
+      <w:pPr>
+        <w:pStyle w:val="ListBullet"/>
+        <w:spacing w:line="240" w:lineRule="auto"/>
+        <w:ind w:left="720"/>
+      </w:pPr>
+      <w:r>
+        <w:rPr>
+          <w:lang w:val="gu_IN" w:bidi="gu_IN"/>
+        </w:rPr>
+      </w:r>
+      <w:r>
+        <w:rPr>
+          <w:lang w:val="gu_IN" w:bidi="gu_IN"/>
+        </w:rPr>
+        <w:t>ઉત્પત્તિ 26:6–8</w:t>
+      </w:r>
+    </w:p>
+    <w:p>
+      <w:pPr>
+        <w:pStyle w:val="ListBullet"/>
+        <w:spacing w:line="240" w:lineRule="auto"/>
+        <w:ind w:left="720"/>
+      </w:pPr>
+      <w:r>
+        <w:rPr>
+          <w:lang w:val="gu_IN" w:bidi="gu_IN"/>
+        </w:rPr>
+      </w:r>
+      <w:r>
+        <w:rPr>
+          <w:lang w:val="gu_IN" w:bidi="gu_IN"/>
+        </w:rPr>
+        <w:t>ઉત્પત્તિ 28:1–2</w:t>
+      </w:r>
+    </w:p>
+    <w:p>
+      <w:pPr>
+        <w:pStyle w:val="ListBullet"/>
+        <w:spacing w:line="240" w:lineRule="auto"/>
+        <w:ind w:left="720"/>
+      </w:pPr>
+      <w:r>
+        <w:rPr>
+          <w:lang w:val="gu_IN" w:bidi="gu_IN"/>
+        </w:rPr>
+      </w:r>
+      <w:r>
+        <w:rPr>
+          <w:lang w:val="gu_IN" w:bidi="gu_IN"/>
+        </w:rPr>
+        <w:t>ઉત્પત્તિ 31:17–18</w:t>
+      </w:r>
+    </w:p>
+    <w:p>
+      <w:pPr>
+        <w:pStyle w:val="ListBullet"/>
+        <w:spacing w:line="240" w:lineRule="auto"/>
+        <w:ind w:left="720"/>
+      </w:pPr>
+      <w:r>
+        <w:rPr>
+          <w:lang w:val="gu_IN" w:bidi="gu_IN"/>
+        </w:rPr>
+      </w:r>
+      <w:r>
+        <w:rPr>
+          <w:lang w:val="gu_IN" w:bidi="gu_IN"/>
+        </w:rPr>
+        <w:t>માથ્થી 8:11–13</w:t>
+      </w:r>
+    </w:p>
+    <w:p>
+      <w:pPr>
+        <w:pStyle w:val="ListBullet"/>
+        <w:spacing w:line="240" w:lineRule="auto"/>
+        <w:ind w:left="720"/>
+      </w:pPr>
+      <w:r>
+        <w:rPr>
+          <w:lang w:val="gu_IN" w:bidi="gu_IN"/>
+        </w:rPr>
+      </w:r>
+      <w:r>
+        <w:rPr>
+          <w:lang w:val="gu_IN" w:bidi="gu_IN"/>
+        </w:rPr>
+        <w:t>માથ્થી 22:31–33</w:t>
+      </w:r>
     </w:p>
     <w:p>
       <w:pPr>
@@ -14436,450 +13422,336 @@
           <w:lang w:val="gu_IN" w:bidi="gu_IN"/>
         </w:rPr>
       </w:r>
-      <w:hyperlink r:id="rId176">
-        <w:r>
-          <w:rPr>
-            <w:lang w:val="gu_IN" w:bidi="gu_IN"/>
-          </w:rPr>
-          <w:rPr>
-            <w:color w:val="0000EE"/>
-            <w:u w:val="single"/>
-          </w:rPr>
-          <w:t>1કરિંથી 6:9–11</w:t>
-        </w:r>
-      </w:hyperlink>
-    </w:p>
-    <w:p>
-      <w:pPr>
-        <w:pStyle w:val="ListBullet"/>
-        <w:spacing w:line="240" w:lineRule="auto"/>
-        <w:ind w:left="720"/>
-      </w:pPr>
-      <w:r>
-        <w:rPr>
-          <w:lang w:val="gu_IN" w:bidi="gu_IN"/>
-        </w:rPr>
-      </w:r>
-      <w:hyperlink r:id="rId157">
-        <w:r>
-          <w:rPr>
-            <w:lang w:val="gu_IN" w:bidi="gu_IN"/>
-          </w:rPr>
-          <w:rPr>
-            <w:color w:val="0000EE"/>
-            <w:u w:val="single"/>
-          </w:rPr>
-          <w:t>1 યોહાન 2:1–3</w:t>
-        </w:r>
-      </w:hyperlink>
-    </w:p>
-    <w:p>
-      <w:pPr>
-        <w:pStyle w:val="ListBullet"/>
-        <w:spacing w:line="240" w:lineRule="auto"/>
-        <w:ind w:left="720"/>
-      </w:pPr>
-      <w:r>
-        <w:rPr>
-          <w:lang w:val="gu_IN" w:bidi="gu_IN"/>
-        </w:rPr>
-      </w:r>
-      <w:hyperlink r:id="rId177">
-        <w:r>
-          <w:rPr>
-            <w:lang w:val="gu_IN" w:bidi="gu_IN"/>
-          </w:rPr>
-          <w:rPr>
-            <w:color w:val="0000EE"/>
-            <w:u w:val="single"/>
-          </w:rPr>
-          <w:t>1 યોહાન 4:15–16</w:t>
-        </w:r>
-      </w:hyperlink>
-    </w:p>
-    <w:p>
-      <w:pPr>
-        <w:pStyle w:val="ListBullet"/>
-        <w:spacing w:line="240" w:lineRule="auto"/>
-        <w:ind w:left="720"/>
-      </w:pPr>
-      <w:r>
-        <w:rPr>
-          <w:lang w:val="gu_IN" w:bidi="gu_IN"/>
-        </w:rPr>
-      </w:r>
-      <w:hyperlink r:id="rId178">
-        <w:r>
-          <w:rPr>
-            <w:lang w:val="gu_IN" w:bidi="gu_IN"/>
-          </w:rPr>
-          <w:rPr>
-            <w:color w:val="0000EE"/>
-            <w:u w:val="single"/>
-          </w:rPr>
-          <w:t>1 તિમોથી 1:1–2</w:t>
-        </w:r>
-      </w:hyperlink>
-    </w:p>
-    <w:p>
-      <w:pPr>
-        <w:pStyle w:val="ListBullet"/>
-        <w:spacing w:line="240" w:lineRule="auto"/>
-        <w:ind w:left="720"/>
-      </w:pPr>
-      <w:r>
-        <w:rPr>
-          <w:lang w:val="gu_IN" w:bidi="gu_IN"/>
-        </w:rPr>
-      </w:r>
-      <w:hyperlink r:id="rId179">
-        <w:r>
-          <w:rPr>
-            <w:lang w:val="gu_IN" w:bidi="gu_IN"/>
-          </w:rPr>
-          <w:rPr>
-            <w:color w:val="0000EE"/>
-            <w:u w:val="single"/>
-          </w:rPr>
-          <w:t>2 પિતર 1:1–2</w:t>
-        </w:r>
-      </w:hyperlink>
-    </w:p>
-    <w:p>
-      <w:pPr>
-        <w:pStyle w:val="ListBullet"/>
-        <w:spacing w:line="240" w:lineRule="auto"/>
-        <w:ind w:left="720"/>
-      </w:pPr>
-      <w:r>
-        <w:rPr>
-          <w:lang w:val="gu_IN" w:bidi="gu_IN"/>
-        </w:rPr>
-      </w:r>
-      <w:hyperlink r:id="rId180">
-        <w:r>
-          <w:rPr>
-            <w:lang w:val="gu_IN" w:bidi="gu_IN"/>
-          </w:rPr>
-          <w:rPr>
-            <w:color w:val="0000EE"/>
-            <w:u w:val="single"/>
-          </w:rPr>
-          <w:t>2 થેસ્સલોનિકી 2:13–15</w:t>
-        </w:r>
-      </w:hyperlink>
-    </w:p>
-    <w:p>
-      <w:pPr>
-        <w:pStyle w:val="ListBullet"/>
-        <w:spacing w:line="240" w:lineRule="auto"/>
-        <w:ind w:left="720"/>
-      </w:pPr>
-      <w:r>
-        <w:rPr>
-          <w:lang w:val="gu_IN" w:bidi="gu_IN"/>
-        </w:rPr>
-      </w:r>
-      <w:hyperlink r:id="rId181">
-        <w:r>
-          <w:rPr>
-            <w:lang w:val="gu_IN" w:bidi="gu_IN"/>
-          </w:rPr>
-          <w:rPr>
-            <w:color w:val="0000EE"/>
-            <w:u w:val="single"/>
-          </w:rPr>
-          <w:t>2 તિમોથી 1:8–11</w:t>
-        </w:r>
-      </w:hyperlink>
-    </w:p>
-    <w:p>
-      <w:pPr>
-        <w:pStyle w:val="ListBullet"/>
-        <w:spacing w:line="240" w:lineRule="auto"/>
-        <w:ind w:left="720"/>
-      </w:pPr>
-      <w:r>
-        <w:rPr>
-          <w:lang w:val="gu_IN" w:bidi="gu_IN"/>
-        </w:rPr>
-      </w:r>
-      <w:hyperlink r:id="rId182">
-        <w:r>
-          <w:rPr>
-            <w:lang w:val="gu_IN" w:bidi="gu_IN"/>
-          </w:rPr>
-          <w:rPr>
-            <w:color w:val="0000EE"/>
-            <w:u w:val="single"/>
-          </w:rPr>
-          <w:t>પ્રેરિતો 2:22–24</w:t>
-        </w:r>
-      </w:hyperlink>
-    </w:p>
-    <w:p>
-      <w:pPr>
-        <w:pStyle w:val="ListBullet"/>
-        <w:spacing w:line="240" w:lineRule="auto"/>
-        <w:ind w:left="720"/>
-      </w:pPr>
-      <w:r>
-        <w:rPr>
-          <w:lang w:val="gu_IN" w:bidi="gu_IN"/>
-        </w:rPr>
-      </w:r>
-      <w:hyperlink r:id="rId183">
-        <w:r>
-          <w:rPr>
-            <w:lang w:val="gu_IN" w:bidi="gu_IN"/>
-          </w:rPr>
-          <w:rPr>
-            <w:color w:val="0000EE"/>
-            <w:u w:val="single"/>
-          </w:rPr>
-          <w:t>પ્રેરિતો 5:29–32</w:t>
-        </w:r>
-      </w:hyperlink>
-    </w:p>
-    <w:p>
-      <w:pPr>
-        <w:pStyle w:val="ListBullet"/>
-        <w:spacing w:line="240" w:lineRule="auto"/>
-        <w:ind w:left="720"/>
-      </w:pPr>
-      <w:r>
-        <w:rPr>
-          <w:lang w:val="gu_IN" w:bidi="gu_IN"/>
-        </w:rPr>
-      </w:r>
-      <w:hyperlink r:id="rId98">
-        <w:r>
-          <w:rPr>
-            <w:lang w:val="gu_IN" w:bidi="gu_IN"/>
-          </w:rPr>
-          <w:rPr>
-            <w:color w:val="0000EE"/>
-            <w:u w:val="single"/>
-          </w:rPr>
-          <w:t>પ્રેરિતો 10:36–38</w:t>
-        </w:r>
-      </w:hyperlink>
-    </w:p>
-    <w:p>
-      <w:pPr>
-        <w:pStyle w:val="ListBullet"/>
-        <w:spacing w:line="240" w:lineRule="auto"/>
-        <w:ind w:left="720"/>
-      </w:pPr>
-      <w:r>
-        <w:rPr>
-          <w:lang w:val="gu_IN" w:bidi="gu_IN"/>
-        </w:rPr>
-      </w:r>
-      <w:hyperlink r:id="rId184">
-        <w:r>
-          <w:rPr>
-            <w:lang w:val="gu_IN" w:bidi="gu_IN"/>
-          </w:rPr>
-          <w:rPr>
-            <w:color w:val="0000EE"/>
-            <w:u w:val="single"/>
-          </w:rPr>
-          <w:t>હિબ્રૂ 9:13–15</w:t>
-        </w:r>
-      </w:hyperlink>
-    </w:p>
-    <w:p>
-      <w:pPr>
-        <w:pStyle w:val="ListBullet"/>
-        <w:spacing w:line="240" w:lineRule="auto"/>
-        <w:ind w:left="720"/>
-      </w:pPr>
-      <w:r>
-        <w:rPr>
-          <w:lang w:val="gu_IN" w:bidi="gu_IN"/>
-        </w:rPr>
-      </w:r>
-      <w:hyperlink r:id="rId185">
-        <w:r>
-          <w:rPr>
-            <w:lang w:val="gu_IN" w:bidi="gu_IN"/>
-          </w:rPr>
-          <w:rPr>
-            <w:color w:val="0000EE"/>
-            <w:u w:val="single"/>
-          </w:rPr>
-          <w:t>હિબ્રૂ 10:19–22</w:t>
-        </w:r>
-      </w:hyperlink>
-    </w:p>
-    <w:p>
-      <w:pPr>
-        <w:pStyle w:val="ListBullet"/>
-        <w:spacing w:line="240" w:lineRule="auto"/>
-        <w:ind w:left="720"/>
-      </w:pPr>
-      <w:r>
-        <w:rPr>
-          <w:lang w:val="gu_IN" w:bidi="gu_IN"/>
-        </w:rPr>
-      </w:r>
-      <w:hyperlink r:id="rId186">
-        <w:r>
-          <w:rPr>
-            <w:lang w:val="gu_IN" w:bidi="gu_IN"/>
-          </w:rPr>
-          <w:rPr>
-            <w:color w:val="0000EE"/>
-            <w:u w:val="single"/>
-          </w:rPr>
-          <w:t>લૂક 24:19–20</w:t>
-        </w:r>
-      </w:hyperlink>
-    </w:p>
-    <w:p>
-      <w:pPr>
-        <w:pStyle w:val="ListBullet"/>
-        <w:spacing w:line="240" w:lineRule="auto"/>
-        <w:ind w:left="720"/>
-      </w:pPr>
-      <w:r>
-        <w:rPr>
-          <w:lang w:val="gu_IN" w:bidi="gu_IN"/>
-        </w:rPr>
-      </w:r>
-      <w:hyperlink r:id="rId187">
-        <w:r>
-          <w:rPr>
-            <w:lang w:val="gu_IN" w:bidi="gu_IN"/>
-          </w:rPr>
-          <w:rPr>
-            <w:color w:val="0000EE"/>
-            <w:u w:val="single"/>
-          </w:rPr>
-          <w:t>માથ્થી 1:20–21</w:t>
-        </w:r>
-      </w:hyperlink>
-    </w:p>
-    <w:p>
-      <w:pPr>
-        <w:pStyle w:val="ListBullet"/>
-        <w:spacing w:line="240" w:lineRule="auto"/>
-        <w:ind w:left="720"/>
-      </w:pPr>
-      <w:r>
-        <w:rPr>
-          <w:lang w:val="gu_IN" w:bidi="gu_IN"/>
-        </w:rPr>
-      </w:r>
-      <w:hyperlink r:id="rId188">
-        <w:r>
-          <w:rPr>
-            <w:lang w:val="gu_IN" w:bidi="gu_IN"/>
-          </w:rPr>
-          <w:rPr>
-            <w:color w:val="0000EE"/>
-            <w:u w:val="single"/>
-          </w:rPr>
-          <w:t>માથ્થી 4:1–4</w:t>
-        </w:r>
-      </w:hyperlink>
-    </w:p>
-    <w:p>
-      <w:pPr>
-        <w:pStyle w:val="ListBullet"/>
-        <w:spacing w:line="240" w:lineRule="auto"/>
-        <w:ind w:left="720"/>
-      </w:pPr>
-      <w:r>
-        <w:rPr>
-          <w:lang w:val="gu_IN" w:bidi="gu_IN"/>
-        </w:rPr>
-      </w:r>
-      <w:hyperlink r:id="rId78">
-        <w:r>
-          <w:rPr>
-            <w:lang w:val="gu_IN" w:bidi="gu_IN"/>
-          </w:rPr>
-          <w:rPr>
-            <w:color w:val="0000EE"/>
-            <w:u w:val="single"/>
-          </w:rPr>
-          <w:t>ફિલિપ્પી 2:5–8</w:t>
-        </w:r>
-      </w:hyperlink>
-    </w:p>
-    <w:p>
-      <w:pPr>
-        <w:pStyle w:val="ListBullet"/>
-        <w:spacing w:line="240" w:lineRule="auto"/>
-        <w:ind w:left="720"/>
-      </w:pPr>
-      <w:r>
-        <w:rPr>
-          <w:lang w:val="gu_IN" w:bidi="gu_IN"/>
-        </w:rPr>
-      </w:r>
-      <w:hyperlink r:id="rId189">
-        <w:r>
-          <w:rPr>
-            <w:lang w:val="gu_IN" w:bidi="gu_IN"/>
-          </w:rPr>
-          <w:rPr>
-            <w:color w:val="0000EE"/>
-            <w:u w:val="single"/>
-          </w:rPr>
-          <w:t>ફિલિપ્પી 2:9–11</w:t>
-        </w:r>
-      </w:hyperlink>
-    </w:p>
-    <w:p>
-      <w:pPr>
-        <w:pStyle w:val="ListBullet"/>
-        <w:spacing w:line="240" w:lineRule="auto"/>
-        <w:ind w:left="720"/>
-      </w:pPr>
-      <w:r>
-        <w:rPr>
-          <w:lang w:val="gu_IN" w:bidi="gu_IN"/>
-        </w:rPr>
-      </w:r>
-      <w:hyperlink r:id="rId190">
-        <w:r>
-          <w:rPr>
-            <w:lang w:val="gu_IN" w:bidi="gu_IN"/>
-          </w:rPr>
-          <w:rPr>
-            <w:color w:val="0000EE"/>
-            <w:u w:val="single"/>
-          </w:rPr>
-          <w:t>ફિલિપ્પી 4:21–23</w:t>
-        </w:r>
-      </w:hyperlink>
-    </w:p>
-    <w:p>
-      <w:pPr>
-        <w:pStyle w:val="ListBullet"/>
-        <w:spacing w:line="240" w:lineRule="auto"/>
-        <w:ind w:left="720"/>
-      </w:pPr>
-      <w:r>
-        <w:rPr>
-          <w:lang w:val="gu_IN" w:bidi="gu_IN"/>
-        </w:rPr>
-      </w:r>
-      <w:hyperlink r:id="rId191">
-        <w:r>
-          <w:rPr>
-            <w:lang w:val="gu_IN" w:bidi="gu_IN"/>
-          </w:rPr>
-          <w:rPr>
-            <w:color w:val="0000EE"/>
-            <w:u w:val="single"/>
-          </w:rPr>
-          <w:t>પ્રકટીકરણ 1:4–6</w:t>
-        </w:r>
-      </w:hyperlink>
+      <w:r>
+        <w:rPr>
+          <w:lang w:val="gu_IN" w:bidi="gu_IN"/>
+        </w:rPr>
+        <w:t>1કરિંથી 6:9–11</w:t>
+      </w:r>
+    </w:p>
+    <w:p>
+      <w:pPr>
+        <w:pStyle w:val="ListBullet"/>
+        <w:spacing w:line="240" w:lineRule="auto"/>
+        <w:ind w:left="720"/>
+      </w:pPr>
+      <w:r>
+        <w:rPr>
+          <w:lang w:val="gu_IN" w:bidi="gu_IN"/>
+        </w:rPr>
+      </w:r>
+      <w:r>
+        <w:rPr>
+          <w:lang w:val="gu_IN" w:bidi="gu_IN"/>
+        </w:rPr>
+        <w:t>1 યોહાન 2:1–3</w:t>
+      </w:r>
+    </w:p>
+    <w:p>
+      <w:pPr>
+        <w:pStyle w:val="ListBullet"/>
+        <w:spacing w:line="240" w:lineRule="auto"/>
+        <w:ind w:left="720"/>
+      </w:pPr>
+      <w:r>
+        <w:rPr>
+          <w:lang w:val="gu_IN" w:bidi="gu_IN"/>
+        </w:rPr>
+      </w:r>
+      <w:r>
+        <w:rPr>
+          <w:lang w:val="gu_IN" w:bidi="gu_IN"/>
+        </w:rPr>
+        <w:t>1 યોહાન 4:15–16</w:t>
+      </w:r>
+    </w:p>
+    <w:p>
+      <w:pPr>
+        <w:pStyle w:val="ListBullet"/>
+        <w:spacing w:line="240" w:lineRule="auto"/>
+        <w:ind w:left="720"/>
+      </w:pPr>
+      <w:r>
+        <w:rPr>
+          <w:lang w:val="gu_IN" w:bidi="gu_IN"/>
+        </w:rPr>
+      </w:r>
+      <w:r>
+        <w:rPr>
+          <w:lang w:val="gu_IN" w:bidi="gu_IN"/>
+        </w:rPr>
+        <w:t>1 તિમોથી 1:1–2</w:t>
+      </w:r>
+    </w:p>
+    <w:p>
+      <w:pPr>
+        <w:pStyle w:val="ListBullet"/>
+        <w:spacing w:line="240" w:lineRule="auto"/>
+        <w:ind w:left="720"/>
+      </w:pPr>
+      <w:r>
+        <w:rPr>
+          <w:lang w:val="gu_IN" w:bidi="gu_IN"/>
+        </w:rPr>
+      </w:r>
+      <w:r>
+        <w:rPr>
+          <w:lang w:val="gu_IN" w:bidi="gu_IN"/>
+        </w:rPr>
+        <w:t>2 પિતર 1:1–2</w:t>
+      </w:r>
+    </w:p>
+    <w:p>
+      <w:pPr>
+        <w:pStyle w:val="ListBullet"/>
+        <w:spacing w:line="240" w:lineRule="auto"/>
+        <w:ind w:left="720"/>
+      </w:pPr>
+      <w:r>
+        <w:rPr>
+          <w:lang w:val="gu_IN" w:bidi="gu_IN"/>
+        </w:rPr>
+      </w:r>
+      <w:r>
+        <w:rPr>
+          <w:lang w:val="gu_IN" w:bidi="gu_IN"/>
+        </w:rPr>
+        <w:t>2 થેસ્સલોનિકી 2:13–15</w:t>
+      </w:r>
+    </w:p>
+    <w:p>
+      <w:pPr>
+        <w:pStyle w:val="ListBullet"/>
+        <w:spacing w:line="240" w:lineRule="auto"/>
+        <w:ind w:left="720"/>
+      </w:pPr>
+      <w:r>
+        <w:rPr>
+          <w:lang w:val="gu_IN" w:bidi="gu_IN"/>
+        </w:rPr>
+      </w:r>
+      <w:r>
+        <w:rPr>
+          <w:lang w:val="gu_IN" w:bidi="gu_IN"/>
+        </w:rPr>
+        <w:t>2 તિમોથી 1:8–11</w:t>
+      </w:r>
+    </w:p>
+    <w:p>
+      <w:pPr>
+        <w:pStyle w:val="ListBullet"/>
+        <w:spacing w:line="240" w:lineRule="auto"/>
+        <w:ind w:left="720"/>
+      </w:pPr>
+      <w:r>
+        <w:rPr>
+          <w:lang w:val="gu_IN" w:bidi="gu_IN"/>
+        </w:rPr>
+      </w:r>
+      <w:r>
+        <w:rPr>
+          <w:lang w:val="gu_IN" w:bidi="gu_IN"/>
+        </w:rPr>
+        <w:t>પ્રેરિતો 2:22–24</w:t>
+      </w:r>
+    </w:p>
+    <w:p>
+      <w:pPr>
+        <w:pStyle w:val="ListBullet"/>
+        <w:spacing w:line="240" w:lineRule="auto"/>
+        <w:ind w:left="720"/>
+      </w:pPr>
+      <w:r>
+        <w:rPr>
+          <w:lang w:val="gu_IN" w:bidi="gu_IN"/>
+        </w:rPr>
+      </w:r>
+      <w:r>
+        <w:rPr>
+          <w:lang w:val="gu_IN" w:bidi="gu_IN"/>
+        </w:rPr>
+        <w:t>પ્રેરિતો 5:29–32</w:t>
+      </w:r>
+    </w:p>
+    <w:p>
+      <w:pPr>
+        <w:pStyle w:val="ListBullet"/>
+        <w:spacing w:line="240" w:lineRule="auto"/>
+        <w:ind w:left="720"/>
+      </w:pPr>
+      <w:r>
+        <w:rPr>
+          <w:lang w:val="gu_IN" w:bidi="gu_IN"/>
+        </w:rPr>
+      </w:r>
+      <w:r>
+        <w:rPr>
+          <w:lang w:val="gu_IN" w:bidi="gu_IN"/>
+        </w:rPr>
+        <w:t>પ્રેરિતો 10:36–38</w:t>
+      </w:r>
+    </w:p>
+    <w:p>
+      <w:pPr>
+        <w:pStyle w:val="ListBullet"/>
+        <w:spacing w:line="240" w:lineRule="auto"/>
+        <w:ind w:left="720"/>
+      </w:pPr>
+      <w:r>
+        <w:rPr>
+          <w:lang w:val="gu_IN" w:bidi="gu_IN"/>
+        </w:rPr>
+      </w:r>
+      <w:r>
+        <w:rPr>
+          <w:lang w:val="gu_IN" w:bidi="gu_IN"/>
+        </w:rPr>
+        <w:t>હિબ્રૂ 9:13–15</w:t>
+      </w:r>
+    </w:p>
+    <w:p>
+      <w:pPr>
+        <w:pStyle w:val="ListBullet"/>
+        <w:spacing w:line="240" w:lineRule="auto"/>
+        <w:ind w:left="720"/>
+      </w:pPr>
+      <w:r>
+        <w:rPr>
+          <w:lang w:val="gu_IN" w:bidi="gu_IN"/>
+        </w:rPr>
+      </w:r>
+      <w:r>
+        <w:rPr>
+          <w:lang w:val="gu_IN" w:bidi="gu_IN"/>
+        </w:rPr>
+        <w:t>હિબ્રૂ 10:19–22</w:t>
+      </w:r>
+    </w:p>
+    <w:p>
+      <w:pPr>
+        <w:pStyle w:val="ListBullet"/>
+        <w:spacing w:line="240" w:lineRule="auto"/>
+        <w:ind w:left="720"/>
+      </w:pPr>
+      <w:r>
+        <w:rPr>
+          <w:lang w:val="gu_IN" w:bidi="gu_IN"/>
+        </w:rPr>
+      </w:r>
+      <w:r>
+        <w:rPr>
+          <w:lang w:val="gu_IN" w:bidi="gu_IN"/>
+        </w:rPr>
+        <w:t>લૂક 24:19–20</w:t>
+      </w:r>
+    </w:p>
+    <w:p>
+      <w:pPr>
+        <w:pStyle w:val="ListBullet"/>
+        <w:spacing w:line="240" w:lineRule="auto"/>
+        <w:ind w:left="720"/>
+      </w:pPr>
+      <w:r>
+        <w:rPr>
+          <w:lang w:val="gu_IN" w:bidi="gu_IN"/>
+        </w:rPr>
+      </w:r>
+      <w:r>
+        <w:rPr>
+          <w:lang w:val="gu_IN" w:bidi="gu_IN"/>
+        </w:rPr>
+        <w:t>માથ્થી 1:20–21</w:t>
+      </w:r>
+    </w:p>
+    <w:p>
+      <w:pPr>
+        <w:pStyle w:val="ListBullet"/>
+        <w:spacing w:line="240" w:lineRule="auto"/>
+        <w:ind w:left="720"/>
+      </w:pPr>
+      <w:r>
+        <w:rPr>
+          <w:lang w:val="gu_IN" w:bidi="gu_IN"/>
+        </w:rPr>
+      </w:r>
+      <w:r>
+        <w:rPr>
+          <w:lang w:val="gu_IN" w:bidi="gu_IN"/>
+        </w:rPr>
+        <w:t>માથ્થી 4:1–4</w:t>
+      </w:r>
+    </w:p>
+    <w:p>
+      <w:pPr>
+        <w:pStyle w:val="ListBullet"/>
+        <w:spacing w:line="240" w:lineRule="auto"/>
+        <w:ind w:left="720"/>
+      </w:pPr>
+      <w:r>
+        <w:rPr>
+          <w:lang w:val="gu_IN" w:bidi="gu_IN"/>
+        </w:rPr>
+      </w:r>
+      <w:r>
+        <w:rPr>
+          <w:lang w:val="gu_IN" w:bidi="gu_IN"/>
+        </w:rPr>
+        <w:t>ફિલિપ્પી 2:5–8</w:t>
+      </w:r>
+    </w:p>
+    <w:p>
+      <w:pPr>
+        <w:pStyle w:val="ListBullet"/>
+        <w:spacing w:line="240" w:lineRule="auto"/>
+        <w:ind w:left="720"/>
+      </w:pPr>
+      <w:r>
+        <w:rPr>
+          <w:lang w:val="gu_IN" w:bidi="gu_IN"/>
+        </w:rPr>
+      </w:r>
+      <w:r>
+        <w:rPr>
+          <w:lang w:val="gu_IN" w:bidi="gu_IN"/>
+        </w:rPr>
+        <w:t>ફિલિપ્પી 2:9–11</w:t>
+      </w:r>
+    </w:p>
+    <w:p>
+      <w:pPr>
+        <w:pStyle w:val="ListBullet"/>
+        <w:spacing w:line="240" w:lineRule="auto"/>
+        <w:ind w:left="720"/>
+      </w:pPr>
+      <w:r>
+        <w:rPr>
+          <w:lang w:val="gu_IN" w:bidi="gu_IN"/>
+        </w:rPr>
+      </w:r>
+      <w:r>
+        <w:rPr>
+          <w:lang w:val="gu_IN" w:bidi="gu_IN"/>
+        </w:rPr>
+        <w:t>ફિલિપ્પી 4:21–23</w:t>
+      </w:r>
+    </w:p>
+    <w:p>
+      <w:pPr>
+        <w:pStyle w:val="ListBullet"/>
+        <w:spacing w:line="240" w:lineRule="auto"/>
+        <w:ind w:left="720"/>
+      </w:pPr>
+      <w:r>
+        <w:rPr>
+          <w:lang w:val="gu_IN" w:bidi="gu_IN"/>
+        </w:rPr>
+      </w:r>
+      <w:r>
+        <w:rPr>
+          <w:lang w:val="gu_IN" w:bidi="gu_IN"/>
+        </w:rPr>
+        <w:t>પ્રકટીકરણ 1:4–6</w:t>
+      </w:r>
     </w:p>
     <w:p>
       <w:pPr>
@@ -15638,138 +14510,102 @@
           <w:lang w:val="gu_IN" w:bidi="gu_IN"/>
         </w:rPr>
       </w:r>
-      <w:hyperlink r:id="rId192">
-        <w:r>
-          <w:rPr>
-            <w:lang w:val="gu_IN" w:bidi="gu_IN"/>
-          </w:rPr>
-          <w:rPr>
-            <w:color w:val="0000EE"/>
-            <w:u w:val="single"/>
-          </w:rPr>
-          <w:t>ગલાતી 1:18–20</w:t>
-        </w:r>
-      </w:hyperlink>
-    </w:p>
-    <w:p>
-      <w:pPr>
-        <w:pStyle w:val="ListBullet"/>
-        <w:spacing w:line="240" w:lineRule="auto"/>
-        <w:ind w:left="720"/>
-      </w:pPr>
-      <w:r>
-        <w:rPr>
-          <w:lang w:val="gu_IN" w:bidi="gu_IN"/>
-        </w:rPr>
-      </w:r>
-      <w:hyperlink r:id="rId193">
-        <w:r>
-          <w:rPr>
-            <w:lang w:val="gu_IN" w:bidi="gu_IN"/>
-          </w:rPr>
-          <w:rPr>
-            <w:color w:val="0000EE"/>
-            <w:u w:val="single"/>
-          </w:rPr>
-          <w:t>ગલાતી 2:9–10</w:t>
-        </w:r>
-      </w:hyperlink>
-    </w:p>
-    <w:p>
-      <w:pPr>
-        <w:pStyle w:val="ListBullet"/>
-        <w:spacing w:line="240" w:lineRule="auto"/>
-        <w:ind w:left="720"/>
-      </w:pPr>
-      <w:r>
-        <w:rPr>
-          <w:lang w:val="gu_IN" w:bidi="gu_IN"/>
-        </w:rPr>
-      </w:r>
-      <w:hyperlink r:id="rId194">
-        <w:r>
-          <w:rPr>
-            <w:lang w:val="gu_IN" w:bidi="gu_IN"/>
-          </w:rPr>
-          <w:rPr>
-            <w:color w:val="0000EE"/>
-            <w:u w:val="single"/>
-          </w:rPr>
-          <w:t>યાકૂબ 1:1–3</w:t>
-        </w:r>
-      </w:hyperlink>
-    </w:p>
-    <w:p>
-      <w:pPr>
-        <w:pStyle w:val="ListBullet"/>
-        <w:spacing w:line="240" w:lineRule="auto"/>
-        <w:ind w:left="720"/>
-      </w:pPr>
-      <w:r>
-        <w:rPr>
-          <w:lang w:val="gu_IN" w:bidi="gu_IN"/>
-        </w:rPr>
-      </w:r>
-      <w:hyperlink r:id="rId195">
-        <w:r>
-          <w:rPr>
-            <w:lang w:val="gu_IN" w:bidi="gu_IN"/>
-          </w:rPr>
-          <w:rPr>
-            <w:color w:val="0000EE"/>
-            <w:u w:val="single"/>
-          </w:rPr>
-          <w:t>યહૂદા 1:1–2</w:t>
-        </w:r>
-      </w:hyperlink>
-    </w:p>
-    <w:p>
-      <w:pPr>
-        <w:pStyle w:val="ListBullet"/>
-        <w:spacing w:line="240" w:lineRule="auto"/>
-        <w:ind w:left="720"/>
-      </w:pPr>
-      <w:r>
-        <w:rPr>
-          <w:lang w:val="gu_IN" w:bidi="gu_IN"/>
-        </w:rPr>
-      </w:r>
-      <w:hyperlink r:id="rId196">
-        <w:r>
-          <w:rPr>
-            <w:lang w:val="gu_IN" w:bidi="gu_IN"/>
-          </w:rPr>
-          <w:rPr>
-            <w:color w:val="0000EE"/>
-            <w:u w:val="single"/>
-          </w:rPr>
-          <w:t>માર્ક 9:1–3</w:t>
-        </w:r>
-      </w:hyperlink>
-    </w:p>
-    <w:p>
-      <w:pPr>
-        <w:pStyle w:val="ListBullet"/>
-        <w:spacing w:line="240" w:lineRule="auto"/>
-        <w:ind w:left="720"/>
-      </w:pPr>
-      <w:r>
-        <w:rPr>
-          <w:lang w:val="gu_IN" w:bidi="gu_IN"/>
-        </w:rPr>
-      </w:r>
-      <w:hyperlink r:id="rId197">
-        <w:r>
-          <w:rPr>
-            <w:lang w:val="gu_IN" w:bidi="gu_IN"/>
-          </w:rPr>
-          <w:rPr>
-            <w:color w:val="0000EE"/>
-            <w:u w:val="single"/>
-          </w:rPr>
-          <w:t>માથ્થી 13:54–56</w:t>
-        </w:r>
-      </w:hyperlink>
+      <w:r>
+        <w:rPr>
+          <w:lang w:val="gu_IN" w:bidi="gu_IN"/>
+        </w:rPr>
+        <w:t>ગલાતી 1:18–20</w:t>
+      </w:r>
+    </w:p>
+    <w:p>
+      <w:pPr>
+        <w:pStyle w:val="ListBullet"/>
+        <w:spacing w:line="240" w:lineRule="auto"/>
+        <w:ind w:left="720"/>
+      </w:pPr>
+      <w:r>
+        <w:rPr>
+          <w:lang w:val="gu_IN" w:bidi="gu_IN"/>
+        </w:rPr>
+      </w:r>
+      <w:r>
+        <w:rPr>
+          <w:lang w:val="gu_IN" w:bidi="gu_IN"/>
+        </w:rPr>
+        <w:t>ગલાતી 2:9–10</w:t>
+      </w:r>
+    </w:p>
+    <w:p>
+      <w:pPr>
+        <w:pStyle w:val="ListBullet"/>
+        <w:spacing w:line="240" w:lineRule="auto"/>
+        <w:ind w:left="720"/>
+      </w:pPr>
+      <w:r>
+        <w:rPr>
+          <w:lang w:val="gu_IN" w:bidi="gu_IN"/>
+        </w:rPr>
+      </w:r>
+      <w:r>
+        <w:rPr>
+          <w:lang w:val="gu_IN" w:bidi="gu_IN"/>
+        </w:rPr>
+        <w:t>યાકૂબ 1:1–3</w:t>
+      </w:r>
+    </w:p>
+    <w:p>
+      <w:pPr>
+        <w:pStyle w:val="ListBullet"/>
+        <w:spacing w:line="240" w:lineRule="auto"/>
+        <w:ind w:left="720"/>
+      </w:pPr>
+      <w:r>
+        <w:rPr>
+          <w:lang w:val="gu_IN" w:bidi="gu_IN"/>
+        </w:rPr>
+      </w:r>
+      <w:r>
+        <w:rPr>
+          <w:lang w:val="gu_IN" w:bidi="gu_IN"/>
+        </w:rPr>
+        <w:t>યહૂદા 1:1–2</w:t>
+      </w:r>
+    </w:p>
+    <w:p>
+      <w:pPr>
+        <w:pStyle w:val="ListBullet"/>
+        <w:spacing w:line="240" w:lineRule="auto"/>
+        <w:ind w:left="720"/>
+      </w:pPr>
+      <w:r>
+        <w:rPr>
+          <w:lang w:val="gu_IN" w:bidi="gu_IN"/>
+        </w:rPr>
+      </w:r>
+      <w:r>
+        <w:rPr>
+          <w:lang w:val="gu_IN" w:bidi="gu_IN"/>
+        </w:rPr>
+        <w:t>માર્ક 9:1–3</w:t>
+      </w:r>
+    </w:p>
+    <w:p>
+      <w:pPr>
+        <w:pStyle w:val="ListBullet"/>
+        <w:spacing w:line="240" w:lineRule="auto"/>
+        <w:ind w:left="720"/>
+      </w:pPr>
+      <w:r>
+        <w:rPr>
+          <w:lang w:val="gu_IN" w:bidi="gu_IN"/>
+        </w:rPr>
+      </w:r>
+      <w:r>
+        <w:rPr>
+          <w:lang w:val="gu_IN" w:bidi="gu_IN"/>
+        </w:rPr>
+        <w:t>માથ્થી 13:54–56</w:t>
+      </w:r>
     </w:p>
     <w:p>
       <w:pPr>
@@ -16042,90 +14878,66 @@
           <w:lang w:val="gu_IN" w:bidi="gu_IN"/>
         </w:rPr>
       </w:r>
-      <w:hyperlink r:id="rId198">
-        <w:r>
-          <w:rPr>
-            <w:lang w:val="gu_IN" w:bidi="gu_IN"/>
-          </w:rPr>
-          <w:rPr>
-            <w:color w:val="0000EE"/>
-            <w:u w:val="single"/>
-          </w:rPr>
-          <w:t>નિર્ગમન 1:1–5</w:t>
-        </w:r>
-      </w:hyperlink>
-    </w:p>
-    <w:p>
-      <w:pPr>
-        <w:pStyle w:val="ListBullet"/>
-        <w:spacing w:line="240" w:lineRule="auto"/>
-        <w:ind w:left="720"/>
-      </w:pPr>
-      <w:r>
-        <w:rPr>
-          <w:lang w:val="gu_IN" w:bidi="gu_IN"/>
-        </w:rPr>
-      </w:r>
-      <w:hyperlink r:id="rId199">
-        <w:r>
-          <w:rPr>
-            <w:lang w:val="gu_IN" w:bidi="gu_IN"/>
-          </w:rPr>
-          <w:rPr>
-            <w:color w:val="0000EE"/>
-            <w:u w:val="single"/>
-          </w:rPr>
-          <w:t>હઝકિયેલ 48:23–26</w:t>
-        </w:r>
-      </w:hyperlink>
-    </w:p>
-    <w:p>
-      <w:pPr>
-        <w:pStyle w:val="ListBullet"/>
-        <w:spacing w:line="240" w:lineRule="auto"/>
-        <w:ind w:left="720"/>
-      </w:pPr>
-      <w:r>
-        <w:rPr>
-          <w:lang w:val="gu_IN" w:bidi="gu_IN"/>
-        </w:rPr>
-      </w:r>
-      <w:hyperlink r:id="rId200">
-        <w:r>
-          <w:rPr>
-            <w:lang w:val="gu_IN" w:bidi="gu_IN"/>
-          </w:rPr>
-          <w:rPr>
-            <w:color w:val="0000EE"/>
-            <w:u w:val="single"/>
-          </w:rPr>
-          <w:t>ઉત્પત્તિ 30:16–18</w:t>
-        </w:r>
-      </w:hyperlink>
-    </w:p>
-    <w:p>
-      <w:pPr>
-        <w:pStyle w:val="ListBullet"/>
-        <w:spacing w:line="240" w:lineRule="auto"/>
-        <w:ind w:left="720"/>
-      </w:pPr>
-      <w:r>
-        <w:rPr>
-          <w:lang w:val="gu_IN" w:bidi="gu_IN"/>
-        </w:rPr>
-      </w:r>
-      <w:hyperlink r:id="rId201">
-        <w:r>
-          <w:rPr>
-            <w:lang w:val="gu_IN" w:bidi="gu_IN"/>
-          </w:rPr>
-          <w:rPr>
-            <w:color w:val="0000EE"/>
-            <w:u w:val="single"/>
-          </w:rPr>
-          <w:t>યહોશુઆ 17:9–10</w:t>
-        </w:r>
-      </w:hyperlink>
+      <w:r>
+        <w:rPr>
+          <w:lang w:val="gu_IN" w:bidi="gu_IN"/>
+        </w:rPr>
+        <w:t>નિર્ગમન 1:1–5</w:t>
+      </w:r>
+    </w:p>
+    <w:p>
+      <w:pPr>
+        <w:pStyle w:val="ListBullet"/>
+        <w:spacing w:line="240" w:lineRule="auto"/>
+        <w:ind w:left="720"/>
+      </w:pPr>
+      <w:r>
+        <w:rPr>
+          <w:lang w:val="gu_IN" w:bidi="gu_IN"/>
+        </w:rPr>
+      </w:r>
+      <w:r>
+        <w:rPr>
+          <w:lang w:val="gu_IN" w:bidi="gu_IN"/>
+        </w:rPr>
+        <w:t>હઝકિયેલ 48:23–26</w:t>
+      </w:r>
+    </w:p>
+    <w:p>
+      <w:pPr>
+        <w:pStyle w:val="ListBullet"/>
+        <w:spacing w:line="240" w:lineRule="auto"/>
+        <w:ind w:left="720"/>
+      </w:pPr>
+      <w:r>
+        <w:rPr>
+          <w:lang w:val="gu_IN" w:bidi="gu_IN"/>
+        </w:rPr>
+      </w:r>
+      <w:r>
+        <w:rPr>
+          <w:lang w:val="gu_IN" w:bidi="gu_IN"/>
+        </w:rPr>
+        <w:t>ઉત્પત્તિ 30:16–18</w:t>
+      </w:r>
+    </w:p>
+    <w:p>
+      <w:pPr>
+        <w:pStyle w:val="ListBullet"/>
+        <w:spacing w:line="240" w:lineRule="auto"/>
+        <w:ind w:left="720"/>
+      </w:pPr>
+      <w:r>
+        <w:rPr>
+          <w:lang w:val="gu_IN" w:bidi="gu_IN"/>
+        </w:rPr>
+      </w:r>
+      <w:r>
+        <w:rPr>
+          <w:lang w:val="gu_IN" w:bidi="gu_IN"/>
+        </w:rPr>
+        <w:t>યહોશુઆ 17:9–10</w:t>
+      </w:r>
     </w:p>
     <w:p>
       <w:pPr>
